--- a/3k1s/KP3-1/Записка_Угоренко.docx
+++ b/3k1s/KP3-1/Записка_Угоренко.docx
@@ -1515,9 +1515,7 @@
         </w:rPr>
         <w:t>Минск 2025</w:t>
       </w:r>
-      <w:bookmarkStart w:id="1" w:name="_GoBack"/>
       <w:bookmarkEnd w:id="0"/>
-      <w:bookmarkEnd w:id="1"/>
     </w:p>
     <w:sdt>
       <w:sdtPr>
@@ -1567,10 +1565,13 @@
         <w:p>
           <w:pPr>
             <w:pStyle w:val="11"/>
+            <w:jc w:val="both"/>
             <w:rPr>
               <w:rFonts w:eastAsiaTheme="minorEastAsia"/>
               <w:bCs w:val="0"/>
+              <w:kern w:val="2"/>
               <w:lang w:eastAsia="ru-RU"/>
+              <w14:ligatures w14:val="standardContextual"/>
             </w:rPr>
           </w:pPr>
           <w:r>
@@ -1582,7 +1583,7 @@
           <w:r>
             <w:fldChar w:fldCharType="separate"/>
           </w:r>
-          <w:hyperlink w:anchor="_Toc217128241" w:history="1">
+          <w:hyperlink w:anchor="_Toc217165325" w:history="1">
             <w:r>
               <w:rPr>
                 <w:rStyle w:val="a7"/>
@@ -1605,7 +1606,7 @@
               <w:rPr>
                 <w:webHidden/>
               </w:rPr>
-              <w:instrText xml:space="preserve"> PAGEREF _Toc217128241 \h </w:instrText>
+              <w:instrText xml:space="preserve"> PAGEREF _Toc217165325 \h </w:instrText>
             </w:r>
             <w:r>
               <w:rPr>
@@ -1635,13 +1636,16 @@
         <w:p>
           <w:pPr>
             <w:pStyle w:val="11"/>
+            <w:jc w:val="both"/>
             <w:rPr>
               <w:rFonts w:eastAsiaTheme="minorEastAsia"/>
               <w:bCs w:val="0"/>
+              <w:kern w:val="2"/>
               <w:lang w:eastAsia="ru-RU"/>
+              <w14:ligatures w14:val="standardContextual"/>
             </w:rPr>
           </w:pPr>
-          <w:hyperlink w:anchor="_Toc217128242" w:history="1">
+          <w:hyperlink w:anchor="_Toc217165326" w:history="1">
             <w:r>
               <w:rPr>
                 <w:rStyle w:val="a7"/>
@@ -1664,7 +1668,7 @@
               <w:rPr>
                 <w:webHidden/>
               </w:rPr>
-              <w:instrText xml:space="preserve"> PAGEREF _Toc217128242 \h </w:instrText>
+              <w:instrText xml:space="preserve"> PAGEREF _Toc217165326 \h </w:instrText>
             </w:r>
             <w:r>
               <w:rPr>
@@ -1697,15 +1701,18 @@
             <w:tabs>
               <w:tab w:val="right" w:leader="dot" w:pos="9344"/>
             </w:tabs>
+            <w:jc w:val="both"/>
             <w:rPr>
               <w:rFonts w:ascii="Times New Roman" w:eastAsiaTheme="minorEastAsia" w:hAnsi="Times New Roman" w:cs="Times New Roman"/>
               <w:noProof/>
+              <w:kern w:val="2"/>
               <w:sz w:val="28"/>
               <w:szCs w:val="28"/>
               <w:lang w:eastAsia="ru-RU"/>
+              <w14:ligatures w14:val="standardContextual"/>
             </w:rPr>
           </w:pPr>
-          <w:hyperlink w:anchor="_Toc217128243" w:history="1">
+          <w:hyperlink w:anchor="_Toc217165327" w:history="1">
             <w:r>
               <w:rPr>
                 <w:rStyle w:val="a7"/>
@@ -1744,7 +1751,7 @@
                 <w:sz w:val="28"/>
                 <w:szCs w:val="28"/>
               </w:rPr>
-              <w:instrText xml:space="preserve"> PAGEREF _Toc217128243 \h </w:instrText>
+              <w:instrText xml:space="preserve"> PAGEREF _Toc217165327 \h </w:instrText>
             </w:r>
             <w:r>
               <w:rPr>
@@ -1793,15 +1800,17 @@
             <w:tabs>
               <w:tab w:val="right" w:leader="dot" w:pos="9344"/>
             </w:tabs>
+            <w:jc w:val="both"/>
             <w:rPr>
               <w:rFonts w:eastAsiaTheme="minorEastAsia"/>
               <w:noProof/>
+              <w:kern w:val="2"/>
               <w:sz w:val="28"/>
               <w:szCs w:val="28"/>
-              <w:lang w:val="ru-RU"/>
+              <w14:ligatures w14:val="standardContextual"/>
             </w:rPr>
           </w:pPr>
-          <w:hyperlink w:anchor="_Toc217128244" w:history="1">
+          <w:hyperlink w:anchor="_Toc217165328" w:history="1">
             <w:r>
               <w:rPr>
                 <w:rStyle w:val="a7"/>
@@ -1809,9 +1818,8 @@
                 <w:noProof/>
                 <w:sz w:val="28"/>
                 <w:szCs w:val="28"/>
-                <w:lang w:val="ru-RU"/>
-              </w:rPr>
-              <w:t>1.1.1 Программное обеспечение «</w:t>
+              </w:rPr>
+              <w:t xml:space="preserve">1.1.1 </w:t>
             </w:r>
             <w:r>
               <w:rPr>
@@ -1820,8 +1828,9 @@
                 <w:noProof/>
                 <w:sz w:val="28"/>
                 <w:szCs w:val="28"/>
-              </w:rPr>
-              <w:t>Aviasales</w:t>
+                <w:lang w:val="ru-RU"/>
+              </w:rPr>
+              <w:t>Программное обеспечение</w:t>
             </w:r>
             <w:r>
               <w:rPr>
@@ -1830,9 +1839,8 @@
                 <w:noProof/>
                 <w:sz w:val="28"/>
                 <w:szCs w:val="28"/>
-                <w:lang w:val="ru-RU"/>
-              </w:rPr>
-              <w:t>»</w:t>
+              </w:rPr>
+              <w:t xml:space="preserve"> «Aviasales»</w:t>
             </w:r>
             <w:r>
               <w:rPr>
@@ -1859,7 +1867,7 @@
                 <w:sz w:val="28"/>
                 <w:szCs w:val="28"/>
               </w:rPr>
-              <w:instrText xml:space="preserve"> PAGEREF _Toc217128244 \h </w:instrText>
+              <w:instrText xml:space="preserve"> PAGEREF _Toc217165328 \h </w:instrText>
             </w:r>
             <w:r>
               <w:rPr>
@@ -1904,15 +1912,17 @@
             <w:tabs>
               <w:tab w:val="right" w:leader="dot" w:pos="9344"/>
             </w:tabs>
+            <w:jc w:val="both"/>
             <w:rPr>
               <w:rFonts w:eastAsiaTheme="minorEastAsia"/>
               <w:noProof/>
+              <w:kern w:val="2"/>
               <w:sz w:val="28"/>
               <w:szCs w:val="28"/>
-              <w:lang w:val="ru-RU"/>
+              <w14:ligatures w14:val="standardContextual"/>
             </w:rPr>
           </w:pPr>
-          <w:hyperlink w:anchor="_Toc217128245" w:history="1">
+          <w:hyperlink w:anchor="_Toc217165329" w:history="1">
             <w:r>
               <w:rPr>
                 <w:rStyle w:val="a7"/>
@@ -1949,7 +1959,7 @@
                 <w:sz w:val="28"/>
                 <w:szCs w:val="28"/>
               </w:rPr>
-              <w:instrText xml:space="preserve"> PAGEREF _Toc217128245 \h </w:instrText>
+              <w:instrText xml:space="preserve"> PAGEREF _Toc217165329 \h </w:instrText>
             </w:r>
             <w:r>
               <w:rPr>
@@ -1994,15 +2004,17 @@
             <w:tabs>
               <w:tab w:val="right" w:leader="dot" w:pos="9344"/>
             </w:tabs>
+            <w:jc w:val="both"/>
             <w:rPr>
               <w:rFonts w:eastAsiaTheme="minorEastAsia"/>
               <w:noProof/>
+              <w:kern w:val="2"/>
               <w:sz w:val="28"/>
               <w:szCs w:val="28"/>
-              <w:lang w:val="ru-RU"/>
+              <w14:ligatures w14:val="standardContextual"/>
             </w:rPr>
           </w:pPr>
-          <w:hyperlink w:anchor="_Toc217128246" w:history="1">
+          <w:hyperlink w:anchor="_Toc217165330" w:history="1">
             <w:r>
               <w:rPr>
                 <w:rStyle w:val="a7"/>
@@ -2039,7 +2051,7 @@
                 <w:sz w:val="28"/>
                 <w:szCs w:val="28"/>
               </w:rPr>
-              <w:instrText xml:space="preserve"> PAGEREF _Toc217128246 \h </w:instrText>
+              <w:instrText xml:space="preserve"> PAGEREF _Toc217165330 \h </w:instrText>
             </w:r>
             <w:r>
               <w:rPr>
@@ -2084,15 +2096,18 @@
             <w:tabs>
               <w:tab w:val="right" w:leader="dot" w:pos="9344"/>
             </w:tabs>
+            <w:jc w:val="both"/>
             <w:rPr>
               <w:rFonts w:ascii="Times New Roman" w:eastAsiaTheme="minorEastAsia" w:hAnsi="Times New Roman" w:cs="Times New Roman"/>
               <w:noProof/>
+              <w:kern w:val="2"/>
               <w:sz w:val="28"/>
               <w:szCs w:val="28"/>
               <w:lang w:eastAsia="ru-RU"/>
+              <w14:ligatures w14:val="standardContextual"/>
             </w:rPr>
           </w:pPr>
-          <w:hyperlink w:anchor="_Toc217128247" w:history="1">
+          <w:hyperlink w:anchor="_Toc217165331" w:history="1">
             <w:r>
               <w:rPr>
                 <w:rStyle w:val="a7"/>
@@ -2100,13 +2115,24 @@
                 <w:noProof/>
                 <w:sz w:val="28"/>
                 <w:szCs w:val="28"/>
-              </w:rPr>
-              <w:t>1.2 Постановка задачи</w:t>
-            </w:r>
-            <w:r>
-              <w:rPr>
+                <w:lang w:val="en-US"/>
+              </w:rPr>
+              <w:t xml:space="preserve">1.2 </w:t>
+            </w:r>
+            <w:r>
+              <w:rPr>
+                <w:rStyle w:val="a7"/>
                 <w:rFonts w:ascii="Times New Roman" w:hAnsi="Times New Roman" w:cs="Times New Roman"/>
                 <w:noProof/>
+                <w:sz w:val="28"/>
+                <w:szCs w:val="28"/>
+              </w:rPr>
+              <w:t>Постановка задачи</w:t>
+            </w:r>
+            <w:r>
+              <w:rPr>
+                <w:rFonts w:ascii="Times New Roman" w:hAnsi="Times New Roman" w:cs="Times New Roman"/>
+                <w:noProof/>
                 <w:webHidden/>
                 <w:sz w:val="28"/>
                 <w:szCs w:val="28"/>
@@ -2131,7 +2157,7 @@
                 <w:sz w:val="28"/>
                 <w:szCs w:val="28"/>
               </w:rPr>
-              <w:instrText xml:space="preserve"> PAGEREF _Toc217128247 \h </w:instrText>
+              <w:instrText xml:space="preserve"> PAGEREF _Toc217165331 \h </w:instrText>
             </w:r>
             <w:r>
               <w:rPr>
@@ -2180,15 +2206,18 @@
             <w:tabs>
               <w:tab w:val="right" w:leader="dot" w:pos="9344"/>
             </w:tabs>
+            <w:jc w:val="both"/>
             <w:rPr>
               <w:rFonts w:ascii="Times New Roman" w:eastAsiaTheme="minorEastAsia" w:hAnsi="Times New Roman" w:cs="Times New Roman"/>
               <w:noProof/>
+              <w:kern w:val="2"/>
               <w:sz w:val="28"/>
               <w:szCs w:val="28"/>
               <w:lang w:eastAsia="ru-RU"/>
+              <w14:ligatures w14:val="standardContextual"/>
             </w:rPr>
           </w:pPr>
-          <w:hyperlink w:anchor="_Toc217128248" w:history="1">
+          <w:hyperlink w:anchor="_Toc217165332" w:history="1">
             <w:r>
               <w:rPr>
                 <w:rStyle w:val="a7"/>
@@ -2227,7 +2256,7 @@
                 <w:sz w:val="28"/>
                 <w:szCs w:val="28"/>
               </w:rPr>
-              <w:instrText xml:space="preserve"> PAGEREF _Toc217128248 \h </w:instrText>
+              <w:instrText xml:space="preserve"> PAGEREF _Toc217165332 \h </w:instrText>
             </w:r>
             <w:r>
               <w:rPr>
@@ -2273,13 +2302,16 @@
         <w:p>
           <w:pPr>
             <w:pStyle w:val="11"/>
+            <w:jc w:val="both"/>
             <w:rPr>
               <w:rFonts w:eastAsiaTheme="minorEastAsia"/>
               <w:bCs w:val="0"/>
+              <w:kern w:val="2"/>
               <w:lang w:eastAsia="ru-RU"/>
+              <w14:ligatures w14:val="standardContextual"/>
             </w:rPr>
           </w:pPr>
-          <w:hyperlink w:anchor="_Toc217128249" w:history="1">
+          <w:hyperlink w:anchor="_Toc217165333" w:history="1">
             <w:r>
               <w:rPr>
                 <w:rStyle w:val="a7"/>
@@ -2302,7 +2334,7 @@
               <w:rPr>
                 <w:webHidden/>
               </w:rPr>
-              <w:instrText xml:space="preserve"> PAGEREF _Toc217128249 \h </w:instrText>
+              <w:instrText xml:space="preserve"> PAGEREF _Toc217165333 \h </w:instrText>
             </w:r>
             <w:r>
               <w:rPr>
@@ -2335,15 +2367,18 @@
             <w:tabs>
               <w:tab w:val="right" w:leader="dot" w:pos="9344"/>
             </w:tabs>
+            <w:jc w:val="both"/>
             <w:rPr>
               <w:rFonts w:ascii="Times New Roman" w:eastAsiaTheme="minorEastAsia" w:hAnsi="Times New Roman" w:cs="Times New Roman"/>
               <w:noProof/>
+              <w:kern w:val="2"/>
               <w:sz w:val="28"/>
               <w:szCs w:val="28"/>
               <w:lang w:eastAsia="ru-RU"/>
+              <w14:ligatures w14:val="standardContextual"/>
             </w:rPr>
           </w:pPr>
-          <w:hyperlink w:anchor="_Toc217128250" w:history="1">
+          <w:hyperlink w:anchor="_Toc217165334" w:history="1">
             <w:r>
               <w:rPr>
                 <w:rStyle w:val="a7"/>
@@ -2382,7 +2417,7 @@
                 <w:sz w:val="28"/>
                 <w:szCs w:val="28"/>
               </w:rPr>
-              <w:instrText xml:space="preserve"> PAGEREF _Toc217128250 \h </w:instrText>
+              <w:instrText xml:space="preserve"> PAGEREF _Toc217165334 \h </w:instrText>
             </w:r>
             <w:r>
               <w:rPr>
@@ -2431,15 +2466,17 @@
             <w:tabs>
               <w:tab w:val="right" w:leader="dot" w:pos="9344"/>
             </w:tabs>
+            <w:jc w:val="both"/>
             <w:rPr>
               <w:rFonts w:eastAsiaTheme="minorEastAsia"/>
               <w:noProof/>
+              <w:kern w:val="2"/>
               <w:sz w:val="28"/>
               <w:szCs w:val="28"/>
-              <w:lang w:val="ru-RU"/>
+              <w14:ligatures w14:val="standardContextual"/>
             </w:rPr>
           </w:pPr>
-          <w:hyperlink w:anchor="_Toc217128251" w:history="1">
+          <w:hyperlink w:anchor="_Toc217165335" w:history="1">
             <w:r>
               <w:rPr>
                 <w:rStyle w:val="a7"/>
@@ -2539,7 +2576,7 @@
                 <w:sz w:val="28"/>
                 <w:szCs w:val="28"/>
               </w:rPr>
-              <w:instrText xml:space="preserve"> PAGEREF _Toc217128251 \h </w:instrText>
+              <w:instrText xml:space="preserve"> PAGEREF _Toc217165335 \h </w:instrText>
             </w:r>
             <w:r>
               <w:rPr>
@@ -2584,15 +2621,17 @@
             <w:tabs>
               <w:tab w:val="right" w:leader="dot" w:pos="9344"/>
             </w:tabs>
+            <w:jc w:val="both"/>
             <w:rPr>
               <w:rFonts w:eastAsiaTheme="minorEastAsia"/>
               <w:noProof/>
+              <w:kern w:val="2"/>
               <w:sz w:val="28"/>
               <w:szCs w:val="28"/>
-              <w:lang w:val="ru-RU"/>
+              <w14:ligatures w14:val="standardContextual"/>
             </w:rPr>
           </w:pPr>
-          <w:hyperlink w:anchor="_Toc217128252" w:history="1">
+          <w:hyperlink w:anchor="_Toc217165336" w:history="1">
             <w:r>
               <w:rPr>
                 <w:rStyle w:val="a7"/>
@@ -2671,7 +2710,7 @@
                 <w:sz w:val="28"/>
                 <w:szCs w:val="28"/>
               </w:rPr>
-              <w:instrText xml:space="preserve"> PAGEREF _Toc217128252 \h </w:instrText>
+              <w:instrText xml:space="preserve"> PAGEREF _Toc217165336 \h </w:instrText>
             </w:r>
             <w:r>
               <w:rPr>
@@ -2716,15 +2755,17 @@
             <w:tabs>
               <w:tab w:val="right" w:leader="dot" w:pos="9344"/>
             </w:tabs>
+            <w:jc w:val="both"/>
             <w:rPr>
               <w:rFonts w:eastAsiaTheme="minorEastAsia"/>
               <w:noProof/>
+              <w:kern w:val="2"/>
               <w:sz w:val="28"/>
               <w:szCs w:val="28"/>
-              <w:lang w:val="ru-RU"/>
+              <w14:ligatures w14:val="standardContextual"/>
             </w:rPr>
           </w:pPr>
-          <w:hyperlink w:anchor="_Toc217128253" w:history="1">
+          <w:hyperlink w:anchor="_Toc217165337" w:history="1">
             <w:r>
               <w:rPr>
                 <w:rStyle w:val="a7"/>
@@ -2782,7 +2823,7 @@
                 <w:sz w:val="28"/>
                 <w:szCs w:val="28"/>
               </w:rPr>
-              <w:instrText xml:space="preserve"> PAGEREF _Toc217128253 \h </w:instrText>
+              <w:instrText xml:space="preserve"> PAGEREF _Toc217165337 \h </w:instrText>
             </w:r>
             <w:r>
               <w:rPr>
@@ -2827,15 +2868,17 @@
             <w:tabs>
               <w:tab w:val="right" w:leader="dot" w:pos="9344"/>
             </w:tabs>
+            <w:jc w:val="both"/>
             <w:rPr>
               <w:rFonts w:eastAsiaTheme="minorEastAsia"/>
               <w:noProof/>
+              <w:kern w:val="2"/>
               <w:sz w:val="28"/>
               <w:szCs w:val="28"/>
-              <w:lang w:val="ru-RU"/>
+              <w14:ligatures w14:val="standardContextual"/>
             </w:rPr>
           </w:pPr>
-          <w:hyperlink w:anchor="_Toc217128254" w:history="1">
+          <w:hyperlink w:anchor="_Toc217165338" w:history="1">
             <w:r>
               <w:rPr>
                 <w:rStyle w:val="a7"/>
@@ -2882,7 +2925,7 @@
                 <w:sz w:val="28"/>
                 <w:szCs w:val="28"/>
               </w:rPr>
-              <w:instrText xml:space="preserve"> PAGEREF _Toc217128254 \h </w:instrText>
+              <w:instrText xml:space="preserve"> PAGEREF _Toc217165338 \h </w:instrText>
             </w:r>
             <w:r>
               <w:rPr>
@@ -2927,15 +2970,17 @@
             <w:tabs>
               <w:tab w:val="right" w:leader="dot" w:pos="9344"/>
             </w:tabs>
+            <w:jc w:val="both"/>
             <w:rPr>
               <w:rFonts w:eastAsiaTheme="minorEastAsia"/>
               <w:noProof/>
+              <w:kern w:val="2"/>
               <w:sz w:val="28"/>
               <w:szCs w:val="28"/>
-              <w:lang w:val="ru-RU"/>
+              <w14:ligatures w14:val="standardContextual"/>
             </w:rPr>
           </w:pPr>
-          <w:hyperlink w:anchor="_Toc217128255" w:history="1">
+          <w:hyperlink w:anchor="_Toc217165339" w:history="1">
             <w:r>
               <w:rPr>
                 <w:rStyle w:val="a7"/>
@@ -3056,7 +3101,7 @@
                 <w:sz w:val="28"/>
                 <w:szCs w:val="28"/>
               </w:rPr>
-              <w:instrText xml:space="preserve"> PAGEREF _Toc217128255 \h </w:instrText>
+              <w:instrText xml:space="preserve"> PAGEREF _Toc217165339 \h </w:instrText>
             </w:r>
             <w:r>
               <w:rPr>
@@ -3101,15 +3146,17 @@
             <w:tabs>
               <w:tab w:val="right" w:leader="dot" w:pos="9344"/>
             </w:tabs>
+            <w:jc w:val="both"/>
             <w:rPr>
               <w:rFonts w:eastAsiaTheme="minorEastAsia"/>
               <w:noProof/>
+              <w:kern w:val="2"/>
               <w:sz w:val="28"/>
               <w:szCs w:val="28"/>
-              <w:lang w:val="ru-RU"/>
+              <w14:ligatures w14:val="standardContextual"/>
             </w:rPr>
           </w:pPr>
-          <w:hyperlink w:anchor="_Toc217128256" w:history="1">
+          <w:hyperlink w:anchor="_Toc217165340" w:history="1">
             <w:r>
               <w:rPr>
                 <w:rStyle w:val="a7"/>
@@ -3156,7 +3203,7 @@
                 <w:sz w:val="28"/>
                 <w:szCs w:val="28"/>
               </w:rPr>
-              <w:instrText xml:space="preserve"> PAGEREF _Toc217128256 \h </w:instrText>
+              <w:instrText xml:space="preserve"> PAGEREF _Toc217165340 \h </w:instrText>
             </w:r>
             <w:r>
               <w:rPr>
@@ -3201,15 +3248,17 @@
             <w:tabs>
               <w:tab w:val="right" w:leader="dot" w:pos="9344"/>
             </w:tabs>
+            <w:jc w:val="both"/>
             <w:rPr>
               <w:rFonts w:eastAsiaTheme="minorEastAsia"/>
               <w:noProof/>
+              <w:kern w:val="2"/>
               <w:sz w:val="28"/>
               <w:szCs w:val="28"/>
-              <w:lang w:val="ru-RU"/>
+              <w14:ligatures w14:val="standardContextual"/>
             </w:rPr>
           </w:pPr>
-          <w:hyperlink w:anchor="_Toc217128257" w:history="1">
+          <w:hyperlink w:anchor="_Toc217165341" w:history="1">
             <w:r>
               <w:rPr>
                 <w:rStyle w:val="a7"/>
@@ -3256,7 +3305,7 @@
                 <w:sz w:val="28"/>
                 <w:szCs w:val="28"/>
               </w:rPr>
-              <w:instrText xml:space="preserve"> PAGEREF _Toc217128257 \h </w:instrText>
+              <w:instrText xml:space="preserve"> PAGEREF _Toc217165341 \h </w:instrText>
             </w:r>
             <w:r>
               <w:rPr>
@@ -3301,15 +3350,18 @@
             <w:tabs>
               <w:tab w:val="right" w:leader="dot" w:pos="9344"/>
             </w:tabs>
+            <w:jc w:val="both"/>
             <w:rPr>
               <w:rFonts w:ascii="Times New Roman" w:eastAsiaTheme="minorEastAsia" w:hAnsi="Times New Roman" w:cs="Times New Roman"/>
               <w:noProof/>
+              <w:kern w:val="2"/>
               <w:sz w:val="28"/>
               <w:szCs w:val="28"/>
               <w:lang w:eastAsia="ru-RU"/>
+              <w14:ligatures w14:val="standardContextual"/>
             </w:rPr>
           </w:pPr>
-          <w:hyperlink w:anchor="_Toc217128258" w:history="1">
+          <w:hyperlink w:anchor="_Toc217165342" w:history="1">
             <w:r>
               <w:rPr>
                 <w:rStyle w:val="a7"/>
@@ -3348,7 +3400,7 @@
                 <w:sz w:val="28"/>
                 <w:szCs w:val="28"/>
               </w:rPr>
-              <w:instrText xml:space="preserve"> PAGEREF _Toc217128258 \h </w:instrText>
+              <w:instrText xml:space="preserve"> PAGEREF _Toc217165342 \h </w:instrText>
             </w:r>
             <w:r>
               <w:rPr>
@@ -3397,15 +3449,18 @@
             <w:tabs>
               <w:tab w:val="right" w:leader="dot" w:pos="9344"/>
             </w:tabs>
+            <w:jc w:val="both"/>
             <w:rPr>
               <w:rFonts w:ascii="Times New Roman" w:eastAsiaTheme="minorEastAsia" w:hAnsi="Times New Roman" w:cs="Times New Roman"/>
               <w:noProof/>
+              <w:kern w:val="2"/>
               <w:sz w:val="28"/>
               <w:szCs w:val="28"/>
               <w:lang w:eastAsia="ru-RU"/>
+              <w14:ligatures w14:val="standardContextual"/>
             </w:rPr>
           </w:pPr>
-          <w:hyperlink w:anchor="_Toc217128259" w:history="1">
+          <w:hyperlink w:anchor="_Toc217165343" w:history="1">
             <w:r>
               <w:rPr>
                 <w:rStyle w:val="a7"/>
@@ -3444,7 +3499,7 @@
                 <w:sz w:val="28"/>
                 <w:szCs w:val="28"/>
               </w:rPr>
-              <w:instrText xml:space="preserve"> PAGEREF _Toc217128259 \h </w:instrText>
+              <w:instrText xml:space="preserve"> PAGEREF _Toc217165343 \h </w:instrText>
             </w:r>
             <w:r>
               <w:rPr>
@@ -3493,15 +3548,18 @@
             <w:tabs>
               <w:tab w:val="right" w:leader="dot" w:pos="9344"/>
             </w:tabs>
+            <w:jc w:val="both"/>
             <w:rPr>
               <w:rFonts w:ascii="Times New Roman" w:eastAsiaTheme="minorEastAsia" w:hAnsi="Times New Roman" w:cs="Times New Roman"/>
               <w:noProof/>
+              <w:kern w:val="2"/>
               <w:sz w:val="28"/>
               <w:szCs w:val="28"/>
               <w:lang w:eastAsia="ru-RU"/>
+              <w14:ligatures w14:val="standardContextual"/>
             </w:rPr>
           </w:pPr>
-          <w:hyperlink w:anchor="_Toc217128260" w:history="1">
+          <w:hyperlink w:anchor="_Toc217165344" w:history="1">
             <w:r>
               <w:rPr>
                 <w:rStyle w:val="a7"/>
@@ -3541,7 +3599,7 @@
                 <w:sz w:val="28"/>
                 <w:szCs w:val="28"/>
               </w:rPr>
-              <w:instrText xml:space="preserve"> PAGEREF _Toc217128260 \h </w:instrText>
+              <w:instrText xml:space="preserve"> PAGEREF _Toc217165344 \h </w:instrText>
             </w:r>
             <w:r>
               <w:rPr>
@@ -3587,13 +3645,16 @@
         <w:p>
           <w:pPr>
             <w:pStyle w:val="11"/>
+            <w:jc w:val="both"/>
             <w:rPr>
               <w:rFonts w:eastAsiaTheme="minorEastAsia"/>
               <w:bCs w:val="0"/>
+              <w:kern w:val="2"/>
               <w:lang w:eastAsia="ru-RU"/>
+              <w14:ligatures w14:val="standardContextual"/>
             </w:rPr>
           </w:pPr>
-          <w:hyperlink w:anchor="_Toc217128261" w:history="1">
+          <w:hyperlink w:anchor="_Toc217165345" w:history="1">
             <w:r>
               <w:rPr>
                 <w:rStyle w:val="a7"/>
@@ -3616,7 +3677,7 @@
               <w:rPr>
                 <w:webHidden/>
               </w:rPr>
-              <w:instrText xml:space="preserve"> PAGEREF _Toc217128261 \h </w:instrText>
+              <w:instrText xml:space="preserve"> PAGEREF _Toc217165345 \h </w:instrText>
             </w:r>
             <w:r>
               <w:rPr>
@@ -3649,15 +3710,18 @@
             <w:tabs>
               <w:tab w:val="right" w:leader="dot" w:pos="9344"/>
             </w:tabs>
+            <w:jc w:val="both"/>
             <w:rPr>
               <w:rFonts w:ascii="Times New Roman" w:eastAsiaTheme="minorEastAsia" w:hAnsi="Times New Roman" w:cs="Times New Roman"/>
               <w:noProof/>
+              <w:kern w:val="2"/>
               <w:sz w:val="28"/>
               <w:szCs w:val="28"/>
               <w:lang w:eastAsia="ru-RU"/>
+              <w14:ligatures w14:val="standardContextual"/>
             </w:rPr>
           </w:pPr>
-          <w:hyperlink w:anchor="_Toc217128262" w:history="1">
+          <w:hyperlink w:anchor="_Toc217165346" w:history="1">
             <w:r>
               <w:rPr>
                 <w:rStyle w:val="a7"/>
@@ -3696,7 +3760,7 @@
                 <w:sz w:val="28"/>
                 <w:szCs w:val="28"/>
               </w:rPr>
-              <w:instrText xml:space="preserve"> PAGEREF _Toc217128262 \h </w:instrText>
+              <w:instrText xml:space="preserve"> PAGEREF _Toc217165346 \h </w:instrText>
             </w:r>
             <w:r>
               <w:rPr>
@@ -3745,15 +3809,18 @@
             <w:tabs>
               <w:tab w:val="right" w:leader="dot" w:pos="9344"/>
             </w:tabs>
+            <w:jc w:val="both"/>
             <w:rPr>
               <w:rFonts w:ascii="Times New Roman" w:eastAsiaTheme="minorEastAsia" w:hAnsi="Times New Roman" w:cs="Times New Roman"/>
               <w:noProof/>
+              <w:kern w:val="2"/>
               <w:sz w:val="28"/>
               <w:szCs w:val="28"/>
               <w:lang w:eastAsia="ru-RU"/>
+              <w14:ligatures w14:val="standardContextual"/>
             </w:rPr>
           </w:pPr>
-          <w:hyperlink w:anchor="_Toc217128263" w:history="1">
+          <w:hyperlink w:anchor="_Toc217165347" w:history="1">
             <w:r>
               <w:rPr>
                 <w:rStyle w:val="a7"/>
@@ -3792,7 +3859,7 @@
                 <w:sz w:val="28"/>
                 <w:szCs w:val="28"/>
               </w:rPr>
-              <w:instrText xml:space="preserve"> PAGEREF _Toc217128263 \h </w:instrText>
+              <w:instrText xml:space="preserve"> PAGEREF _Toc217165347 \h </w:instrText>
             </w:r>
             <w:r>
               <w:rPr>
@@ -3841,15 +3908,17 @@
             <w:tabs>
               <w:tab w:val="right" w:leader="dot" w:pos="9344"/>
             </w:tabs>
+            <w:jc w:val="both"/>
             <w:rPr>
               <w:rFonts w:eastAsiaTheme="minorEastAsia"/>
               <w:noProof/>
+              <w:kern w:val="2"/>
               <w:sz w:val="28"/>
               <w:szCs w:val="28"/>
-              <w:lang w:val="ru-RU"/>
+              <w14:ligatures w14:val="standardContextual"/>
             </w:rPr>
           </w:pPr>
-          <w:hyperlink w:anchor="_Toc217128264" w:history="1">
+          <w:hyperlink w:anchor="_Toc217165348" w:history="1">
             <w:r>
               <w:rPr>
                 <w:rStyle w:val="a7"/>
@@ -3885,7 +3954,7 @@
                 <w:sz w:val="28"/>
                 <w:szCs w:val="28"/>
               </w:rPr>
-              <w:instrText xml:space="preserve"> PAGEREF _Toc217128264 \h </w:instrText>
+              <w:instrText xml:space="preserve"> PAGEREF _Toc217165348 \h </w:instrText>
             </w:r>
             <w:r>
               <w:rPr>
@@ -3930,15 +3999,17 @@
             <w:tabs>
               <w:tab w:val="right" w:leader="dot" w:pos="9344"/>
             </w:tabs>
+            <w:jc w:val="both"/>
             <w:rPr>
               <w:rFonts w:eastAsiaTheme="minorEastAsia"/>
               <w:noProof/>
+              <w:kern w:val="2"/>
               <w:sz w:val="28"/>
               <w:szCs w:val="28"/>
-              <w:lang w:val="ru-RU"/>
+              <w14:ligatures w14:val="standardContextual"/>
             </w:rPr>
           </w:pPr>
-          <w:hyperlink w:anchor="_Toc217128265" w:history="1">
+          <w:hyperlink w:anchor="_Toc217165349" w:history="1">
             <w:r>
               <w:rPr>
                 <w:rStyle w:val="a7"/>
@@ -3974,7 +4045,7 @@
                 <w:sz w:val="28"/>
                 <w:szCs w:val="28"/>
               </w:rPr>
-              <w:instrText xml:space="preserve"> PAGEREF _Toc217128265 \h </w:instrText>
+              <w:instrText xml:space="preserve"> PAGEREF _Toc217165349 \h </w:instrText>
             </w:r>
             <w:r>
               <w:rPr>
@@ -4019,15 +4090,17 @@
             <w:tabs>
               <w:tab w:val="right" w:leader="dot" w:pos="9344"/>
             </w:tabs>
+            <w:jc w:val="both"/>
             <w:rPr>
               <w:rFonts w:eastAsiaTheme="minorEastAsia"/>
               <w:noProof/>
+              <w:kern w:val="2"/>
               <w:sz w:val="28"/>
               <w:szCs w:val="28"/>
-              <w:lang w:val="ru-RU"/>
+              <w14:ligatures w14:val="standardContextual"/>
             </w:rPr>
           </w:pPr>
-          <w:hyperlink w:anchor="_Toc217128266" w:history="1">
+          <w:hyperlink w:anchor="_Toc217165350" w:history="1">
             <w:r>
               <w:rPr>
                 <w:rStyle w:val="a7"/>
@@ -4063,7 +4136,7 @@
                 <w:sz w:val="28"/>
                 <w:szCs w:val="28"/>
               </w:rPr>
-              <w:instrText xml:space="preserve"> PAGEREF _Toc217128266 \h </w:instrText>
+              <w:instrText xml:space="preserve"> PAGEREF _Toc217165350 \h </w:instrText>
             </w:r>
             <w:r>
               <w:rPr>
@@ -4108,15 +4181,17 @@
             <w:tabs>
               <w:tab w:val="right" w:leader="dot" w:pos="9344"/>
             </w:tabs>
+            <w:jc w:val="both"/>
             <w:rPr>
               <w:rFonts w:eastAsiaTheme="minorEastAsia"/>
               <w:noProof/>
+              <w:kern w:val="2"/>
               <w:sz w:val="28"/>
               <w:szCs w:val="28"/>
-              <w:lang w:val="ru-RU"/>
+              <w14:ligatures w14:val="standardContextual"/>
             </w:rPr>
           </w:pPr>
-          <w:hyperlink w:anchor="_Toc217128267" w:history="1">
+          <w:hyperlink w:anchor="_Toc217165351" w:history="1">
             <w:r>
               <w:rPr>
                 <w:rStyle w:val="a7"/>
@@ -4152,7 +4227,7 @@
                 <w:sz w:val="28"/>
                 <w:szCs w:val="28"/>
               </w:rPr>
-              <w:instrText xml:space="preserve"> PAGEREF _Toc217128267 \h </w:instrText>
+              <w:instrText xml:space="preserve"> PAGEREF _Toc217165351 \h </w:instrText>
             </w:r>
             <w:r>
               <w:rPr>
@@ -4197,15 +4272,17 @@
             <w:tabs>
               <w:tab w:val="right" w:leader="dot" w:pos="9344"/>
             </w:tabs>
+            <w:jc w:val="both"/>
             <w:rPr>
               <w:rFonts w:eastAsiaTheme="minorEastAsia"/>
               <w:noProof/>
+              <w:kern w:val="2"/>
               <w:sz w:val="28"/>
               <w:szCs w:val="28"/>
-              <w:lang w:val="ru-RU"/>
+              <w14:ligatures w14:val="standardContextual"/>
             </w:rPr>
           </w:pPr>
-          <w:hyperlink w:anchor="_Toc217128268" w:history="1">
+          <w:hyperlink w:anchor="_Toc217165352" w:history="1">
             <w:r>
               <w:rPr>
                 <w:rStyle w:val="a7"/>
@@ -4241,7 +4318,7 @@
                 <w:sz w:val="28"/>
                 <w:szCs w:val="28"/>
               </w:rPr>
-              <w:instrText xml:space="preserve"> PAGEREF _Toc217128268 \h </w:instrText>
+              <w:instrText xml:space="preserve"> PAGEREF _Toc217165352 \h </w:instrText>
             </w:r>
             <w:r>
               <w:rPr>
@@ -4286,15 +4363,18 @@
             <w:tabs>
               <w:tab w:val="right" w:leader="dot" w:pos="9344"/>
             </w:tabs>
+            <w:jc w:val="both"/>
             <w:rPr>
               <w:rFonts w:ascii="Times New Roman" w:eastAsiaTheme="minorEastAsia" w:hAnsi="Times New Roman" w:cs="Times New Roman"/>
               <w:noProof/>
+              <w:kern w:val="2"/>
               <w:sz w:val="28"/>
               <w:szCs w:val="28"/>
               <w:lang w:eastAsia="ru-RU"/>
+              <w14:ligatures w14:val="standardContextual"/>
             </w:rPr>
           </w:pPr>
-          <w:hyperlink w:anchor="_Toc217128269" w:history="1">
+          <w:hyperlink w:anchor="_Toc217165353" w:history="1">
             <w:r>
               <w:rPr>
                 <w:rStyle w:val="a7"/>
@@ -4333,7 +4413,7 @@
                 <w:sz w:val="28"/>
                 <w:szCs w:val="28"/>
               </w:rPr>
-              <w:instrText xml:space="preserve"> PAGEREF _Toc217128269 \h </w:instrText>
+              <w:instrText xml:space="preserve"> PAGEREF _Toc217165353 \h </w:instrText>
             </w:r>
             <w:r>
               <w:rPr>
@@ -4379,13 +4459,16 @@
         <w:p>
           <w:pPr>
             <w:pStyle w:val="11"/>
+            <w:jc w:val="both"/>
             <w:rPr>
               <w:rFonts w:eastAsiaTheme="minorEastAsia"/>
               <w:bCs w:val="0"/>
+              <w:kern w:val="2"/>
               <w:lang w:eastAsia="ru-RU"/>
+              <w14:ligatures w14:val="standardContextual"/>
             </w:rPr>
           </w:pPr>
-          <w:hyperlink w:anchor="_Toc217128270" w:history="1">
+          <w:hyperlink w:anchor="_Toc217165354" w:history="1">
             <w:r>
               <w:rPr>
                 <w:rStyle w:val="a7"/>
@@ -4408,7 +4491,7 @@
               <w:rPr>
                 <w:webHidden/>
               </w:rPr>
-              <w:instrText xml:space="preserve"> PAGEREF _Toc217128270 \h </w:instrText>
+              <w:instrText xml:space="preserve"> PAGEREF _Toc217165354 \h </w:instrText>
             </w:r>
             <w:r>
               <w:rPr>
@@ -4441,15 +4524,18 @@
             <w:tabs>
               <w:tab w:val="right" w:leader="dot" w:pos="9344"/>
             </w:tabs>
+            <w:jc w:val="both"/>
             <w:rPr>
               <w:rFonts w:ascii="Times New Roman" w:eastAsiaTheme="minorEastAsia" w:hAnsi="Times New Roman" w:cs="Times New Roman"/>
               <w:noProof/>
+              <w:kern w:val="2"/>
               <w:sz w:val="28"/>
               <w:szCs w:val="28"/>
               <w:lang w:eastAsia="ru-RU"/>
+              <w14:ligatures w14:val="standardContextual"/>
             </w:rPr>
           </w:pPr>
-          <w:hyperlink w:anchor="_Toc217128271" w:history="1">
+          <w:hyperlink w:anchor="_Toc217165355" w:history="1">
             <w:r>
               <w:rPr>
                 <w:rStyle w:val="a7"/>
@@ -4488,7 +4574,7 @@
                 <w:sz w:val="28"/>
                 <w:szCs w:val="28"/>
               </w:rPr>
-              <w:instrText xml:space="preserve"> PAGEREF _Toc217128271 \h </w:instrText>
+              <w:instrText xml:space="preserve"> PAGEREF _Toc217165355 \h </w:instrText>
             </w:r>
             <w:r>
               <w:rPr>
@@ -4537,15 +4623,18 @@
             <w:tabs>
               <w:tab w:val="right" w:leader="dot" w:pos="9344"/>
             </w:tabs>
+            <w:jc w:val="both"/>
             <w:rPr>
               <w:rFonts w:ascii="Times New Roman" w:eastAsiaTheme="minorEastAsia" w:hAnsi="Times New Roman" w:cs="Times New Roman"/>
               <w:noProof/>
+              <w:kern w:val="2"/>
               <w:sz w:val="28"/>
               <w:szCs w:val="28"/>
               <w:lang w:eastAsia="ru-RU"/>
+              <w14:ligatures w14:val="standardContextual"/>
             </w:rPr>
           </w:pPr>
-          <w:hyperlink w:anchor="_Toc217128272" w:history="1">
+          <w:hyperlink w:anchor="_Toc217165356" w:history="1">
             <w:r>
               <w:rPr>
                 <w:rStyle w:val="a7"/>
@@ -4584,7 +4673,7 @@
                 <w:sz w:val="28"/>
                 <w:szCs w:val="28"/>
               </w:rPr>
-              <w:instrText xml:space="preserve"> PAGEREF _Toc217128272 \h </w:instrText>
+              <w:instrText xml:space="preserve"> PAGEREF _Toc217165356 \h </w:instrText>
             </w:r>
             <w:r>
               <w:rPr>
@@ -4633,15 +4722,17 @@
             <w:tabs>
               <w:tab w:val="right" w:leader="dot" w:pos="9344"/>
             </w:tabs>
+            <w:jc w:val="both"/>
             <w:rPr>
               <w:rFonts w:eastAsiaTheme="minorEastAsia"/>
               <w:noProof/>
+              <w:kern w:val="2"/>
               <w:sz w:val="28"/>
               <w:szCs w:val="28"/>
-              <w:lang w:val="ru-RU"/>
+              <w14:ligatures w14:val="standardContextual"/>
             </w:rPr>
           </w:pPr>
-          <w:hyperlink w:anchor="_Toc217128273" w:history="1">
+          <w:hyperlink w:anchor="_Toc217165357" w:history="1">
             <w:r>
               <w:rPr>
                 <w:rStyle w:val="a7"/>
@@ -4678,7 +4769,7 @@
                 <w:sz w:val="28"/>
                 <w:szCs w:val="28"/>
               </w:rPr>
-              <w:instrText xml:space="preserve"> PAGEREF _Toc217128273 \h </w:instrText>
+              <w:instrText xml:space="preserve"> PAGEREF _Toc217165357 \h </w:instrText>
             </w:r>
             <w:r>
               <w:rPr>
@@ -4723,15 +4814,17 @@
             <w:tabs>
               <w:tab w:val="right" w:leader="dot" w:pos="9344"/>
             </w:tabs>
+            <w:jc w:val="both"/>
             <w:rPr>
               <w:rFonts w:eastAsiaTheme="minorEastAsia"/>
               <w:noProof/>
+              <w:kern w:val="2"/>
               <w:sz w:val="28"/>
               <w:szCs w:val="28"/>
-              <w:lang w:val="ru-RU"/>
+              <w14:ligatures w14:val="standardContextual"/>
             </w:rPr>
           </w:pPr>
-          <w:hyperlink w:anchor="_Toc217128274" w:history="1">
+          <w:hyperlink w:anchor="_Toc217165358" w:history="1">
             <w:r>
               <w:rPr>
                 <w:rStyle w:val="a7"/>
@@ -4768,7 +4861,7 @@
                 <w:sz w:val="28"/>
                 <w:szCs w:val="28"/>
               </w:rPr>
-              <w:instrText xml:space="preserve"> PAGEREF _Toc217128274 \h </w:instrText>
+              <w:instrText xml:space="preserve"> PAGEREF _Toc217165358 \h </w:instrText>
             </w:r>
             <w:r>
               <w:rPr>
@@ -4813,15 +4906,17 @@
             <w:tabs>
               <w:tab w:val="right" w:leader="dot" w:pos="9344"/>
             </w:tabs>
+            <w:jc w:val="both"/>
             <w:rPr>
               <w:rFonts w:eastAsiaTheme="minorEastAsia"/>
               <w:noProof/>
+              <w:kern w:val="2"/>
               <w:sz w:val="28"/>
               <w:szCs w:val="28"/>
-              <w:lang w:val="ru-RU"/>
+              <w14:ligatures w14:val="standardContextual"/>
             </w:rPr>
           </w:pPr>
-          <w:hyperlink w:anchor="_Toc217128275" w:history="1">
+          <w:hyperlink w:anchor="_Toc217165359" w:history="1">
             <w:r>
               <w:rPr>
                 <w:rStyle w:val="a7"/>
@@ -4858,7 +4953,7 @@
                 <w:sz w:val="28"/>
                 <w:szCs w:val="28"/>
               </w:rPr>
-              <w:instrText xml:space="preserve"> PAGEREF _Toc217128275 \h </w:instrText>
+              <w:instrText xml:space="preserve"> PAGEREF _Toc217165359 \h </w:instrText>
             </w:r>
             <w:r>
               <w:rPr>
@@ -4903,15 +4998,17 @@
             <w:tabs>
               <w:tab w:val="right" w:leader="dot" w:pos="9344"/>
             </w:tabs>
+            <w:jc w:val="both"/>
             <w:rPr>
               <w:rFonts w:eastAsiaTheme="minorEastAsia"/>
               <w:noProof/>
+              <w:kern w:val="2"/>
               <w:sz w:val="28"/>
               <w:szCs w:val="28"/>
-              <w:lang w:val="ru-RU"/>
+              <w14:ligatures w14:val="standardContextual"/>
             </w:rPr>
           </w:pPr>
-          <w:hyperlink w:anchor="_Toc217128276" w:history="1">
+          <w:hyperlink w:anchor="_Toc217165360" w:history="1">
             <w:r>
               <w:rPr>
                 <w:rStyle w:val="a7"/>
@@ -4948,7 +5045,7 @@
                 <w:sz w:val="28"/>
                 <w:szCs w:val="28"/>
               </w:rPr>
-              <w:instrText xml:space="preserve"> PAGEREF _Toc217128276 \h </w:instrText>
+              <w:instrText xml:space="preserve"> PAGEREF _Toc217165360 \h </w:instrText>
             </w:r>
             <w:r>
               <w:rPr>
@@ -4993,15 +5090,17 @@
             <w:tabs>
               <w:tab w:val="right" w:leader="dot" w:pos="9344"/>
             </w:tabs>
+            <w:jc w:val="both"/>
             <w:rPr>
               <w:rFonts w:eastAsiaTheme="minorEastAsia"/>
               <w:noProof/>
+              <w:kern w:val="2"/>
               <w:sz w:val="28"/>
               <w:szCs w:val="28"/>
-              <w:lang w:val="ru-RU"/>
+              <w14:ligatures w14:val="standardContextual"/>
             </w:rPr>
           </w:pPr>
-          <w:hyperlink w:anchor="_Toc217128277" w:history="1">
+          <w:hyperlink w:anchor="_Toc217165361" w:history="1">
             <w:r>
               <w:rPr>
                 <w:rStyle w:val="a7"/>
@@ -5038,7 +5137,7 @@
                 <w:sz w:val="28"/>
                 <w:szCs w:val="28"/>
               </w:rPr>
-              <w:instrText xml:space="preserve"> PAGEREF _Toc217128277 \h </w:instrText>
+              <w:instrText xml:space="preserve"> PAGEREF _Toc217165361 \h </w:instrText>
             </w:r>
             <w:r>
               <w:rPr>
@@ -5083,15 +5182,18 @@
             <w:tabs>
               <w:tab w:val="right" w:leader="dot" w:pos="9344"/>
             </w:tabs>
+            <w:jc w:val="both"/>
             <w:rPr>
               <w:rFonts w:ascii="Times New Roman" w:eastAsiaTheme="minorEastAsia" w:hAnsi="Times New Roman" w:cs="Times New Roman"/>
               <w:noProof/>
+              <w:kern w:val="2"/>
               <w:sz w:val="28"/>
               <w:szCs w:val="28"/>
               <w:lang w:eastAsia="ru-RU"/>
+              <w14:ligatures w14:val="standardContextual"/>
             </w:rPr>
           </w:pPr>
-          <w:hyperlink w:anchor="_Toc217128278" w:history="1">
+          <w:hyperlink w:anchor="_Toc217165362" w:history="1">
             <w:r>
               <w:rPr>
                 <w:rStyle w:val="a7"/>
@@ -5130,7 +5232,7 @@
                 <w:sz w:val="28"/>
                 <w:szCs w:val="28"/>
               </w:rPr>
-              <w:instrText xml:space="preserve"> PAGEREF _Toc217128278 \h </w:instrText>
+              <w:instrText xml:space="preserve"> PAGEREF _Toc217165362 \h </w:instrText>
             </w:r>
             <w:r>
               <w:rPr>
@@ -5179,15 +5281,18 @@
             <w:tabs>
               <w:tab w:val="right" w:leader="dot" w:pos="9344"/>
             </w:tabs>
+            <w:jc w:val="both"/>
             <w:rPr>
               <w:rFonts w:ascii="Times New Roman" w:eastAsiaTheme="minorEastAsia" w:hAnsi="Times New Roman" w:cs="Times New Roman"/>
               <w:noProof/>
+              <w:kern w:val="2"/>
               <w:sz w:val="28"/>
               <w:szCs w:val="28"/>
               <w:lang w:eastAsia="ru-RU"/>
+              <w14:ligatures w14:val="standardContextual"/>
             </w:rPr>
           </w:pPr>
-          <w:hyperlink w:anchor="_Toc217128279" w:history="1">
+          <w:hyperlink w:anchor="_Toc217165363" w:history="1">
             <w:r>
               <w:rPr>
                 <w:rStyle w:val="a7"/>
@@ -5226,7 +5331,7 @@
                 <w:sz w:val="28"/>
                 <w:szCs w:val="28"/>
               </w:rPr>
-              <w:instrText xml:space="preserve"> PAGEREF _Toc217128279 \h </w:instrText>
+              <w:instrText xml:space="preserve"> PAGEREF _Toc217165363 \h </w:instrText>
             </w:r>
             <w:r>
               <w:rPr>
@@ -5275,15 +5380,18 @@
             <w:tabs>
               <w:tab w:val="right" w:leader="dot" w:pos="9344"/>
             </w:tabs>
+            <w:jc w:val="both"/>
             <w:rPr>
               <w:rFonts w:ascii="Times New Roman" w:eastAsiaTheme="minorEastAsia" w:hAnsi="Times New Roman" w:cs="Times New Roman"/>
               <w:noProof/>
+              <w:kern w:val="2"/>
               <w:sz w:val="28"/>
               <w:szCs w:val="28"/>
               <w:lang w:eastAsia="ru-RU"/>
+              <w14:ligatures w14:val="standardContextual"/>
             </w:rPr>
           </w:pPr>
-          <w:hyperlink w:anchor="_Toc217128280" w:history="1">
+          <w:hyperlink w:anchor="_Toc217165364" w:history="1">
             <w:r>
               <w:rPr>
                 <w:rStyle w:val="a7"/>
@@ -5322,7 +5430,7 @@
                 <w:sz w:val="28"/>
                 <w:szCs w:val="28"/>
               </w:rPr>
-              <w:instrText xml:space="preserve"> PAGEREF _Toc217128280 \h </w:instrText>
+              <w:instrText xml:space="preserve"> PAGEREF _Toc217165364 \h </w:instrText>
             </w:r>
             <w:r>
               <w:rPr>
@@ -5371,15 +5479,18 @@
             <w:tabs>
               <w:tab w:val="right" w:leader="dot" w:pos="9344"/>
             </w:tabs>
+            <w:jc w:val="both"/>
             <w:rPr>
               <w:rFonts w:ascii="Times New Roman" w:eastAsiaTheme="minorEastAsia" w:hAnsi="Times New Roman" w:cs="Times New Roman"/>
               <w:noProof/>
+              <w:kern w:val="2"/>
               <w:sz w:val="28"/>
               <w:szCs w:val="28"/>
               <w:lang w:eastAsia="ru-RU"/>
+              <w14:ligatures w14:val="standardContextual"/>
             </w:rPr>
           </w:pPr>
-          <w:hyperlink w:anchor="_Toc217128281" w:history="1">
+          <w:hyperlink w:anchor="_Toc217165365" w:history="1">
             <w:r>
               <w:rPr>
                 <w:rStyle w:val="a7"/>
@@ -5418,7 +5529,7 @@
                 <w:sz w:val="28"/>
                 <w:szCs w:val="28"/>
               </w:rPr>
-              <w:instrText xml:space="preserve"> PAGEREF _Toc217128281 \h </w:instrText>
+              <w:instrText xml:space="preserve"> PAGEREF _Toc217165365 \h </w:instrText>
             </w:r>
             <w:r>
               <w:rPr>
@@ -5464,13 +5575,16 @@
         <w:p>
           <w:pPr>
             <w:pStyle w:val="11"/>
+            <w:jc w:val="both"/>
             <w:rPr>
               <w:rFonts w:eastAsiaTheme="minorEastAsia"/>
               <w:bCs w:val="0"/>
+              <w:kern w:val="2"/>
               <w:lang w:eastAsia="ru-RU"/>
+              <w14:ligatures w14:val="standardContextual"/>
             </w:rPr>
           </w:pPr>
-          <w:hyperlink w:anchor="_Toc217128282" w:history="1">
+          <w:hyperlink w:anchor="_Toc217165366" w:history="1">
             <w:r>
               <w:rPr>
                 <w:rStyle w:val="a7"/>
@@ -5493,7 +5607,7 @@
               <w:rPr>
                 <w:webHidden/>
               </w:rPr>
-              <w:instrText xml:space="preserve"> PAGEREF _Toc217128282 \h </w:instrText>
+              <w:instrText xml:space="preserve"> PAGEREF _Toc217165366 \h </w:instrText>
             </w:r>
             <w:r>
               <w:rPr>
@@ -5526,15 +5640,18 @@
             <w:tabs>
               <w:tab w:val="right" w:leader="dot" w:pos="9344"/>
             </w:tabs>
+            <w:jc w:val="both"/>
             <w:rPr>
               <w:rFonts w:ascii="Times New Roman" w:eastAsiaTheme="minorEastAsia" w:hAnsi="Times New Roman" w:cs="Times New Roman"/>
               <w:noProof/>
+              <w:kern w:val="2"/>
               <w:sz w:val="28"/>
               <w:szCs w:val="28"/>
               <w:lang w:eastAsia="ru-RU"/>
+              <w14:ligatures w14:val="standardContextual"/>
             </w:rPr>
           </w:pPr>
-          <w:hyperlink w:anchor="_Toc217128283" w:history="1">
+          <w:hyperlink w:anchor="_Toc217165367" w:history="1">
             <w:r>
               <w:rPr>
                 <w:rStyle w:val="a7"/>
@@ -5573,7 +5690,7 @@
                 <w:sz w:val="28"/>
                 <w:szCs w:val="28"/>
               </w:rPr>
-              <w:instrText xml:space="preserve"> PAGEREF _Toc217128283 \h </w:instrText>
+              <w:instrText xml:space="preserve"> PAGEREF _Toc217165367 \h </w:instrText>
             </w:r>
             <w:r>
               <w:rPr>
@@ -5622,15 +5739,18 @@
             <w:tabs>
               <w:tab w:val="right" w:leader="dot" w:pos="9344"/>
             </w:tabs>
+            <w:jc w:val="both"/>
             <w:rPr>
               <w:rFonts w:ascii="Times New Roman" w:eastAsiaTheme="minorEastAsia" w:hAnsi="Times New Roman" w:cs="Times New Roman"/>
               <w:noProof/>
+              <w:kern w:val="2"/>
               <w:sz w:val="28"/>
               <w:szCs w:val="28"/>
               <w:lang w:eastAsia="ru-RU"/>
+              <w14:ligatures w14:val="standardContextual"/>
             </w:rPr>
           </w:pPr>
-          <w:hyperlink w:anchor="_Toc217128284" w:history="1">
+          <w:hyperlink w:anchor="_Toc217165368" w:history="1">
             <w:r>
               <w:rPr>
                 <w:rStyle w:val="a7"/>
@@ -5669,7 +5789,7 @@
                 <w:sz w:val="28"/>
                 <w:szCs w:val="28"/>
               </w:rPr>
-              <w:instrText xml:space="preserve"> PAGEREF _Toc217128284 \h </w:instrText>
+              <w:instrText xml:space="preserve"> PAGEREF _Toc217165368 \h </w:instrText>
             </w:r>
             <w:r>
               <w:rPr>
@@ -5718,15 +5838,18 @@
             <w:tabs>
               <w:tab w:val="right" w:leader="dot" w:pos="9344"/>
             </w:tabs>
+            <w:jc w:val="both"/>
             <w:rPr>
               <w:rFonts w:ascii="Times New Roman" w:eastAsiaTheme="minorEastAsia" w:hAnsi="Times New Roman" w:cs="Times New Roman"/>
               <w:noProof/>
+              <w:kern w:val="2"/>
               <w:sz w:val="28"/>
               <w:szCs w:val="28"/>
               <w:lang w:eastAsia="ru-RU"/>
+              <w14:ligatures w14:val="standardContextual"/>
             </w:rPr>
           </w:pPr>
-          <w:hyperlink w:anchor="_Toc217128285" w:history="1">
+          <w:hyperlink w:anchor="_Toc217165369" w:history="1">
             <w:r>
               <w:rPr>
                 <w:rStyle w:val="a7"/>
@@ -5765,7 +5888,7 @@
                 <w:sz w:val="28"/>
                 <w:szCs w:val="28"/>
               </w:rPr>
-              <w:instrText xml:space="preserve"> PAGEREF _Toc217128285 \h </w:instrText>
+              <w:instrText xml:space="preserve"> PAGEREF _Toc217165369 \h </w:instrText>
             </w:r>
             <w:r>
               <w:rPr>
@@ -5814,15 +5937,18 @@
             <w:tabs>
               <w:tab w:val="right" w:leader="dot" w:pos="9344"/>
             </w:tabs>
+            <w:jc w:val="both"/>
             <w:rPr>
               <w:rFonts w:ascii="Times New Roman" w:eastAsiaTheme="minorEastAsia" w:hAnsi="Times New Roman" w:cs="Times New Roman"/>
               <w:noProof/>
+              <w:kern w:val="2"/>
               <w:sz w:val="28"/>
               <w:szCs w:val="28"/>
               <w:lang w:eastAsia="ru-RU"/>
+              <w14:ligatures w14:val="standardContextual"/>
             </w:rPr>
           </w:pPr>
-          <w:hyperlink w:anchor="_Toc217128286" w:history="1">
+          <w:hyperlink w:anchor="_Toc217165370" w:history="1">
             <w:r>
               <w:rPr>
                 <w:rStyle w:val="a7"/>
@@ -5861,7 +5987,7 @@
                 <w:sz w:val="28"/>
                 <w:szCs w:val="28"/>
               </w:rPr>
-              <w:instrText xml:space="preserve"> PAGEREF _Toc217128286 \h </w:instrText>
+              <w:instrText xml:space="preserve"> PAGEREF _Toc217165370 \h </w:instrText>
             </w:r>
             <w:r>
               <w:rPr>
@@ -5907,13 +6033,16 @@
         <w:p>
           <w:pPr>
             <w:pStyle w:val="11"/>
+            <w:jc w:val="both"/>
             <w:rPr>
               <w:rFonts w:eastAsiaTheme="minorEastAsia"/>
               <w:bCs w:val="0"/>
+              <w:kern w:val="2"/>
               <w:lang w:eastAsia="ru-RU"/>
+              <w14:ligatures w14:val="standardContextual"/>
             </w:rPr>
           </w:pPr>
-          <w:hyperlink w:anchor="_Toc217128287" w:history="1">
+          <w:hyperlink w:anchor="_Toc217165371" w:history="1">
             <w:r>
               <w:rPr>
                 <w:rStyle w:val="a7"/>
@@ -5936,7 +6065,7 @@
               <w:rPr>
                 <w:webHidden/>
               </w:rPr>
-              <w:instrText xml:space="preserve"> PAGEREF _Toc217128287 \h </w:instrText>
+              <w:instrText xml:space="preserve"> PAGEREF _Toc217165371 \h </w:instrText>
             </w:r>
             <w:r>
               <w:rPr>
@@ -5966,13 +6095,16 @@
         <w:p>
           <w:pPr>
             <w:pStyle w:val="11"/>
+            <w:jc w:val="both"/>
             <w:rPr>
               <w:rFonts w:eastAsiaTheme="minorEastAsia"/>
               <w:bCs w:val="0"/>
+              <w:kern w:val="2"/>
               <w:lang w:eastAsia="ru-RU"/>
+              <w14:ligatures w14:val="standardContextual"/>
             </w:rPr>
           </w:pPr>
-          <w:hyperlink w:anchor="_Toc217128288" w:history="1">
+          <w:hyperlink w:anchor="_Toc217165372" w:history="1">
             <w:r>
               <w:rPr>
                 <w:rStyle w:val="a7"/>
@@ -5995,7 +6127,7 @@
               <w:rPr>
                 <w:webHidden/>
               </w:rPr>
-              <w:instrText xml:space="preserve"> PAGEREF _Toc217128288 \h </w:instrText>
+              <w:instrText xml:space="preserve"> PAGEREF _Toc217165372 \h </w:instrText>
             </w:r>
             <w:r>
               <w:rPr>
@@ -6025,13 +6157,16 @@
         <w:p>
           <w:pPr>
             <w:pStyle w:val="11"/>
+            <w:jc w:val="both"/>
             <w:rPr>
               <w:rFonts w:eastAsiaTheme="minorEastAsia"/>
               <w:bCs w:val="0"/>
+              <w:kern w:val="2"/>
               <w:lang w:eastAsia="ru-RU"/>
+              <w14:ligatures w14:val="standardContextual"/>
             </w:rPr>
           </w:pPr>
-          <w:hyperlink w:anchor="_Toc217128289" w:history="1">
+          <w:hyperlink w:anchor="_Toc217165373" w:history="1">
             <w:r>
               <w:rPr>
                 <w:rStyle w:val="a7"/>
@@ -6054,7 +6189,7 @@
               <w:rPr>
                 <w:webHidden/>
               </w:rPr>
-              <w:instrText xml:space="preserve"> PAGEREF _Toc217128289 \h </w:instrText>
+              <w:instrText xml:space="preserve"> PAGEREF _Toc217165373 \h </w:instrText>
             </w:r>
             <w:r>
               <w:rPr>
@@ -6084,13 +6219,16 @@
         <w:p>
           <w:pPr>
             <w:pStyle w:val="11"/>
+            <w:jc w:val="both"/>
             <w:rPr>
               <w:rFonts w:eastAsiaTheme="minorEastAsia"/>
               <w:bCs w:val="0"/>
+              <w:kern w:val="2"/>
               <w:lang w:eastAsia="ru-RU"/>
+              <w14:ligatures w14:val="standardContextual"/>
             </w:rPr>
           </w:pPr>
-          <w:hyperlink w:anchor="_Toc217128290" w:history="1">
+          <w:hyperlink w:anchor="_Toc217165374" w:history="1">
             <w:r>
               <w:rPr>
                 <w:rStyle w:val="a7"/>
@@ -6113,7 +6251,7 @@
               <w:rPr>
                 <w:webHidden/>
               </w:rPr>
-              <w:instrText xml:space="preserve"> PAGEREF _Toc217128290 \h </w:instrText>
+              <w:instrText xml:space="preserve"> PAGEREF _Toc217165374 \h </w:instrText>
             </w:r>
             <w:r>
               <w:rPr>
@@ -6143,13 +6281,16 @@
         <w:p>
           <w:pPr>
             <w:pStyle w:val="11"/>
+            <w:jc w:val="both"/>
             <w:rPr>
               <w:rFonts w:eastAsiaTheme="minorEastAsia"/>
               <w:bCs w:val="0"/>
+              <w:kern w:val="2"/>
               <w:lang w:eastAsia="ru-RU"/>
+              <w14:ligatures w14:val="standardContextual"/>
             </w:rPr>
           </w:pPr>
-          <w:hyperlink w:anchor="_Toc217128291" w:history="1">
+          <w:hyperlink w:anchor="_Toc217165375" w:history="1">
             <w:r>
               <w:rPr>
                 <w:rStyle w:val="a7"/>
@@ -6172,7 +6313,7 @@
               <w:rPr>
                 <w:webHidden/>
               </w:rPr>
-              <w:instrText xml:space="preserve"> PAGEREF _Toc217128291 \h </w:instrText>
+              <w:instrText xml:space="preserve"> PAGEREF _Toc217165375 \h </w:instrText>
             </w:r>
             <w:r>
               <w:rPr>
@@ -6202,13 +6343,16 @@
         <w:p>
           <w:pPr>
             <w:pStyle w:val="11"/>
+            <w:jc w:val="both"/>
             <w:rPr>
               <w:rFonts w:eastAsiaTheme="minorEastAsia"/>
               <w:bCs w:val="0"/>
+              <w:kern w:val="2"/>
               <w:lang w:eastAsia="ru-RU"/>
+              <w14:ligatures w14:val="standardContextual"/>
             </w:rPr>
           </w:pPr>
-          <w:hyperlink w:anchor="_Toc217128292" w:history="1">
+          <w:hyperlink w:anchor="_Toc217165376" w:history="1">
             <w:r>
               <w:rPr>
                 <w:rStyle w:val="a7"/>
@@ -6231,7 +6375,7 @@
               <w:rPr>
                 <w:webHidden/>
               </w:rPr>
-              <w:instrText xml:space="preserve"> PAGEREF _Toc217128292 \h </w:instrText>
+              <w:instrText xml:space="preserve"> PAGEREF _Toc217165376 \h </w:instrText>
             </w:r>
             <w:r>
               <w:rPr>
@@ -6261,13 +6405,16 @@
         <w:p>
           <w:pPr>
             <w:pStyle w:val="11"/>
+            <w:jc w:val="both"/>
             <w:rPr>
               <w:rFonts w:eastAsiaTheme="minorEastAsia"/>
               <w:bCs w:val="0"/>
+              <w:kern w:val="2"/>
               <w:lang w:eastAsia="ru-RU"/>
+              <w14:ligatures w14:val="standardContextual"/>
             </w:rPr>
           </w:pPr>
-          <w:hyperlink w:anchor="_Toc217128293" w:history="1">
+          <w:hyperlink w:anchor="_Toc217165377" w:history="1">
             <w:r>
               <w:rPr>
                 <w:rStyle w:val="a7"/>
@@ -6290,7 +6437,7 @@
               <w:rPr>
                 <w:webHidden/>
               </w:rPr>
-              <w:instrText xml:space="preserve"> PAGEREF _Toc217128293 \h </w:instrText>
+              <w:instrText xml:space="preserve"> PAGEREF _Toc217165377 \h </w:instrText>
             </w:r>
             <w:r>
               <w:rPr>
@@ -6320,13 +6467,16 @@
         <w:p>
           <w:pPr>
             <w:pStyle w:val="11"/>
+            <w:jc w:val="both"/>
             <w:rPr>
               <w:rFonts w:eastAsiaTheme="minorEastAsia"/>
               <w:bCs w:val="0"/>
+              <w:kern w:val="2"/>
               <w:lang w:eastAsia="ru-RU"/>
+              <w14:ligatures w14:val="standardContextual"/>
             </w:rPr>
           </w:pPr>
-          <w:hyperlink w:anchor="_Toc217128294" w:history="1">
+          <w:hyperlink w:anchor="_Toc217165378" w:history="1">
             <w:r>
               <w:rPr>
                 <w:rStyle w:val="a7"/>
@@ -6349,7 +6499,7 @@
               <w:rPr>
                 <w:webHidden/>
               </w:rPr>
-              <w:instrText xml:space="preserve"> PAGEREF _Toc217128294 \h </w:instrText>
+              <w:instrText xml:space="preserve"> PAGEREF _Toc217165378 \h </w:instrText>
             </w:r>
             <w:r>
               <w:rPr>
@@ -6379,13 +6529,16 @@
         <w:p>
           <w:pPr>
             <w:pStyle w:val="11"/>
+            <w:jc w:val="both"/>
             <w:rPr>
               <w:rFonts w:eastAsiaTheme="minorEastAsia"/>
               <w:bCs w:val="0"/>
+              <w:kern w:val="2"/>
               <w:lang w:eastAsia="ru-RU"/>
+              <w14:ligatures w14:val="standardContextual"/>
             </w:rPr>
           </w:pPr>
-          <w:hyperlink w:anchor="_Toc217128295" w:history="1">
+          <w:hyperlink w:anchor="_Toc217165379" w:history="1">
             <w:r>
               <w:rPr>
                 <w:rStyle w:val="a7"/>
@@ -6408,7 +6561,7 @@
               <w:rPr>
                 <w:webHidden/>
               </w:rPr>
-              <w:instrText xml:space="preserve"> PAGEREF _Toc217128295 \h </w:instrText>
+              <w:instrText xml:space="preserve"> PAGEREF _Toc217165379 \h </w:instrText>
             </w:r>
             <w:r>
               <w:rPr>
@@ -6438,15 +6591,16 @@
         <w:p>
           <w:pPr>
             <w:pStyle w:val="11"/>
+            <w:jc w:val="both"/>
             <w:rPr>
-              <w:rFonts w:asciiTheme="minorHAnsi" w:eastAsiaTheme="minorEastAsia" w:hAnsiTheme="minorHAnsi" w:cstheme="minorBidi"/>
+              <w:rFonts w:eastAsiaTheme="minorEastAsia"/>
               <w:bCs w:val="0"/>
-              <w:sz w:val="22"/>
-              <w:szCs w:val="22"/>
+              <w:kern w:val="2"/>
               <w:lang w:eastAsia="ru-RU"/>
+              <w14:ligatures w14:val="standardContextual"/>
             </w:rPr>
           </w:pPr>
-          <w:hyperlink w:anchor="_Toc217128296" w:history="1">
+          <w:hyperlink w:anchor="_Toc217165380" w:history="1">
             <w:r>
               <w:rPr>
                 <w:rStyle w:val="a7"/>
@@ -6469,7 +6623,7 @@
               <w:rPr>
                 <w:webHidden/>
               </w:rPr>
-              <w:instrText xml:space="preserve"> PAGEREF _Toc217128296 \h </w:instrText>
+              <w:instrText xml:space="preserve"> PAGEREF _Toc217165380 \h </w:instrText>
             </w:r>
             <w:r>
               <w:rPr>
@@ -6532,7 +6686,7 @@
           <w:lang w:val="ru-RU"/>
         </w:rPr>
       </w:pPr>
-      <w:bookmarkStart w:id="2" w:name="_Toc217128241"/>
+      <w:bookmarkStart w:id="1" w:name="_Toc217165325"/>
       <w:r>
         <w:rPr>
           <w:rFonts w:cs="Times New Roman"/>
@@ -6552,7 +6706,7 @@
         </w:rPr>
         <w:t>е</w:t>
       </w:r>
-      <w:bookmarkEnd w:id="2"/>
+      <w:bookmarkEnd w:id="1"/>
     </w:p>
     <w:p>
       <w:pPr>
@@ -6633,7 +6787,7 @@
           <w:lang w:val="ru-RU"/>
         </w:rPr>
       </w:pPr>
-      <w:bookmarkStart w:id="3" w:name="_Toc217128242"/>
+      <w:bookmarkStart w:id="2" w:name="_Toc217165326"/>
       <w:r>
         <w:rPr>
           <w:lang w:val="ru-RU"/>
@@ -6653,7 +6807,7 @@
         </w:rPr>
         <w:t>, постановка задачи</w:t>
       </w:r>
-      <w:bookmarkEnd w:id="3"/>
+      <w:bookmarkEnd w:id="2"/>
       <w:r>
         <w:rPr>
           <w:lang w:val="ru-RU"/>
@@ -6670,7 +6824,7 @@
           <w:lang w:val="ru-RU"/>
         </w:rPr>
       </w:pPr>
-      <w:bookmarkStart w:id="4" w:name="_Toc217128243"/>
+      <w:bookmarkStart w:id="3" w:name="_Toc217165327"/>
       <w:r>
         <w:rPr>
           <w:lang w:val="ru-RU"/>
@@ -6683,7 +6837,7 @@
         </w:rPr>
         <w:t>Разбор аналогов</w:t>
       </w:r>
-      <w:bookmarkEnd w:id="4"/>
+      <w:bookmarkEnd w:id="3"/>
     </w:p>
     <w:p>
       <w:pPr>
@@ -6693,7 +6847,7 @@
           <w:lang w:val="ru-RU"/>
         </w:rPr>
       </w:pPr>
-      <w:bookmarkStart w:id="5" w:name="_Toc217128244"/>
+      <w:bookmarkStart w:id="4" w:name="_Toc217165328"/>
       <w:r>
         <w:rPr>
           <w:lang w:val="ru-RU"/>
@@ -6736,7 +6890,7 @@
         </w:rPr>
         <w:t>»</w:t>
       </w:r>
-      <w:bookmarkEnd w:id="5"/>
+      <w:bookmarkEnd w:id="4"/>
     </w:p>
     <w:p>
       <w:pPr>
@@ -6763,7 +6917,23 @@
           <w:szCs w:val="28"/>
           <w:lang w:val="ru-RU"/>
         </w:rPr>
-        <w:t xml:space="preserve"> — это популярный сервис для поиска и бронирования авиабилетов, работающий как веб-платформа и мобильное приложение. Основное назначение программы заключается в сравнении цен различных авиакомпаний и агентств, предоставлении пользователю возможности выбрать наиболее выгодное предложение и перейти на сайт партнёра для завершения покупки. </w:t>
+        <w:t xml:space="preserve"> — это популярный сервис для поиска и бронирования авиабилетов, работающий как веб-платформа и мобильное приложение</w:t>
+      </w:r>
+      <w:r>
+        <w:rPr>
+          <w:sz w:val="28"/>
+          <w:szCs w:val="28"/>
+          <w:lang w:val="ru-RU"/>
+        </w:rPr>
+        <w:t xml:space="preserve"> [1]</w:t>
+      </w:r>
+      <w:r>
+        <w:rPr>
+          <w:sz w:val="28"/>
+          <w:szCs w:val="28"/>
+          <w:lang w:val="ru-RU"/>
+        </w:rPr>
+        <w:t xml:space="preserve">. Основное назначение программы заключается в сравнении цен различных авиакомпаний и агентств, предоставлении пользователю возможности выбрать наиболее выгодное предложение и перейти на сайт партнёра для завершения покупки. </w:t>
       </w:r>
     </w:p>
     <w:p>
@@ -6873,7 +7043,7 @@
           <w:szCs w:val="28"/>
           <w:lang w:val="ru-RU"/>
         </w:rPr>
-        <w:t>панель «Популярные направления»</w:t>
+        <w:t>панель поиска</w:t>
       </w:r>
       <w:r>
         <w:rPr>
@@ -6890,384 +7060,6 @@
           <w:lang w:val="ru-RU"/>
         </w:rPr>
         <w:t xml:space="preserve"> интуитивно понятный интерфейс</w:t>
-      </w:r>
-      <w:r>
-        <w:rPr>
-          <w:sz w:val="28"/>
-          <w:szCs w:val="28"/>
-          <w:lang w:val="ru-RU"/>
-        </w:rPr>
-        <w:t>.</w:t>
-      </w:r>
-    </w:p>
-    <w:p>
-      <w:pPr>
-        <w:pStyle w:val="p1"/>
-        <w:spacing w:before="0" w:beforeAutospacing="0" w:after="0" w:afterAutospacing="0"/>
-        <w:ind w:firstLine="709"/>
-        <w:jc w:val="both"/>
-        <w:rPr>
-          <w:sz w:val="28"/>
-          <w:szCs w:val="28"/>
-          <w:lang w:val="ru-RU"/>
-        </w:rPr>
-      </w:pPr>
-      <w:r>
-        <w:rPr>
-          <w:sz w:val="28"/>
-          <w:szCs w:val="28"/>
-          <w:lang w:val="ru-RU"/>
-        </w:rPr>
-        <w:t xml:space="preserve">Скриншот главной страницы </w:t>
-      </w:r>
-      <w:r>
-        <w:rPr>
-          <w:sz w:val="28"/>
-          <w:szCs w:val="28"/>
-          <w:lang w:val="en-US"/>
-        </w:rPr>
-        <w:t>c</w:t>
-      </w:r>
-      <w:r>
-        <w:rPr>
-          <w:sz w:val="28"/>
-          <w:szCs w:val="28"/>
-          <w:lang w:val="ru-RU"/>
-        </w:rPr>
-        <w:t xml:space="preserve"> </w:t>
-      </w:r>
-      <w:r>
-        <w:rPr>
-          <w:sz w:val="28"/>
-          <w:szCs w:val="28"/>
-          <w:lang w:val="ru-RU"/>
-        </w:rPr>
-        <w:t>панель</w:t>
-      </w:r>
-      <w:r>
-        <w:rPr>
-          <w:sz w:val="28"/>
-          <w:szCs w:val="28"/>
-          <w:lang w:val="ru-RU"/>
-        </w:rPr>
-        <w:t>.</w:t>
-      </w:r>
-      <w:r>
-        <w:rPr>
-          <w:sz w:val="28"/>
-          <w:szCs w:val="28"/>
-          <w:lang w:val="ru-RU"/>
-        </w:rPr>
-        <w:t xml:space="preserve"> «Популярные направления»</w:t>
-      </w:r>
-      <w:r>
-        <w:rPr>
-          <w:sz w:val="28"/>
-          <w:szCs w:val="28"/>
-          <w:lang w:val="ru-RU"/>
-        </w:rPr>
-        <w:t xml:space="preserve"> </w:t>
-      </w:r>
-      <w:r>
-        <w:rPr>
-          <w:sz w:val="28"/>
-          <w:szCs w:val="28"/>
-          <w:lang w:val="ru-RU"/>
-        </w:rPr>
-        <w:t>программного обеспечения «</w:t>
-      </w:r>
-      <w:r>
-        <w:rPr>
-          <w:sz w:val="28"/>
-          <w:szCs w:val="28"/>
-          <w:lang w:val="ru-RU"/>
-        </w:rPr>
-        <w:t>Aviasales</w:t>
-      </w:r>
-      <w:r>
-        <w:rPr>
-          <w:sz w:val="28"/>
-          <w:szCs w:val="28"/>
-          <w:lang w:val="ru-RU"/>
-        </w:rPr>
-        <w:t>» представлен на Рисунке 1.1.</w:t>
-      </w:r>
-    </w:p>
-    <w:p>
-      <w:pPr>
-        <w:pStyle w:val="p1"/>
-        <w:spacing w:before="0" w:beforeAutospacing="0" w:after="0" w:afterAutospacing="0"/>
-        <w:ind w:firstLine="709"/>
-        <w:jc w:val="both"/>
-        <w:rPr>
-          <w:sz w:val="28"/>
-          <w:szCs w:val="28"/>
-          <w:lang w:val="ru-RU"/>
-        </w:rPr>
-      </w:pPr>
-    </w:p>
-    <w:tbl>
-      <w:tblPr>
-        <w:tblStyle w:val="afa"/>
-        <w:tblW w:w="0" w:type="auto"/>
-        <w:tblLook w:val="04A0" w:firstRow="1" w:lastRow="0" w:firstColumn="1" w:lastColumn="0" w:noHBand="0" w:noVBand="1"/>
-      </w:tblPr>
-      <w:tblGrid>
-        <w:gridCol w:w="9344"/>
-      </w:tblGrid>
-      <w:tr>
-        <w:tc>
-          <w:tcPr>
-            <w:tcW w:w="9344" w:type="dxa"/>
-          </w:tcPr>
-          <w:p>
-            <w:pPr>
-              <w:pStyle w:val="p1"/>
-              <w:spacing w:before="0" w:beforeAutospacing="0" w:after="0" w:afterAutospacing="0"/>
-              <w:ind w:left="-110" w:right="-116"/>
-              <w:jc w:val="both"/>
-              <w:rPr>
-                <w:sz w:val="28"/>
-                <w:szCs w:val="28"/>
-                <w:lang w:val="ru-RU"/>
-              </w:rPr>
-            </w:pPr>
-            <w:r>
-              <w:rPr>
-                <w:noProof/>
-                <w:lang w:val="ru-RU"/>
-              </w:rPr>
-              <w:drawing>
-                <wp:inline distT="0" distB="0" distL="0" distR="0" wp14:anchorId="108CD7E2" wp14:editId="051A3167">
-                  <wp:extent cx="5928360" cy="2827655"/>
-                  <wp:effectExtent l="0" t="0" r="2540" b="4445"/>
-                  <wp:docPr id="1" name="Рисунок 1"/>
-                  <wp:cNvGraphicFramePr>
-                    <a:graphicFrameLocks xmlns:a="http://schemas.openxmlformats.org/drawingml/2006/main" noChangeAspect="1"/>
-                  </wp:cNvGraphicFramePr>
-                  <a:graphic xmlns:a="http://schemas.openxmlformats.org/drawingml/2006/main">
-                    <a:graphicData uri="http://schemas.openxmlformats.org/drawingml/2006/picture">
-                      <pic:pic xmlns:pic="http://schemas.openxmlformats.org/drawingml/2006/picture">
-                        <pic:nvPicPr>
-                          <pic:cNvPr id="1" name=""/>
-                          <pic:cNvPicPr/>
-                        </pic:nvPicPr>
-                        <pic:blipFill rotWithShape="1">
-                          <a:blip r:embed="rId13"/>
-                          <a:srcRect r="1219"/>
-                          <a:stretch>
-                            <a:fillRect/>
-                          </a:stretch>
-                        </pic:blipFill>
-                        <pic:spPr bwMode="auto">
-                          <a:xfrm>
-                            <a:off x="0" y="0"/>
-                            <a:ext cx="5928360" cy="2827655"/>
-                          </a:xfrm>
-                          <a:prstGeom prst="rect">
-                            <a:avLst/>
-                          </a:prstGeom>
-                          <a:ln>
-                            <a:noFill/>
-                          </a:ln>
-                          <a:extLst>
-                            <a:ext uri="{53640926-AAD7-44D8-BBD7-CCE9431645EC}">
-                              <a14:shadowObscured xmlns:a14="http://schemas.microsoft.com/office/drawing/2010/main"/>
-                            </a:ext>
-                          </a:extLst>
-                        </pic:spPr>
-                      </pic:pic>
-                    </a:graphicData>
-                  </a:graphic>
-                </wp:inline>
-              </w:drawing>
-            </w:r>
-          </w:p>
-        </w:tc>
-      </w:tr>
-    </w:tbl>
-    <w:p>
-      <w:pPr>
-        <w:pStyle w:val="af6"/>
-      </w:pPr>
-      <w:r>
-        <w:t>Рисунок 1.1</w:t>
-      </w:r>
-      <w:r>
-        <w:t xml:space="preserve"> –</w:t>
-      </w:r>
-      <w:r>
-        <w:t xml:space="preserve"> ПО «</w:t>
-      </w:r>
-      <w:r>
-        <w:t>Aviasales</w:t>
-      </w:r>
-      <w:r>
-        <w:t>»</w:t>
-      </w:r>
-    </w:p>
-    <w:p>
-      <w:pPr>
-        <w:pStyle w:val="3"/>
-        <w:rPr>
-          <w:rStyle w:val="s1"/>
-          <w:lang w:val="ru-RU"/>
-        </w:rPr>
-      </w:pPr>
-      <w:bookmarkStart w:id="6" w:name="_Toc217128245"/>
-      <w:r>
-        <w:rPr>
-          <w:lang w:val="ru-RU"/>
-        </w:rPr>
-        <w:lastRenderedPageBreak/>
-        <w:t>1.1.</w:t>
-      </w:r>
-      <w:r>
-        <w:rPr>
-          <w:lang w:val="ru-RU"/>
-        </w:rPr>
-        <w:t>2</w:t>
-      </w:r>
-      <w:r>
-        <w:rPr>
-          <w:lang w:val="ru-RU"/>
-        </w:rPr>
-        <w:t xml:space="preserve"> П</w:t>
-      </w:r>
-      <w:r>
-        <w:rPr>
-          <w:lang w:val="ru-RU"/>
-        </w:rPr>
-        <w:t>рограммное обеспечение «</w:t>
-      </w:r>
-      <w:r>
-        <w:rPr>
-          <w:lang w:val="ru-RU"/>
-        </w:rPr>
-        <w:t>Skyscanner</w:t>
-      </w:r>
-      <w:r>
-        <w:rPr>
-          <w:lang w:val="ru-RU"/>
-        </w:rPr>
-        <w:t>»</w:t>
-      </w:r>
-      <w:bookmarkEnd w:id="6"/>
-    </w:p>
-    <w:p>
-      <w:pPr>
-        <w:pStyle w:val="p1"/>
-        <w:spacing w:before="0" w:beforeAutospacing="0" w:after="0" w:afterAutospacing="0"/>
-        <w:ind w:firstLine="709"/>
-        <w:jc w:val="both"/>
-        <w:rPr>
-          <w:rStyle w:val="s1"/>
-          <w:sz w:val="28"/>
-          <w:szCs w:val="28"/>
-          <w:lang w:val="ru-RU"/>
-        </w:rPr>
-      </w:pPr>
-      <w:r>
-        <w:rPr>
-          <w:rStyle w:val="s1"/>
-          <w:sz w:val="28"/>
-          <w:szCs w:val="28"/>
-          <w:lang w:val="ru-RU"/>
-        </w:rPr>
-        <w:t>Skyscanner представляет собой международный поисковик авиабилетов, отелей и аренды автомобилей. Приложение доступно на различных платформах и активно использ</w:t>
-      </w:r>
-      <w:r>
-        <w:rPr>
-          <w:rStyle w:val="s1"/>
-          <w:sz w:val="28"/>
-          <w:szCs w:val="28"/>
-          <w:lang w:val="ru-RU"/>
-        </w:rPr>
-        <w:t>уется миллионами пользователей.</w:t>
-      </w:r>
-    </w:p>
-    <w:p>
-      <w:pPr>
-        <w:pStyle w:val="p1"/>
-        <w:spacing w:before="0" w:beforeAutospacing="0" w:after="0" w:afterAutospacing="0"/>
-        <w:ind w:firstLine="709"/>
-        <w:jc w:val="both"/>
-        <w:rPr>
-          <w:rStyle w:val="s1"/>
-          <w:sz w:val="28"/>
-          <w:szCs w:val="28"/>
-          <w:lang w:val="ru-RU"/>
-        </w:rPr>
-      </w:pPr>
-      <w:r>
-        <w:rPr>
-          <w:rStyle w:val="s1"/>
-          <w:sz w:val="28"/>
-          <w:szCs w:val="28"/>
-          <w:lang w:val="ru-RU"/>
-        </w:rPr>
-        <w:t>Среди его преимуществ — кроссплатформенность, многоязычная поддержка, наличие графиков изменения цен, возможность отслеживания лучших предложений по направлениям и гибкая система фильтрации. Интерфейс выполнен в современном минималистичном стиле, что делает работу с сервисом удобной да</w:t>
-      </w:r>
-      <w:r>
-        <w:rPr>
-          <w:rStyle w:val="s1"/>
-          <w:sz w:val="28"/>
-          <w:szCs w:val="28"/>
-          <w:lang w:val="ru-RU"/>
-        </w:rPr>
-        <w:t>же для неопытных пользователей.</w:t>
-      </w:r>
-    </w:p>
-    <w:p>
-      <w:pPr>
-        <w:pStyle w:val="p1"/>
-        <w:spacing w:before="0" w:beforeAutospacing="0" w:after="0" w:afterAutospacing="0"/>
-        <w:ind w:firstLine="709"/>
-        <w:jc w:val="both"/>
-        <w:rPr>
-          <w:rStyle w:val="s1"/>
-          <w:sz w:val="28"/>
-          <w:szCs w:val="28"/>
-          <w:lang w:val="ru-RU"/>
-        </w:rPr>
-      </w:pPr>
-      <w:r>
-        <w:rPr>
-          <w:rStyle w:val="s1"/>
-          <w:sz w:val="28"/>
-          <w:szCs w:val="28"/>
-          <w:lang w:val="ru-RU"/>
-        </w:rPr>
-        <w:t>К недостаткам можно отнести необходимость регистрации для доступа к расширенным функциям, а также ограниченные возможности редактирования или отмены брони через сам сервис — фактические операции выполняются на сайтах авиакомпаний. Кроме того, интеграция с внешними источниками иногда вызывает расхождение цен между Skyscanner и официальными сайтами авиакомпаний.</w:t>
-      </w:r>
-    </w:p>
-    <w:p>
-      <w:pPr>
-        <w:pStyle w:val="p1"/>
-        <w:spacing w:before="0" w:beforeAutospacing="0" w:after="0" w:afterAutospacing="0"/>
-        <w:ind w:firstLine="709"/>
-        <w:jc w:val="both"/>
-        <w:rPr>
-          <w:sz w:val="28"/>
-          <w:szCs w:val="28"/>
-          <w:lang w:val="ru-RU"/>
-        </w:rPr>
-      </w:pPr>
-      <w:r>
-        <w:rPr>
-          <w:sz w:val="28"/>
-          <w:szCs w:val="28"/>
-          <w:lang w:val="ru-RU"/>
-        </w:rPr>
-        <w:t xml:space="preserve">Из Skyscanner будет адаптирована идея </w:t>
-      </w:r>
-      <w:r>
-        <w:rPr>
-          <w:sz w:val="28"/>
-          <w:szCs w:val="28"/>
-          <w:lang w:val="ru-RU"/>
-        </w:rPr>
-        <w:t>наличия личного кабинета, отображающая информацию о пользователе и его купленных билетов</w:t>
       </w:r>
       <w:r>
         <w:rPr>
@@ -7296,15 +7088,15 @@
           <w:szCs w:val="28"/>
           <w:lang w:val="ru-RU"/>
         </w:rPr>
-        <w:t xml:space="preserve">Скриншот демонстрирующий наличие личного кабинета </w:t>
+        <w:t xml:space="preserve">Скриншот главной страницы </w:t>
       </w:r>
       <w:r>
         <w:rPr>
           <w:sz w:val="28"/>
           <w:szCs w:val="28"/>
-          <w:lang w:val="ru-RU"/>
-        </w:rPr>
-        <w:t xml:space="preserve">в программном обеспечении </w:t>
+          <w:lang w:val="en-US"/>
+        </w:rPr>
+        <w:t>c</w:t>
       </w:r>
       <w:r>
         <w:rPr>
@@ -7312,16 +7104,15 @@
           <w:szCs w:val="28"/>
           <w:lang w:val="ru-RU"/>
         </w:rPr>
-        <w:t>«</w:t>
-      </w:r>
-      <w:r>
-        <w:rPr>
-          <w:rStyle w:val="s1"/>
+        <w:t xml:space="preserve"> </w:t>
+      </w:r>
+      <w:r>
+        <w:rPr>
           <w:sz w:val="28"/>
           <w:szCs w:val="28"/>
           <w:lang w:val="ru-RU"/>
         </w:rPr>
-        <w:t>Skyscanner</w:t>
+        <w:t>панель</w:t>
       </w:r>
       <w:r>
         <w:rPr>
@@ -7329,7 +7120,7 @@
           <w:szCs w:val="28"/>
           <w:lang w:val="ru-RU"/>
         </w:rPr>
-        <w:t>»</w:t>
+        <w:t>.</w:t>
       </w:r>
       <w:r>
         <w:rPr>
@@ -7337,1419 +7128,62 @@
           <w:szCs w:val="28"/>
           <w:lang w:val="ru-RU"/>
         </w:rPr>
-        <w:t xml:space="preserve"> представлен на рисунке 1.2.</w:t>
-      </w:r>
-    </w:p>
-    <w:tbl>
-      <w:tblPr>
-        <w:tblStyle w:val="afa"/>
-        <w:tblW w:w="0" w:type="auto"/>
-        <w:tblLook w:val="04A0" w:firstRow="1" w:lastRow="0" w:firstColumn="1" w:lastColumn="0" w:noHBand="0" w:noVBand="1"/>
-      </w:tblPr>
-      <w:tblGrid>
-        <w:gridCol w:w="9344"/>
-      </w:tblGrid>
-      <w:tr>
-        <w:tc>
-          <w:tcPr>
-            <w:tcW w:w="9344" w:type="dxa"/>
-          </w:tcPr>
-          <w:p>
-            <w:pPr>
-              <w:pStyle w:val="p1"/>
-              <w:spacing w:before="0" w:beforeAutospacing="0" w:after="0" w:afterAutospacing="0"/>
-              <w:ind w:left="-110"/>
-              <w:jc w:val="both"/>
-              <w:rPr>
-                <w:sz w:val="28"/>
-                <w:szCs w:val="28"/>
-                <w:lang w:val="ru-RU"/>
-              </w:rPr>
-            </w:pPr>
-            <w:r>
-              <w:rPr>
-                <w:noProof/>
-                <w:lang w:val="ru-RU"/>
-              </w:rPr>
-              <w:drawing>
-                <wp:inline distT="0" distB="0" distL="0" distR="0" wp14:anchorId="3DD54EC1" wp14:editId="31463736">
-                  <wp:extent cx="5939790" cy="2811780"/>
-                  <wp:effectExtent l="0" t="0" r="3810" b="7620"/>
-                  <wp:docPr id="5" name="Рисунок 5"/>
-                  <wp:cNvGraphicFramePr>
-                    <a:graphicFrameLocks xmlns:a="http://schemas.openxmlformats.org/drawingml/2006/main" noChangeAspect="1"/>
-                  </wp:cNvGraphicFramePr>
-                  <a:graphic xmlns:a="http://schemas.openxmlformats.org/drawingml/2006/main">
-                    <a:graphicData uri="http://schemas.openxmlformats.org/drawingml/2006/picture">
-                      <pic:pic xmlns:pic="http://schemas.openxmlformats.org/drawingml/2006/picture">
-                        <pic:nvPicPr>
-                          <pic:cNvPr id="1" name=""/>
-                          <pic:cNvPicPr/>
-                        </pic:nvPicPr>
-                        <pic:blipFill>
-                          <a:blip r:embed="rId14"/>
-                          <a:stretch>
-                            <a:fillRect/>
-                          </a:stretch>
-                        </pic:blipFill>
-                        <pic:spPr>
-                          <a:xfrm>
-                            <a:off x="0" y="0"/>
-                            <a:ext cx="5939790" cy="2811780"/>
-                          </a:xfrm>
-                          <a:prstGeom prst="rect">
-                            <a:avLst/>
-                          </a:prstGeom>
-                        </pic:spPr>
-                      </pic:pic>
-                    </a:graphicData>
-                  </a:graphic>
-                </wp:inline>
-              </w:drawing>
-            </w:r>
-          </w:p>
-        </w:tc>
-      </w:tr>
-    </w:tbl>
-    <w:p>
-      <w:pPr>
-        <w:pStyle w:val="af6"/>
-      </w:pPr>
-      <w:r>
-        <w:t>Рисунок 1.</w:t>
-      </w:r>
-      <w:r>
-        <w:t>2</w:t>
-      </w:r>
-      <w:r>
-        <w:t xml:space="preserve"> – ПО «</w:t>
-      </w:r>
-      <w:r>
-        <w:rPr>
-          <w:rStyle w:val="s1"/>
-        </w:rPr>
-        <w:t>Skyscanner</w:t>
-      </w:r>
-      <w:r>
-        <w:t>»</w:t>
-      </w:r>
-    </w:p>
-    <w:p>
-      <w:pPr>
-        <w:pStyle w:val="3"/>
-        <w:rPr>
-          <w:rStyle w:val="s1"/>
-          <w:lang w:val="ru-RU"/>
-        </w:rPr>
-      </w:pPr>
-      <w:bookmarkStart w:id="7" w:name="_Toc217128246"/>
-      <w:r>
-        <w:rPr>
-          <w:lang w:val="ru-RU"/>
-        </w:rPr>
-        <w:t>1.1.</w:t>
-      </w:r>
-      <w:r>
-        <w:rPr>
-          <w:lang w:val="ru-RU"/>
-        </w:rPr>
-        <w:t>3</w:t>
-      </w:r>
-      <w:r>
-        <w:rPr>
-          <w:lang w:val="ru-RU"/>
-        </w:rPr>
-        <w:t xml:space="preserve"> П</w:t>
-      </w:r>
-      <w:r>
-        <w:rPr>
-          <w:lang w:val="ru-RU"/>
-        </w:rPr>
-        <w:t xml:space="preserve">рограммное обеспечение </w:t>
-      </w:r>
-      <w:r>
-        <w:rPr>
-          <w:lang w:val="ru-RU"/>
-        </w:rPr>
-        <w:t>«</w:t>
-      </w:r>
-      <w:r>
-        <w:rPr>
-          <w:lang w:val="ru-RU"/>
-        </w:rPr>
-        <w:t>Tutu.ru</w:t>
-      </w:r>
-      <w:r>
-        <w:rPr>
-          <w:lang w:val="ru-RU"/>
-        </w:rPr>
-        <w:t>»</w:t>
-      </w:r>
-      <w:bookmarkEnd w:id="7"/>
-    </w:p>
-    <w:p>
-      <w:pPr>
-        <w:pStyle w:val="af9"/>
-      </w:pPr>
-      <w:r>
-        <w:t xml:space="preserve">Tutu.ru — один из крупнейших российских онлайн-сервисов, предоставляющий пользователям возможность покупки авиабилетов, железнодорожных и автобусных билетов. Система интегрирована с множеством перевозчиков и агентств. </w:t>
-      </w:r>
-    </w:p>
-    <w:p>
-      <w:pPr>
-        <w:pStyle w:val="af9"/>
-      </w:pPr>
-      <w:r>
-        <w:t xml:space="preserve">Преимуществами Tutu.ru являются широкий функционал, возможность прямой покупки билетов без перехода на сторонние сайты, система бонусов и </w:t>
-      </w:r>
-      <w:r>
-        <w:lastRenderedPageBreak/>
-        <w:t>уведомлений, а также интеграция с платёжными системами. Интерфейс сайта отличается понятной ст</w:t>
-      </w:r>
-      <w:r>
-        <w:t>руктурой и логичной навигацией.</w:t>
-      </w:r>
-    </w:p>
-    <w:p>
-      <w:pPr>
-        <w:pStyle w:val="af9"/>
-      </w:pPr>
-      <w:r>
-        <w:t>Недостатками являются перегруженность главной страницы дополнительными рекламными блоками и необходимость регистрации для доступа к истории заказов. Кроме того, функциональность мобильного приложения уступает возможностям веб-версии, а некоторые фильтры поиска срабатывают некорректно при больших объёмах данных.</w:t>
-      </w:r>
-    </w:p>
-    <w:p>
-      <w:pPr>
-        <w:pStyle w:val="af9"/>
-      </w:pPr>
-      <w:r>
-        <w:t>Из Tutu.ru предполагается использовать принцип прямого взаимодействия пользователя с системой без перехода на сторонние сайты, а также интеграцию функций личного кабинета, где пользователь сможет просматривать и при необходимости отменять приобретённые билеты.</w:t>
-      </w:r>
-    </w:p>
-    <w:p>
-      <w:pPr>
-        <w:pStyle w:val="af9"/>
-        <w:spacing w:after="280"/>
-        <w:rPr>
-          <w:szCs w:val="28"/>
-        </w:rPr>
-      </w:pPr>
-      <w:r>
-        <w:rPr>
-          <w:szCs w:val="28"/>
-        </w:rPr>
-        <w:t>Скриншот главной страницы программного обеспечения «</w:t>
-      </w:r>
-      <w:r>
-        <w:t>Tutu.ru</w:t>
-      </w:r>
-      <w:r>
-        <w:rPr>
-          <w:szCs w:val="28"/>
-        </w:rPr>
-        <w:t xml:space="preserve">» представлено на </w:t>
-      </w:r>
-      <w:r>
-        <w:rPr>
-          <w:szCs w:val="28"/>
-        </w:rPr>
-        <w:t>р</w:t>
-      </w:r>
-      <w:r>
-        <w:rPr>
-          <w:szCs w:val="28"/>
-        </w:rPr>
-        <w:t>исунке 1.3.</w:t>
-      </w:r>
-    </w:p>
-    <w:tbl>
-      <w:tblPr>
-        <w:tblStyle w:val="afa"/>
-        <w:tblW w:w="0" w:type="auto"/>
-        <w:tblLook w:val="04A0" w:firstRow="1" w:lastRow="0" w:firstColumn="1" w:lastColumn="0" w:noHBand="0" w:noVBand="1"/>
-      </w:tblPr>
-      <w:tblGrid>
-        <w:gridCol w:w="9344"/>
-      </w:tblGrid>
-      <w:tr>
-        <w:tc>
-          <w:tcPr>
-            <w:tcW w:w="9344" w:type="dxa"/>
-          </w:tcPr>
-          <w:p>
-            <w:pPr>
-              <w:pStyle w:val="af9"/>
-              <w:ind w:left="-109" w:firstLine="0"/>
-            </w:pPr>
-            <w:r>
-              <w:rPr>
-                <w:noProof/>
-                <w:szCs w:val="28"/>
-                <w:lang w:eastAsia="ru-RU"/>
-              </w:rPr>
-              <w:drawing>
-                <wp:inline distT="0" distB="0" distL="0" distR="0" wp14:anchorId="2F1F9869" wp14:editId="6A26BD7F">
-                  <wp:extent cx="5939790" cy="2827655"/>
-                  <wp:effectExtent l="0" t="0" r="3810" b="0"/>
-                  <wp:docPr id="3" name="Рисунок 3"/>
-                  <wp:cNvGraphicFramePr>
-                    <a:graphicFrameLocks xmlns:a="http://schemas.openxmlformats.org/drawingml/2006/main" noChangeAspect="1"/>
-                  </wp:cNvGraphicFramePr>
-                  <a:graphic xmlns:a="http://schemas.openxmlformats.org/drawingml/2006/main">
-                    <a:graphicData uri="http://schemas.openxmlformats.org/drawingml/2006/picture">
-                      <pic:pic xmlns:pic="http://schemas.openxmlformats.org/drawingml/2006/picture">
-                        <pic:nvPicPr>
-                          <pic:cNvPr id="1" name=""/>
-                          <pic:cNvPicPr/>
-                        </pic:nvPicPr>
-                        <pic:blipFill>
-                          <a:blip r:embed="rId15"/>
-                          <a:stretch>
-                            <a:fillRect/>
-                          </a:stretch>
-                        </pic:blipFill>
-                        <pic:spPr>
-                          <a:xfrm>
-                            <a:off x="0" y="0"/>
-                            <a:ext cx="5939790" cy="2827655"/>
-                          </a:xfrm>
-                          <a:prstGeom prst="rect">
-                            <a:avLst/>
-                          </a:prstGeom>
-                        </pic:spPr>
-                      </pic:pic>
-                    </a:graphicData>
-                  </a:graphic>
-                </wp:inline>
-              </w:drawing>
-            </w:r>
-          </w:p>
-        </w:tc>
-      </w:tr>
-    </w:tbl>
-    <w:p>
-      <w:pPr>
-        <w:pStyle w:val="af6"/>
-      </w:pPr>
-      <w:r>
-        <w:t>Рисунок 1.</w:t>
-      </w:r>
-      <w:r>
-        <w:t>3</w:t>
-      </w:r>
-      <w:r>
-        <w:t xml:space="preserve"> – ПО «</w:t>
-      </w:r>
-      <w:r>
-        <w:t>Tutu.ru</w:t>
-      </w:r>
-      <w:r>
-        <w:t>»</w:t>
-      </w:r>
-    </w:p>
-    <w:p>
-      <w:pPr>
-        <w:pStyle w:val="p1"/>
-        <w:ind w:firstLine="709"/>
-        <w:jc w:val="both"/>
+        <w:t xml:space="preserve"> «Популярные направления»</w:t>
+      </w:r>
+      <w:r>
         <w:rPr>
           <w:sz w:val="28"/>
           <w:szCs w:val="28"/>
           <w:lang w:val="ru-RU"/>
         </w:rPr>
-      </w:pPr>
+        <w:t xml:space="preserve"> </w:t>
+      </w:r>
       <w:r>
         <w:rPr>
           <w:sz w:val="28"/>
           <w:szCs w:val="28"/>
           <w:lang w:val="ru-RU"/>
         </w:rPr>
-        <w:t>Таким образом, итоговое программное средство объединит лучшие стороны рассмотренных аналогов, обеспечив при этом простоту, удобство и функциональную полноту, соответствующую поставленным задачам курсового проекта.</w:t>
-      </w:r>
-    </w:p>
-    <w:p>
-      <w:pPr>
-        <w:pStyle w:val="2"/>
-        <w:ind w:left="709" w:firstLine="0"/>
-        <w:rPr>
-          <w:lang w:val="ru-RU"/>
-        </w:rPr>
-      </w:pPr>
-      <w:bookmarkStart w:id="8" w:name="_Toc217128247"/>
-      <w:r>
-        <w:rPr>
-          <w:lang w:val="ru-RU"/>
-        </w:rPr>
-        <w:t xml:space="preserve">1.2 </w:t>
-      </w:r>
-      <w:r>
-        <w:rPr>
-          <w:lang w:val="ru-RU"/>
-        </w:rPr>
-        <w:t>Постановка задачи</w:t>
-      </w:r>
-      <w:bookmarkEnd w:id="8"/>
-    </w:p>
-    <w:p>
-      <w:pPr>
-        <w:pStyle w:val="af9"/>
-      </w:pPr>
-      <w:r>
-        <w:t xml:space="preserve">Целью курсового проекта является разработка настольного программного средства «Авиабилеты», предназначенного для автоматизации процессов поиска, </w:t>
-      </w:r>
-      <w:r>
-        <w:t>покупки</w:t>
-      </w:r>
-      <w:r>
-        <w:t xml:space="preserve"> и управления авиарейсами. Приложение должно обеспечивать взаимодействие двух категорий пользователей: администратора и клиента.</w:t>
-      </w:r>
-    </w:p>
-    <w:p>
-      <w:pPr>
-        <w:pStyle w:val="af9"/>
-      </w:pPr>
-      <w:r>
-        <w:t>Для администратора предусматривается реализация следующих функций:</w:t>
-      </w:r>
-    </w:p>
-    <w:p>
-      <w:pPr>
-        <w:pStyle w:val="afc"/>
-      </w:pPr>
-      <w:r>
-        <w:t>авторизация в системе;</w:t>
-      </w:r>
-    </w:p>
-    <w:p>
-      <w:pPr>
-        <w:pStyle w:val="afc"/>
-        <w:rPr>
-          <w:lang w:val="ru-RU"/>
-        </w:rPr>
-      </w:pPr>
-      <w:r>
-        <w:rPr>
-          <w:lang w:val="ru-RU"/>
-        </w:rPr>
-        <w:lastRenderedPageBreak/>
-        <w:t>управление данными о пользователях (создание, редактирование, удаление, поиск и фильтрация);</w:t>
-      </w:r>
-    </w:p>
-    <w:p>
-      <w:pPr>
-        <w:pStyle w:val="afc"/>
-        <w:rPr>
-          <w:lang w:val="ru-RU"/>
-        </w:rPr>
-      </w:pPr>
-      <w:r>
-        <w:rPr>
-          <w:lang w:val="ru-RU"/>
-        </w:rPr>
-        <w:t>управление информацией о рейсах (добавление, редактирование, удаление, поиск и фильтрация);</w:t>
-      </w:r>
-    </w:p>
-    <w:p>
-      <w:pPr>
-        <w:pStyle w:val="afc"/>
-        <w:rPr>
-          <w:lang w:val="ru-RU"/>
-        </w:rPr>
-      </w:pPr>
-      <w:r>
-        <w:rPr>
-          <w:lang w:val="ru-RU"/>
-        </w:rPr>
-        <w:t xml:space="preserve">управление </w:t>
-      </w:r>
-      <w:r>
-        <w:rPr>
-          <w:lang w:val="ru-RU"/>
-        </w:rPr>
-        <w:t>покупками</w:t>
-      </w:r>
-      <w:r>
-        <w:rPr>
-          <w:lang w:val="ru-RU"/>
-        </w:rPr>
-        <w:t xml:space="preserve"> (создание, изменение, удаление, поиск и фильтрация).</w:t>
-      </w:r>
-    </w:p>
-    <w:p>
-      <w:pPr>
-        <w:pStyle w:val="af9"/>
-      </w:pPr>
-      <w:r>
-        <w:t>Для клиента должны быть реализованы следующие возможности:</w:t>
-      </w:r>
-    </w:p>
-    <w:p>
-      <w:pPr>
-        <w:pStyle w:val="afc"/>
-      </w:pPr>
-      <w:r>
-        <w:t>регистрация и авторизация;</w:t>
-      </w:r>
-    </w:p>
-    <w:p>
-      <w:pPr>
-        <w:pStyle w:val="afc"/>
-        <w:rPr>
-          <w:lang w:val="ru-RU"/>
-        </w:rPr>
-      </w:pPr>
-      <w:r>
-        <w:rPr>
-          <w:lang w:val="ru-RU"/>
-        </w:rPr>
-        <w:t>просмотр доступных рейсов с функциями поиска и фильтрации;</w:t>
-      </w:r>
-    </w:p>
-    <w:p>
-      <w:pPr>
-        <w:pStyle w:val="afc"/>
-      </w:pPr>
-      <w:r>
-        <w:t>покупка авиабилетов;</w:t>
-      </w:r>
-    </w:p>
-    <w:p>
-      <w:pPr>
-        <w:pStyle w:val="afc"/>
-        <w:rPr>
-          <w:lang w:val="ru-RU"/>
-        </w:rPr>
-      </w:pPr>
-      <w:r>
-        <w:rPr>
-          <w:lang w:val="ru-RU"/>
-        </w:rPr>
-        <w:t>просмотр и отмена купленных билетов в личном кабинете.</w:t>
-      </w:r>
-    </w:p>
-    <w:p>
-      <w:pPr>
-        <w:pStyle w:val="af9"/>
-      </w:pPr>
-      <w:r>
-        <w:t>Программное средство должно быть разработано в соответствии с принципами объектно-ориентированного проектирования и обеспечивать независимость между слоями представления, бизнес-логики и данных. Такая архитектура позволит легко расширять функциональные возможности и повышать удобство сопровождения системы.</w:t>
-      </w:r>
-    </w:p>
-    <w:p>
-      <w:pPr>
-        <w:pStyle w:val="af9"/>
-      </w:pPr>
-      <w:r>
-        <w:t>Приложение разрабатывается под операционную систему Windows с использованием языка C# и технологий .NET Core и WPF (Windows Presentation Foundation). В качестве системы управления базами данных используется PostgreSQL, а для работы с данными — Entity Framework Core (EF Core), что обеспечит надёжность хранения и удобство доступа к информации.</w:t>
-      </w:r>
-    </w:p>
-    <w:p>
-      <w:pPr>
-        <w:pStyle w:val="af9"/>
-      </w:pPr>
-      <w:r>
-        <w:t>Разрабатываемое приложение должно обладать интуитивно понятным интерфейсом, обеспечивать корректную работу с пользовательскими данными и предоставлять гибкие средства поиска и фильтрации.</w:t>
-      </w:r>
-    </w:p>
-    <w:p>
-      <w:pPr>
-        <w:pStyle w:val="af9"/>
-      </w:pPr>
-      <w:r>
-        <w:t>Ожидаемым результатом выполнения проекта является полностью функционирующее настольное приложение, демонстрирующее принципы объектно-ориентированного проектирования, грамотное разделение логики и удобство работы конечного пользователя.</w:t>
-      </w:r>
-    </w:p>
-    <w:p>
-      <w:pPr>
-        <w:pStyle w:val="2"/>
-        <w:ind w:left="709" w:firstLine="0"/>
-        <w:rPr>
-          <w:rFonts w:eastAsiaTheme="minorHAnsi"/>
-          <w:lang w:val="ru-RU"/>
-        </w:rPr>
-      </w:pPr>
-      <w:bookmarkStart w:id="9" w:name="_Toc217128248"/>
-      <w:r>
-        <w:rPr>
-          <w:lang w:val="ru-RU"/>
-        </w:rPr>
-        <w:t xml:space="preserve">1.3 </w:t>
-      </w:r>
-      <w:r>
-        <w:rPr>
-          <w:lang w:val="ru-RU"/>
-        </w:rPr>
-        <w:t>Вывод по разделу</w:t>
-      </w:r>
-      <w:bookmarkEnd w:id="9"/>
-    </w:p>
-    <w:p>
-      <w:pPr>
-        <w:pStyle w:val="af9"/>
-      </w:pPr>
-      <w:r>
-        <w:t>В ходе анализа программных аналогов Aviasales, Skyscanner и Tutu.ru были выявлены их основные преимущества и недостатки, а также определены наиболее удачные функциональные и интерфейсные решения для использования в разрабатываемом приложении. На основе проведённого анализа сформированы требования к программному средству с учётом удобства использования и функциональной полноты.</w:t>
-      </w:r>
-    </w:p>
-    <w:p>
-      <w:pPr>
-        <w:pStyle w:val="af9"/>
-        <w:rPr>
-          <w:rFonts w:eastAsiaTheme="majorEastAsia"/>
-        </w:rPr>
-      </w:pPr>
-      <w:r>
-        <w:br w:type="page"/>
-      </w:r>
-    </w:p>
-    <w:p>
-      <w:pPr>
-        <w:pStyle w:val="1"/>
-        <w:spacing w:after="240"/>
-        <w:rPr>
-          <w:lang w:val="ru-RU"/>
-        </w:rPr>
-      </w:pPr>
-      <w:bookmarkStart w:id="10" w:name="_Toc217128249"/>
-      <w:r>
-        <w:rPr>
-          <w:lang w:val="ru-RU"/>
-        </w:rPr>
-        <w:lastRenderedPageBreak/>
-        <w:t xml:space="preserve">2 </w:t>
-      </w:r>
-      <w:bookmarkStart w:id="11" w:name="_Toc198397919"/>
-      <w:r>
-        <w:rPr>
-          <w:lang w:val="ru-RU"/>
-        </w:rPr>
-        <w:t>Анализ требований к программному средству и разработка функциональных требований</w:t>
-      </w:r>
-      <w:bookmarkEnd w:id="10"/>
-      <w:bookmarkEnd w:id="11"/>
-    </w:p>
-    <w:p>
-      <w:pPr>
-        <w:pStyle w:val="2"/>
-        <w:spacing w:before="240"/>
-        <w:rPr>
-          <w:lang w:val="ru-RU"/>
-        </w:rPr>
-      </w:pPr>
-      <w:bookmarkStart w:id="12" w:name="_Toc217128250"/>
-      <w:r>
-        <w:rPr>
-          <w:lang w:val="ru-RU"/>
-        </w:rPr>
-        <w:t>2.1</w:t>
-      </w:r>
-      <w:r>
-        <w:rPr>
-          <w:lang w:val="ru-RU"/>
-        </w:rPr>
-        <w:t xml:space="preserve"> Описание средств разработки</w:t>
-      </w:r>
-      <w:bookmarkEnd w:id="12"/>
-    </w:p>
-    <w:p>
-      <w:pPr>
-        <w:pStyle w:val="ac"/>
-      </w:pPr>
-      <w:r>
-        <w:t>В процессе разработки программного средства были использованы современные технологии и инструменты, обеспечивающие надежность, масштабируемость и удобство сопровождения программного продукта. Ниже приведено описание каждого из них.</w:t>
-      </w:r>
-    </w:p>
-    <w:p>
-      <w:pPr>
-        <w:pStyle w:val="3"/>
-        <w:rPr>
-          <w:lang w:val="ru-RU"/>
-        </w:rPr>
-      </w:pPr>
-      <w:bookmarkStart w:id="13" w:name="_Toc217128251"/>
-      <w:r>
-        <w:rPr>
-          <w:lang w:val="ru-RU"/>
-        </w:rPr>
-        <w:t>2.1.1</w:t>
-      </w:r>
-      <w:r>
-        <w:rPr>
-          <w:lang w:val="ru-RU"/>
-        </w:rPr>
-        <w:t xml:space="preserve"> </w:t>
-      </w:r>
-      <w:r>
-        <w:t>Microsoft</w:t>
-      </w:r>
-      <w:r>
-        <w:rPr>
-          <w:lang w:val="ru-RU"/>
-        </w:rPr>
-        <w:t xml:space="preserve"> </w:t>
-      </w:r>
-      <w:r>
-        <w:t>Visual</w:t>
-      </w:r>
-      <w:r>
-        <w:rPr>
-          <w:lang w:val="ru-RU"/>
-        </w:rPr>
-        <w:t xml:space="preserve"> </w:t>
-      </w:r>
-      <w:r>
-        <w:t>Studio</w:t>
-      </w:r>
-      <w:r>
-        <w:rPr>
-          <w:lang w:val="ru-RU"/>
-        </w:rPr>
-        <w:t xml:space="preserve"> 2022</w:t>
-      </w:r>
-      <w:bookmarkEnd w:id="13"/>
-    </w:p>
-    <w:p>
-      <w:pPr>
-        <w:pStyle w:val="ac"/>
-        <w:spacing w:before="360" w:after="240"/>
-      </w:pPr>
-      <w:r>
-        <w:t>Visual Studio 2022 — это интегрированная среда разработки (IDE), предоставляющая широкий набор инструментов для проектирования, отладки, тестирования и развертывания приложений. Она поддерживает множество языков программирования, включая C#, и интегрируется с системами контроля версий, такими как Git. IDE обеспечивает удобную навигацию по проекту, редактор XAML и дизайнер интерфейсов, что существенно ускоряет разработку приложений на WPF.</w:t>
-      </w:r>
-    </w:p>
-    <w:p>
-      <w:pPr>
-        <w:pStyle w:val="3"/>
-        <w:rPr>
-          <w:lang w:val="ru-RU"/>
-        </w:rPr>
-      </w:pPr>
-      <w:bookmarkStart w:id="14" w:name="_Toc217128252"/>
-      <w:r>
-        <w:rPr>
-          <w:lang w:val="ru-RU"/>
-        </w:rPr>
-        <w:t>2.1.</w:t>
-      </w:r>
-      <w:r>
-        <w:rPr>
-          <w:lang w:val="ru-RU"/>
-        </w:rPr>
-        <w:t>2</w:t>
-      </w:r>
-      <w:r>
-        <w:rPr>
-          <w:lang w:val="ru-RU"/>
-        </w:rPr>
-        <w:t xml:space="preserve"> .</w:t>
-      </w:r>
-      <w:r>
-        <w:t>NET</w:t>
-      </w:r>
-      <w:r>
-        <w:rPr>
-          <w:lang w:val="ru-RU"/>
-        </w:rPr>
-        <w:t xml:space="preserve"> </w:t>
-      </w:r>
-      <w:r>
-        <w:t>Core</w:t>
-      </w:r>
-      <w:r>
-        <w:rPr>
-          <w:lang w:val="ru-RU"/>
-        </w:rPr>
-        <w:t xml:space="preserve"> 9.0</w:t>
-      </w:r>
-      <w:bookmarkEnd w:id="14"/>
-    </w:p>
-    <w:p>
-      <w:pPr>
-        <w:pStyle w:val="ac"/>
-      </w:pPr>
-      <w:r>
-        <w:t>.</w:t>
-      </w:r>
-      <w:r>
-        <w:t>NET</w:t>
-      </w:r>
-      <w:r>
-        <w:t xml:space="preserve"> </w:t>
-      </w:r>
-      <w:r>
-        <w:t>Core</w:t>
-      </w:r>
-      <w:r>
-        <w:t xml:space="preserve"> 9.0 — это кроссплатформенная, высокопроизводительная и модульная реализация платформы .</w:t>
-      </w:r>
-      <w:r>
-        <w:t>NET</w:t>
-      </w:r>
-      <w:r>
-        <w:t xml:space="preserve">. Она предназначена для создания современных облачных, веб- и настольных приложений. </w:t>
-      </w:r>
-      <w:r>
-        <w:t>В отличие от традиционного .NET Framework, .NET Core обладает улучшенной производительностью, меньшим объемом используемой памяти и возможностью развёртывания на различных операционных системах. В проекте .NET Core используется как основная программная платформа, обеспечивающая выполнение приложения.</w:t>
-      </w:r>
-    </w:p>
-    <w:p>
-      <w:pPr>
-        <w:pStyle w:val="3"/>
-        <w:rPr>
-          <w:lang w:val="ru-RU"/>
-        </w:rPr>
-      </w:pPr>
-      <w:bookmarkStart w:id="15" w:name="_Toc217128253"/>
-      <w:r>
-        <w:rPr>
-          <w:lang w:val="ru-RU"/>
-        </w:rPr>
-        <w:t>2.1.</w:t>
-      </w:r>
-      <w:r>
-        <w:rPr>
-          <w:lang w:val="ru-RU"/>
-        </w:rPr>
-        <w:t>3</w:t>
-      </w:r>
-      <w:r>
-        <w:rPr>
-          <w:lang w:val="ru-RU"/>
-        </w:rPr>
-        <w:t xml:space="preserve"> </w:t>
-      </w:r>
-      <w:r>
-        <w:rPr>
-          <w:lang w:val="ru-RU"/>
-        </w:rPr>
-        <w:t xml:space="preserve">Язык программирования </w:t>
-      </w:r>
-      <w:r>
-        <w:t>C</w:t>
-      </w:r>
-      <w:r>
-        <w:rPr>
-          <w:lang w:val="ru-RU"/>
-        </w:rPr>
-        <w:t>#</w:t>
-      </w:r>
-      <w:bookmarkEnd w:id="15"/>
-    </w:p>
-    <w:p>
-      <w:pPr>
-        <w:pStyle w:val="ac"/>
-      </w:pPr>
-      <w:r>
-        <w:t>C# — это современный объектно-ориентированный язык программирования, разработанный корпорацией Microsoft. Он обеспечивает богатый синтаксис, строгую типизацию, поддержку LINQ, асинхронного программирования и мощные средства работы с базами данных через Entity Framework. C# используется в проекте для написания логики приложения, взаимодействия с базой данных и обработки пользовательского интерфейса.</w:t>
-      </w:r>
-    </w:p>
-    <w:p>
-      <w:pPr>
-        <w:pStyle w:val="3"/>
-        <w:rPr>
-          <w:lang w:val="en-US"/>
-        </w:rPr>
-      </w:pPr>
-      <w:bookmarkStart w:id="16" w:name="_Toc217128254"/>
-      <w:r>
-        <w:rPr>
-          <w:lang w:val="en-US"/>
-        </w:rPr>
-        <w:t>2.1.</w:t>
-      </w:r>
-      <w:r>
-        <w:rPr>
-          <w:lang w:val="en-US"/>
-        </w:rPr>
-        <w:t>4</w:t>
-      </w:r>
-      <w:r>
-        <w:rPr>
-          <w:lang w:val="en-US"/>
-        </w:rPr>
-        <w:t xml:space="preserve"> </w:t>
-      </w:r>
-      <w:r>
-        <w:t>XAML (Extensible Application Markup Language)</w:t>
-      </w:r>
-      <w:bookmarkEnd w:id="16"/>
-    </w:p>
-    <w:p>
-      <w:pPr>
-        <w:pStyle w:val="ac"/>
-      </w:pPr>
-      <w:r>
-        <w:t xml:space="preserve">XAML — это декларативный язык разметки, применяемый для описания пользовательского интерфейса в приложениях WPF. Он позволяет отделить визуальную составляющую интерфейса от логики, что способствует </w:t>
-      </w:r>
-      <w:r>
-        <w:lastRenderedPageBreak/>
-        <w:t>упрощению сопровождения и расширения проекта. Разметка XAML также поддерживает привязку данных и работу с ресурсами, шаблонами и стилями.</w:t>
-      </w:r>
-    </w:p>
-    <w:p>
-      <w:pPr>
-        <w:pStyle w:val="3"/>
-        <w:rPr>
-          <w:lang w:val="ru-RU"/>
-        </w:rPr>
-      </w:pPr>
-      <w:bookmarkStart w:id="17" w:name="_Toc217128255"/>
-      <w:r>
-        <w:rPr>
-          <w:lang w:val="ru-RU"/>
-        </w:rPr>
-        <w:t>2.1.</w:t>
-      </w:r>
-      <w:r>
-        <w:rPr>
-          <w:lang w:val="ru-RU"/>
-        </w:rPr>
-        <w:t>5</w:t>
-      </w:r>
-      <w:r>
-        <w:rPr>
-          <w:lang w:val="ru-RU"/>
-        </w:rPr>
-        <w:t xml:space="preserve"> </w:t>
-      </w:r>
-      <w:r>
-        <w:t>WPF</w:t>
-      </w:r>
-      <w:r>
-        <w:rPr>
-          <w:lang w:val="ru-RU"/>
-        </w:rPr>
-        <w:t xml:space="preserve"> (</w:t>
-      </w:r>
-      <w:r>
-        <w:t>Windows</w:t>
-      </w:r>
-      <w:r>
-        <w:rPr>
-          <w:lang w:val="ru-RU"/>
-        </w:rPr>
-        <w:t xml:space="preserve"> </w:t>
-      </w:r>
-      <w:r>
-        <w:t>Presentation</w:t>
-      </w:r>
-      <w:r>
-        <w:rPr>
-          <w:lang w:val="ru-RU"/>
-        </w:rPr>
-        <w:t xml:space="preserve"> </w:t>
-      </w:r>
-      <w:r>
-        <w:t>Foundation</w:t>
-      </w:r>
-      <w:r>
-        <w:rPr>
-          <w:lang w:val="ru-RU"/>
-        </w:rPr>
-        <w:t>)</w:t>
-      </w:r>
-      <w:bookmarkEnd w:id="17"/>
-    </w:p>
-    <w:p>
-      <w:pPr>
-        <w:pStyle w:val="ac"/>
-      </w:pPr>
-      <w:r>
-        <w:t>WPF — это технология для создания настольных приложений с современным и гибким интерфейсом. Она основана на XAML и предоставляет мощные возможности для визуализации, анимации, привязки данных и шаблонов. WPF активно использовалась при создании формы аренды велосипеда, отображения информации о велосипедах и интерфейса взаимодействия с пользователем.</w:t>
-      </w:r>
-    </w:p>
-    <w:p>
-      <w:pPr>
-        <w:pStyle w:val="3"/>
-        <w:rPr>
-          <w:lang w:val="en-US"/>
-        </w:rPr>
-      </w:pPr>
-      <w:bookmarkStart w:id="18" w:name="_Toc217128256"/>
-      <w:r>
-        <w:rPr>
-          <w:lang w:val="en-US"/>
-        </w:rPr>
-        <w:t>2.1.</w:t>
-      </w:r>
-      <w:r>
-        <w:rPr>
-          <w:lang w:val="en-US"/>
-        </w:rPr>
-        <w:t>6</w:t>
-      </w:r>
-      <w:r>
-        <w:rPr>
-          <w:lang w:val="en-US"/>
-        </w:rPr>
-        <w:t xml:space="preserve"> </w:t>
-      </w:r>
-      <w:r>
-        <w:t>Entity Framework Core (EF Core)</w:t>
-      </w:r>
-      <w:bookmarkEnd w:id="18"/>
-    </w:p>
-    <w:p>
-      <w:pPr>
-        <w:pStyle w:val="ac"/>
-      </w:pPr>
-      <w:r>
-        <w:rPr>
-          <w:lang w:val="en-US"/>
-        </w:rPr>
-        <w:t xml:space="preserve">EF Core — </w:t>
-      </w:r>
-      <w:r>
-        <w:t>это</w:t>
-      </w:r>
-      <w:r>
-        <w:rPr>
-          <w:lang w:val="en-US"/>
-        </w:rPr>
-        <w:t xml:space="preserve"> ORM (Object-Relational Mapping) </w:t>
-      </w:r>
-      <w:r>
-        <w:t>технология</w:t>
-      </w:r>
-      <w:r>
-        <w:rPr>
-          <w:lang w:val="en-US"/>
-        </w:rPr>
-        <w:t xml:space="preserve"> </w:t>
-      </w:r>
-      <w:r>
-        <w:t>от</w:t>
-      </w:r>
-      <w:r>
-        <w:rPr>
-          <w:lang w:val="en-US"/>
-        </w:rPr>
-        <w:t xml:space="preserve"> Microsoft, </w:t>
-      </w:r>
-      <w:r>
-        <w:t>предназначенная</w:t>
-      </w:r>
-      <w:r>
-        <w:rPr>
-          <w:lang w:val="en-US"/>
-        </w:rPr>
-        <w:t xml:space="preserve"> </w:t>
-      </w:r>
-      <w:r>
-        <w:t>для</w:t>
-      </w:r>
-      <w:r>
-        <w:rPr>
-          <w:lang w:val="en-US"/>
-        </w:rPr>
-        <w:t xml:space="preserve"> </w:t>
-      </w:r>
-      <w:r>
-        <w:t>взаимодействия</w:t>
-      </w:r>
-      <w:r>
-        <w:rPr>
-          <w:lang w:val="en-US"/>
-        </w:rPr>
-        <w:t xml:space="preserve"> .NET-</w:t>
-      </w:r>
-      <w:r>
-        <w:t>приложений</w:t>
-      </w:r>
-      <w:r>
-        <w:rPr>
-          <w:lang w:val="en-US"/>
-        </w:rPr>
-        <w:t xml:space="preserve"> </w:t>
-      </w:r>
-      <w:r>
-        <w:t>с</w:t>
-      </w:r>
-      <w:r>
-        <w:rPr>
-          <w:lang w:val="en-US"/>
-        </w:rPr>
-        <w:t xml:space="preserve"> </w:t>
-      </w:r>
-      <w:r>
-        <w:t>базами</w:t>
-      </w:r>
-      <w:r>
-        <w:rPr>
-          <w:lang w:val="en-US"/>
-        </w:rPr>
-        <w:t xml:space="preserve"> </w:t>
-      </w:r>
-      <w:r>
-        <w:t>данных</w:t>
-      </w:r>
-      <w:r>
-        <w:rPr>
-          <w:lang w:val="en-US"/>
-        </w:rPr>
-        <w:t xml:space="preserve">. </w:t>
-      </w:r>
-      <w:r>
-        <w:t>Она позволяет работать с данными в виде объектов и коллекций, не прибегая напрямую к SQL-запросам. В рамках проекта EF Core используется для реализации операций создания, чтения, обновления и удаления записей в базе данных PostgreSQL.</w:t>
-      </w:r>
-    </w:p>
-    <w:p>
-      <w:pPr>
-        <w:pStyle w:val="3"/>
-        <w:rPr>
-          <w:lang w:val="ru-RU"/>
-        </w:rPr>
-      </w:pPr>
-      <w:bookmarkStart w:id="19" w:name="_Toc217128257"/>
-      <w:r>
-        <w:rPr>
-          <w:lang w:val="ru-RU"/>
-        </w:rPr>
-        <w:t>2.1.</w:t>
-      </w:r>
-      <w:r>
-        <w:rPr>
-          <w:lang w:val="ru-RU"/>
-        </w:rPr>
-        <w:t>7</w:t>
-      </w:r>
-      <w:r>
-        <w:rPr>
-          <w:lang w:val="ru-RU"/>
-        </w:rPr>
-        <w:t xml:space="preserve"> </w:t>
-      </w:r>
-      <w:r>
-        <w:t>PostgreSQL</w:t>
-      </w:r>
-      <w:bookmarkEnd w:id="19"/>
-    </w:p>
-    <w:p>
-      <w:pPr>
-        <w:pStyle w:val="ac"/>
-      </w:pPr>
-      <w:r>
-        <w:t>PostgreSQL — это мощная объектно-реляционная СУБД с открытым исходным кодом. Она известна своей надежностью, соответствием стандартам SQL и расширяемостью. В проекте PostgreSQL используется в качестве основной базы данных для хранения информации о велосипедах, клиентах и арендах. База данных спроектирована с учетом нормализации и обеспечивает быстрый доступ к данным при выполнении пользовательских операций.</w:t>
-      </w:r>
-    </w:p>
-    <w:p>
-      <w:pPr>
-        <w:rPr>
-          <w:lang w:val="ru-RU"/>
-        </w:rPr>
-      </w:pPr>
-    </w:p>
-    <w:p>
-      <w:pPr>
-        <w:pStyle w:val="2"/>
-        <w:spacing w:before="240"/>
-        <w:rPr>
-          <w:lang w:val="ru-RU"/>
-        </w:rPr>
-      </w:pPr>
-      <w:bookmarkStart w:id="20" w:name="_Toc217128258"/>
-      <w:r>
-        <w:rPr>
-          <w:lang w:val="ru-RU"/>
-        </w:rPr>
-        <w:t>2.2</w:t>
-      </w:r>
-      <w:r>
-        <w:rPr>
-          <w:lang w:val="ru-RU"/>
-        </w:rPr>
-        <w:t xml:space="preserve"> Спецификация функциональных требований</w:t>
-      </w:r>
-      <w:bookmarkEnd w:id="20"/>
-    </w:p>
-    <w:p>
-      <w:pPr>
-        <w:pStyle w:val="ac"/>
-      </w:pPr>
-      <w:r>
-        <w:t xml:space="preserve">Разрабатываемое программное средство «Авиабилеты» предназначено для автоматизации процессов, связанных с поиском, </w:t>
-      </w:r>
-      <w:r>
-        <w:t>покупкой</w:t>
-      </w:r>
-      <w:r>
-        <w:t xml:space="preserve"> и управлением авиарейсами. Система должна обеспечивать работу с двумя основными категориями пользователей — администраторами и клиентами, предоставляя каждой группе доступ к определённым функциональным возможностям.</w:t>
-      </w:r>
-    </w:p>
-    <w:p>
-      <w:pPr>
-        <w:pStyle w:val="ac"/>
-      </w:pPr>
-      <w:r>
-        <w:t xml:space="preserve">Администратор получает возможность авторизоваться в системе и выполнять все операции, связанные с управлением данными приложения. К его обязанностям относится добавление, редактирование и удаление информации о пользователях, рейсах и </w:t>
-      </w:r>
-      <w:r>
-        <w:t>покупках</w:t>
-      </w:r>
-      <w:r>
-        <w:t>. Он также должен иметь доступ к функциям поиска и фильтрации данных, что позволит оперативно находить нужные записи и управлять ими в удобной форме. Администратор контролирует корректность данных и обеспечивает актуальность информации, представленной пользователям системы.</w:t>
-      </w:r>
-    </w:p>
-    <w:p>
-      <w:pPr>
-        <w:pStyle w:val="ac"/>
-      </w:pPr>
-      <w:r>
-        <w:lastRenderedPageBreak/>
-        <w:t>Клиент, в свою очередь, должен иметь возможность зарегистрироваться в системе и пройти процедуру авторизации для получения доступа к функционалу приложения. После входа в личный кабинет пользователь может просматривать список доступных рейсов, выполнять поиск по заданным критериям и фильтровать результаты по различным параметрам, таким как стоимость, время вылета</w:t>
-      </w:r>
-      <w:r>
-        <w:t xml:space="preserve"> и</w:t>
-      </w:r>
-      <w:r>
-        <w:t xml:space="preserve"> пункт назначения. Программное средство должно позволять пользователю приобретать авиабилеты, а также просматривать информацию о совершённых покупках и при необходимости отменять их.</w:t>
-      </w:r>
-    </w:p>
-    <w:p>
-      <w:pPr>
-        <w:pStyle w:val="ac"/>
-      </w:pPr>
-      <w:r>
-        <w:t>Приложение должно обеспечивать удобный и понятный интерфейс, стабильную работу с базой данных и защиту пользовательских данных. Реализация должна соответствовать принципам модульности и объектно-ориентированного проектирования, что обеспечит логическое разделение слоёв представления, бизнес-логики и данных. Для хранения и обработки информации используется реляционная база данных PostgreSQL, а для взаимодействия с ней — технология Entity Framework Core.</w:t>
-      </w:r>
-    </w:p>
-    <w:p>
-      <w:pPr>
-        <w:pStyle w:val="ac"/>
-      </w:pPr>
-      <w:r>
-        <w:t>Разработанное программное средство должно гарантировать корректность выполнения операций, надёжность хранения данных и простоту взаимодействия с пользователем, обеспечивая тем самым полный цикл работы с авиабилетами — от регистрации и поиска до бронирования и администрирования сервиса.</w:t>
-      </w:r>
-    </w:p>
-    <w:p>
-      <w:pPr>
-        <w:pStyle w:val="2"/>
-        <w:rPr>
-          <w:lang w:val="ru-RU"/>
-        </w:rPr>
-      </w:pPr>
-      <w:bookmarkStart w:id="21" w:name="_Toc217128259"/>
-      <w:r>
-        <w:rPr>
-          <w:lang w:val="ru-RU"/>
-        </w:rPr>
-        <w:t>2.3 Диаграмма вариантов использования</w:t>
-      </w:r>
-      <w:bookmarkEnd w:id="21"/>
-    </w:p>
-    <w:p>
-      <w:pPr>
-        <w:pStyle w:val="af9"/>
-        <w:rPr>
-          <w:snapToGrid w:val="0"/>
-        </w:rPr>
-      </w:pPr>
-      <w:r>
-        <w:rPr>
-          <w:snapToGrid w:val="0"/>
-        </w:rPr>
-        <w:t>Для наглядного представления взаимодействия пользователей с системой разработана диаграмма вариантов использования, отражающая основные сценарии работы прог</w:t>
-      </w:r>
-      <w:r>
-        <w:rPr>
-          <w:snapToGrid w:val="0"/>
-        </w:rPr>
-        <w:t>раммного средства «Авиабилеты».</w:t>
-      </w:r>
-    </w:p>
-    <w:p>
-      <w:pPr>
-        <w:pStyle w:val="af9"/>
-        <w:rPr>
-          <w:snapToGrid w:val="0"/>
-        </w:rPr>
-      </w:pPr>
-      <w:r>
-        <w:rPr>
-          <w:snapToGrid w:val="0"/>
-        </w:rPr>
-        <w:t xml:space="preserve">В системе выделяются два типа </w:t>
-      </w:r>
-      <w:r>
-        <w:rPr>
-          <w:snapToGrid w:val="0"/>
-        </w:rPr>
-        <w:t>ролей</w:t>
-      </w:r>
-      <w:r>
-        <w:rPr>
-          <w:snapToGrid w:val="0"/>
-        </w:rPr>
-        <w:t xml:space="preserve"> — администратор и клиент. Администратор управляет структурой данных и обеспечивает актуальность информации, выполняя авторизацию, редактирование данных о рейсах, пользователях и бронированиях. Клиент работает с приложением с пользовательской стороны: проходит регистрацию и авторизацию, просматривает рейсы, приобретает билеты и у</w:t>
-      </w:r>
-      <w:r>
-        <w:rPr>
-          <w:snapToGrid w:val="0"/>
-        </w:rPr>
-        <w:t>правляет своими бронированиями.</w:t>
-      </w:r>
-    </w:p>
-    <w:p>
-      <w:pPr>
-        <w:pStyle w:val="af9"/>
-        <w:rPr>
-          <w:snapToGrid w:val="0"/>
-        </w:rPr>
-      </w:pPr>
-      <w:r>
-        <w:rPr>
-          <w:snapToGrid w:val="0"/>
-        </w:rPr>
-        <w:t xml:space="preserve">Каждый вариант использования отражает функциональную задачу, выполняемую системой в ответ на действия </w:t>
-      </w:r>
-      <w:r>
-        <w:rPr>
-          <w:snapToGrid w:val="0"/>
-        </w:rPr>
-        <w:t>ролей</w:t>
-      </w:r>
-      <w:r>
-        <w:rPr>
-          <w:snapToGrid w:val="0"/>
-        </w:rPr>
-        <w:t>. Варианты связаны отношениями зависимости и включения, что подчёркивает последовательность и взаимосвязь д</w:t>
-      </w:r>
-      <w:r>
-        <w:rPr>
-          <w:snapToGrid w:val="0"/>
-        </w:rPr>
-        <w:t>ействий пользователя и системы.</w:t>
-      </w:r>
-    </w:p>
-    <w:p>
-      <w:pPr>
-        <w:pStyle w:val="af9"/>
-        <w:rPr>
-          <w:snapToGrid w:val="0"/>
-        </w:rPr>
-      </w:pPr>
-      <w:r>
-        <w:rPr>
-          <w:snapToGrid w:val="0"/>
-        </w:rPr>
-        <w:t xml:space="preserve">Диаграмма вариантов использования представлена в приложении А пояснительной записки. </w:t>
-      </w:r>
-    </w:p>
-    <w:p>
-      <w:pPr>
-        <w:pStyle w:val="2"/>
-        <w:rPr>
-          <w:snapToGrid w:val="0"/>
-          <w:lang w:val="ru-RU"/>
-        </w:rPr>
-      </w:pPr>
-      <w:bookmarkStart w:id="22" w:name="_Toc217128260"/>
-      <w:r>
-        <w:rPr>
-          <w:snapToGrid w:val="0"/>
-          <w:lang w:val="ru-RU"/>
-        </w:rPr>
-        <w:t>2.4 Вывод по разделу</w:t>
-      </w:r>
-      <w:bookmarkEnd w:id="22"/>
-    </w:p>
-    <w:p>
-      <w:pPr>
-        <w:pStyle w:val="af9"/>
-      </w:pPr>
-      <w:r>
-        <w:t>В разделе были определены требования к программному средству и обоснован выбор технологий разработки. Сформулированы функциональные возможности системы с учётом разделения ролей администратора и клиента.</w:t>
-      </w:r>
-      <w:r>
-        <w:br w:type="page"/>
-      </w:r>
-    </w:p>
-    <w:p>
-      <w:pPr>
-        <w:pStyle w:val="1"/>
-        <w:spacing w:after="240"/>
-        <w:rPr>
-          <w:lang w:val="ru-RU"/>
-        </w:rPr>
-      </w:pPr>
-      <w:bookmarkStart w:id="23" w:name="_Toc217128261"/>
-      <w:r>
-        <w:rPr>
-          <w:lang w:val="ru-RU"/>
-        </w:rPr>
-        <w:lastRenderedPageBreak/>
-        <w:t xml:space="preserve">3 Проектирование </w:t>
-      </w:r>
-      <w:r>
-        <w:rPr>
-          <w:lang w:val="ru-RU"/>
-        </w:rPr>
-        <w:t>архитектуры проекта</w:t>
-      </w:r>
-      <w:bookmarkEnd w:id="23"/>
-    </w:p>
-    <w:p>
-      <w:pPr>
-        <w:pStyle w:val="2"/>
-        <w:spacing w:before="240"/>
-        <w:rPr>
-          <w:lang w:val="ru-RU"/>
-        </w:rPr>
-      </w:pPr>
-      <w:bookmarkStart w:id="24" w:name="_Toc217128262"/>
-      <w:r>
-        <w:rPr>
-          <w:lang w:val="ru-RU"/>
-        </w:rPr>
-        <w:t>3.1 Общая структура программного средства</w:t>
-      </w:r>
-      <w:bookmarkEnd w:id="24"/>
-    </w:p>
-    <w:p>
-      <w:pPr>
-        <w:pStyle w:val="af9"/>
-      </w:pPr>
-      <w:r>
-        <w:t>Структура проекта</w:t>
-      </w:r>
-      <w:r>
-        <w:t xml:space="preserve"> организована по модульному принципу с использованием архитектурного паттерна MVVM, что обеспечивает разделение ответственности между слоями приложения, упрощает сопровождение и расширение функциональности программного средства.</w:t>
-      </w:r>
-    </w:p>
-    <w:p>
-      <w:pPr>
-        <w:pStyle w:val="af9"/>
-      </w:pPr>
-      <w:r>
-        <w:t xml:space="preserve">Структура проекта представлена на рисунке </w:t>
-      </w:r>
-      <w:r>
-        <w:t>3.1</w:t>
-      </w:r>
-      <w:r>
-        <w:t>.</w:t>
-      </w:r>
-    </w:p>
-    <w:p>
-      <w:pPr>
-        <w:spacing w:before="280"/>
+        <w:t>программного обеспечения «</w:t>
+      </w:r>
+      <w:r>
+        <w:rPr>
+          <w:sz w:val="28"/>
+          <w:szCs w:val="28"/>
+          <w:lang w:val="ru-RU"/>
+        </w:rPr>
+        <w:t>Aviasales</w:t>
+      </w:r>
+      <w:r>
+        <w:rPr>
+          <w:sz w:val="28"/>
+          <w:szCs w:val="28"/>
+          <w:lang w:val="ru-RU"/>
+        </w:rPr>
+        <w:t>» представлен на Рисунке 1.1.</w:t>
+      </w:r>
+    </w:p>
+    <w:p>
+      <w:pPr>
+        <w:pStyle w:val="p1"/>
+        <w:spacing w:before="0" w:beforeAutospacing="0" w:after="0" w:afterAutospacing="0"/>
         <w:jc w:val="center"/>
         <w:rPr>
-          <w:color w:val="000000"/>
+          <w:sz w:val="28"/>
+          <w:szCs w:val="28"/>
           <w:lang w:val="ru-RU"/>
         </w:rPr>
       </w:pPr>
       <w:r>
         <w:rPr>
           <w:noProof/>
-          <w:color w:val="000000"/>
           <w:lang w:val="ru-RU"/>
         </w:rPr>
         <w:drawing>
-          <wp:inline distT="0" distB="0" distL="0" distR="0" wp14:anchorId="20DB491E" wp14:editId="3AF1F8D6">
-            <wp:extent cx="2819400" cy="3084940"/>
-            <wp:effectExtent l="0" t="0" r="0" b="1270"/>
-            <wp:docPr id="1579619639" name="Рисунок 9"/>
+          <wp:inline distT="0" distB="0" distL="0" distR="0" wp14:anchorId="5E8D10A1" wp14:editId="791E04D3">
+            <wp:extent cx="5928360" cy="2653393"/>
+            <wp:effectExtent l="0" t="0" r="0" b="0"/>
+            <wp:docPr id="1" name="Рисунок 1"/>
             <wp:cNvGraphicFramePr>
               <a:graphicFrameLocks xmlns:a="http://schemas.openxmlformats.org/drawingml/2006/main" noChangeAspect="1"/>
             </wp:cNvGraphicFramePr>
@@ -8757,7 +7191,1731 @@
               <a:graphicData uri="http://schemas.openxmlformats.org/drawingml/2006/picture">
                 <pic:pic xmlns:pic="http://schemas.openxmlformats.org/drawingml/2006/picture">
                   <pic:nvPicPr>
-                    <pic:cNvPr id="1579619639" name="Рисунок 1579619639"/>
+                    <pic:cNvPr id="1" name=""/>
+                    <pic:cNvPicPr/>
+                  </pic:nvPicPr>
+                  <pic:blipFill rotWithShape="1">
+                    <a:blip r:embed="rId13"/>
+                    <a:srcRect r="1219" b="6163"/>
+                    <a:stretch/>
+                  </pic:blipFill>
+                  <pic:spPr bwMode="auto">
+                    <a:xfrm>
+                      <a:off x="0" y="0"/>
+                      <a:ext cx="5928360" cy="2653393"/>
+                    </a:xfrm>
+                    <a:prstGeom prst="rect">
+                      <a:avLst/>
+                    </a:prstGeom>
+                    <a:ln>
+                      <a:noFill/>
+                    </a:ln>
+                    <a:extLst>
+                      <a:ext uri="{53640926-AAD7-44D8-BBD7-CCE9431645EC}">
+                        <a14:shadowObscured xmlns:a14="http://schemas.microsoft.com/office/drawing/2010/main"/>
+                      </a:ext>
+                    </a:extLst>
+                  </pic:spPr>
+                </pic:pic>
+              </a:graphicData>
+            </a:graphic>
+          </wp:inline>
+        </w:drawing>
+      </w:r>
+    </w:p>
+    <w:p>
+      <w:pPr>
+        <w:pStyle w:val="af6"/>
+      </w:pPr>
+      <w:r>
+        <w:t>Рисунок 1.1</w:t>
+      </w:r>
+      <w:r>
+        <w:t xml:space="preserve"> –</w:t>
+      </w:r>
+      <w:r>
+        <w:t xml:space="preserve"> ПО «</w:t>
+      </w:r>
+      <w:r>
+        <w:t>Aviasales</w:t>
+      </w:r>
+      <w:r>
+        <w:t>»</w:t>
+      </w:r>
+    </w:p>
+    <w:p>
+      <w:pPr>
+        <w:pStyle w:val="3"/>
+        <w:rPr>
+          <w:rStyle w:val="s1"/>
+          <w:lang w:val="ru-RU"/>
+        </w:rPr>
+      </w:pPr>
+      <w:bookmarkStart w:id="5" w:name="_Toc217165329"/>
+      <w:r>
+        <w:rPr>
+          <w:lang w:val="ru-RU"/>
+        </w:rPr>
+        <w:t>1.1.</w:t>
+      </w:r>
+      <w:r>
+        <w:rPr>
+          <w:lang w:val="ru-RU"/>
+        </w:rPr>
+        <w:t>2</w:t>
+      </w:r>
+      <w:r>
+        <w:rPr>
+          <w:lang w:val="ru-RU"/>
+        </w:rPr>
+        <w:t xml:space="preserve"> П</w:t>
+      </w:r>
+      <w:r>
+        <w:rPr>
+          <w:lang w:val="ru-RU"/>
+        </w:rPr>
+        <w:t>рограммное обеспечение «</w:t>
+      </w:r>
+      <w:r>
+        <w:rPr>
+          <w:lang w:val="ru-RU"/>
+        </w:rPr>
+        <w:t>Skyscanner</w:t>
+      </w:r>
+      <w:r>
+        <w:rPr>
+          <w:lang w:val="ru-RU"/>
+        </w:rPr>
+        <w:t>»</w:t>
+      </w:r>
+      <w:bookmarkEnd w:id="5"/>
+    </w:p>
+    <w:p>
+      <w:pPr>
+        <w:pStyle w:val="p1"/>
+        <w:spacing w:before="0" w:beforeAutospacing="0" w:after="0" w:afterAutospacing="0"/>
+        <w:ind w:firstLine="709"/>
+        <w:jc w:val="both"/>
+        <w:rPr>
+          <w:rStyle w:val="s1"/>
+          <w:sz w:val="28"/>
+          <w:szCs w:val="28"/>
+          <w:lang w:val="ru-RU"/>
+        </w:rPr>
+      </w:pPr>
+      <w:r>
+        <w:rPr>
+          <w:rStyle w:val="s1"/>
+          <w:sz w:val="28"/>
+          <w:szCs w:val="28"/>
+          <w:lang w:val="ru-RU"/>
+        </w:rPr>
+        <w:t>Skyscanner представляет собой международный поисковик авиабилетов, отелей и аренды автомобилей</w:t>
+      </w:r>
+      <w:r>
+        <w:rPr>
+          <w:rStyle w:val="s1"/>
+          <w:sz w:val="28"/>
+          <w:szCs w:val="28"/>
+          <w:lang w:val="ru-RU"/>
+        </w:rPr>
+        <w:t xml:space="preserve"> [2]</w:t>
+      </w:r>
+      <w:r>
+        <w:rPr>
+          <w:rStyle w:val="s1"/>
+          <w:sz w:val="28"/>
+          <w:szCs w:val="28"/>
+          <w:lang w:val="ru-RU"/>
+        </w:rPr>
+        <w:t>. Приложение доступно на различных платформах и активно использ</w:t>
+      </w:r>
+      <w:r>
+        <w:rPr>
+          <w:rStyle w:val="s1"/>
+          <w:sz w:val="28"/>
+          <w:szCs w:val="28"/>
+          <w:lang w:val="ru-RU"/>
+        </w:rPr>
+        <w:t>уется миллионами пользователей.</w:t>
+      </w:r>
+    </w:p>
+    <w:p>
+      <w:pPr>
+        <w:pStyle w:val="p1"/>
+        <w:spacing w:before="0" w:beforeAutospacing="0" w:after="0" w:afterAutospacing="0"/>
+        <w:ind w:firstLine="709"/>
+        <w:jc w:val="both"/>
+        <w:rPr>
+          <w:rStyle w:val="s1"/>
+          <w:sz w:val="28"/>
+          <w:szCs w:val="28"/>
+          <w:lang w:val="ru-RU"/>
+        </w:rPr>
+      </w:pPr>
+      <w:r>
+        <w:rPr>
+          <w:rStyle w:val="s1"/>
+          <w:sz w:val="28"/>
+          <w:szCs w:val="28"/>
+          <w:lang w:val="ru-RU"/>
+        </w:rPr>
+        <w:lastRenderedPageBreak/>
+        <w:t>Среди его преимуществ — кроссплатформенность, многоязычная поддержка, наличие графиков изменения цен, возможность отслеживания лучших предложений по направлениям и гибкая система фильтрации. Интерфейс выполнен в современном минималистичном стиле, что делает работу с сервисом удобной да</w:t>
+      </w:r>
+      <w:r>
+        <w:rPr>
+          <w:rStyle w:val="s1"/>
+          <w:sz w:val="28"/>
+          <w:szCs w:val="28"/>
+          <w:lang w:val="ru-RU"/>
+        </w:rPr>
+        <w:t>же для неопытных пользователей.</w:t>
+      </w:r>
+    </w:p>
+    <w:p>
+      <w:pPr>
+        <w:pStyle w:val="p1"/>
+        <w:spacing w:before="0" w:beforeAutospacing="0" w:after="0" w:afterAutospacing="0"/>
+        <w:ind w:firstLine="709"/>
+        <w:jc w:val="both"/>
+        <w:rPr>
+          <w:rStyle w:val="s1"/>
+          <w:sz w:val="28"/>
+          <w:szCs w:val="28"/>
+          <w:lang w:val="ru-RU"/>
+        </w:rPr>
+      </w:pPr>
+      <w:r>
+        <w:rPr>
+          <w:rStyle w:val="s1"/>
+          <w:sz w:val="28"/>
+          <w:szCs w:val="28"/>
+          <w:lang w:val="ru-RU"/>
+        </w:rPr>
+        <w:t>К недостаткам можно отнести необходимость регистрации для доступа к расширенным функциям, а также ограниченные возможности редактирования или отмены брони через сам сервис — фактические операции выполняются на сайтах авиакомпаний. Кроме того, интеграция с внешними источниками иногда вызывает расхождение цен между Skyscanner и официальными сайтами авиакомпаний.</w:t>
+      </w:r>
+    </w:p>
+    <w:p>
+      <w:pPr>
+        <w:pStyle w:val="p1"/>
+        <w:spacing w:before="0" w:beforeAutospacing="0" w:after="0" w:afterAutospacing="0"/>
+        <w:ind w:firstLine="709"/>
+        <w:jc w:val="both"/>
+        <w:rPr>
+          <w:sz w:val="28"/>
+          <w:szCs w:val="28"/>
+          <w:lang w:val="ru-RU"/>
+        </w:rPr>
+      </w:pPr>
+      <w:r>
+        <w:rPr>
+          <w:sz w:val="28"/>
+          <w:szCs w:val="28"/>
+          <w:lang w:val="ru-RU"/>
+        </w:rPr>
+        <w:t xml:space="preserve">Из Skyscanner будет адаптирована идея </w:t>
+      </w:r>
+      <w:r>
+        <w:rPr>
+          <w:sz w:val="28"/>
+          <w:szCs w:val="28"/>
+          <w:lang w:val="ru-RU"/>
+        </w:rPr>
+        <w:t>наличия личного кабинета, отображающая информацию о пользователе и его купленных билетов</w:t>
+      </w:r>
+      <w:r>
+        <w:rPr>
+          <w:sz w:val="28"/>
+          <w:szCs w:val="28"/>
+          <w:lang w:val="ru-RU"/>
+        </w:rPr>
+        <w:t>.</w:t>
+      </w:r>
+    </w:p>
+    <w:p>
+      <w:pPr>
+        <w:pStyle w:val="p1"/>
+        <w:spacing w:before="0" w:beforeAutospacing="0" w:after="280" w:afterAutospacing="0"/>
+        <w:ind w:firstLine="709"/>
+        <w:jc w:val="both"/>
+        <w:rPr>
+          <w:sz w:val="28"/>
+          <w:szCs w:val="28"/>
+          <w:lang w:val="ru-RU"/>
+        </w:rPr>
+      </w:pPr>
+      <w:r>
+        <w:rPr>
+          <w:sz w:val="28"/>
+          <w:szCs w:val="28"/>
+          <w:lang w:val="ru-RU"/>
+        </w:rPr>
+        <w:t xml:space="preserve">Скриншот демонстрирующий наличие личного кабинета </w:t>
+      </w:r>
+      <w:r>
+        <w:rPr>
+          <w:sz w:val="28"/>
+          <w:szCs w:val="28"/>
+          <w:lang w:val="ru-RU"/>
+        </w:rPr>
+        <w:t xml:space="preserve">в программном обеспечении </w:t>
+      </w:r>
+      <w:r>
+        <w:rPr>
+          <w:sz w:val="28"/>
+          <w:szCs w:val="28"/>
+          <w:lang w:val="ru-RU"/>
+        </w:rPr>
+        <w:t>«</w:t>
+      </w:r>
+      <w:r>
+        <w:rPr>
+          <w:rStyle w:val="s1"/>
+          <w:sz w:val="28"/>
+          <w:szCs w:val="28"/>
+          <w:lang w:val="ru-RU"/>
+        </w:rPr>
+        <w:t>Skyscanner</w:t>
+      </w:r>
+      <w:r>
+        <w:rPr>
+          <w:sz w:val="28"/>
+          <w:szCs w:val="28"/>
+          <w:lang w:val="ru-RU"/>
+        </w:rPr>
+        <w:t>»</w:t>
+      </w:r>
+      <w:r>
+        <w:rPr>
+          <w:sz w:val="28"/>
+          <w:szCs w:val="28"/>
+          <w:lang w:val="ru-RU"/>
+        </w:rPr>
+        <w:t xml:space="preserve"> представлен на рисунке 1.2.</w:t>
+      </w:r>
+    </w:p>
+    <w:p>
+      <w:pPr>
+        <w:pStyle w:val="p1"/>
+        <w:spacing w:before="0" w:beforeAutospacing="0" w:after="280" w:afterAutospacing="0"/>
+        <w:jc w:val="center"/>
+        <w:rPr>
+          <w:sz w:val="28"/>
+          <w:szCs w:val="28"/>
+          <w:lang w:val="ru-RU"/>
+        </w:rPr>
+      </w:pPr>
+      <w:r>
+        <w:rPr>
+          <w:noProof/>
+          <w:lang w:val="ru-RU"/>
+        </w:rPr>
+        <w:drawing>
+          <wp:inline distT="0" distB="0" distL="0" distR="0" wp14:anchorId="2B8D3E62" wp14:editId="697AA6A1">
+            <wp:extent cx="5939790" cy="2811780"/>
+            <wp:effectExtent l="19050" t="19050" r="22860" b="26670"/>
+            <wp:docPr id="5" name="Рисунок 5"/>
+            <wp:cNvGraphicFramePr>
+              <a:graphicFrameLocks xmlns:a="http://schemas.openxmlformats.org/drawingml/2006/main" noChangeAspect="1"/>
+            </wp:cNvGraphicFramePr>
+            <a:graphic xmlns:a="http://schemas.openxmlformats.org/drawingml/2006/main">
+              <a:graphicData uri="http://schemas.openxmlformats.org/drawingml/2006/picture">
+                <pic:pic xmlns:pic="http://schemas.openxmlformats.org/drawingml/2006/picture">
+                  <pic:nvPicPr>
+                    <pic:cNvPr id="1" name=""/>
+                    <pic:cNvPicPr/>
+                  </pic:nvPicPr>
+                  <pic:blipFill>
+                    <a:blip r:embed="rId14"/>
+                    <a:stretch>
+                      <a:fillRect/>
+                    </a:stretch>
+                  </pic:blipFill>
+                  <pic:spPr>
+                    <a:xfrm>
+                      <a:off x="0" y="0"/>
+                      <a:ext cx="5939790" cy="2811780"/>
+                    </a:xfrm>
+                    <a:prstGeom prst="rect">
+                      <a:avLst/>
+                    </a:prstGeom>
+                    <a:ln>
+                      <a:solidFill>
+                        <a:schemeClr val="tx1"/>
+                      </a:solidFill>
+                    </a:ln>
+                  </pic:spPr>
+                </pic:pic>
+              </a:graphicData>
+            </a:graphic>
+          </wp:inline>
+        </w:drawing>
+      </w:r>
+    </w:p>
+    <w:p>
+      <w:pPr>
+        <w:pStyle w:val="af6"/>
+      </w:pPr>
+      <w:r>
+        <w:t>Рисунок 1.</w:t>
+      </w:r>
+      <w:r>
+        <w:t>2</w:t>
+      </w:r>
+      <w:r>
+        <w:t xml:space="preserve"> – ПО «</w:t>
+      </w:r>
+      <w:r>
+        <w:rPr>
+          <w:rStyle w:val="s1"/>
+        </w:rPr>
+        <w:t>Skyscanner</w:t>
+      </w:r>
+      <w:r>
+        <w:t>»</w:t>
+      </w:r>
+    </w:p>
+    <w:p>
+      <w:pPr>
+        <w:pStyle w:val="3"/>
+        <w:rPr>
+          <w:rStyle w:val="s1"/>
+          <w:lang w:val="ru-RU"/>
+        </w:rPr>
+      </w:pPr>
+      <w:bookmarkStart w:id="6" w:name="_Toc217165330"/>
+      <w:r>
+        <w:rPr>
+          <w:lang w:val="ru-RU"/>
+        </w:rPr>
+        <w:t>1.1.</w:t>
+      </w:r>
+      <w:r>
+        <w:rPr>
+          <w:lang w:val="ru-RU"/>
+        </w:rPr>
+        <w:t>3</w:t>
+      </w:r>
+      <w:r>
+        <w:rPr>
+          <w:lang w:val="ru-RU"/>
+        </w:rPr>
+        <w:t xml:space="preserve"> П</w:t>
+      </w:r>
+      <w:r>
+        <w:rPr>
+          <w:lang w:val="ru-RU"/>
+        </w:rPr>
+        <w:t xml:space="preserve">рограммное обеспечение </w:t>
+      </w:r>
+      <w:r>
+        <w:rPr>
+          <w:lang w:val="ru-RU"/>
+        </w:rPr>
+        <w:t>«</w:t>
+      </w:r>
+      <w:r>
+        <w:rPr>
+          <w:lang w:val="ru-RU"/>
+        </w:rPr>
+        <w:t>Tutu.ru</w:t>
+      </w:r>
+      <w:r>
+        <w:rPr>
+          <w:lang w:val="ru-RU"/>
+        </w:rPr>
+        <w:t>»</w:t>
+      </w:r>
+      <w:bookmarkEnd w:id="6"/>
+    </w:p>
+    <w:p>
+      <w:pPr>
+        <w:pStyle w:val="af9"/>
+      </w:pPr>
+      <w:r>
+        <w:t>Tutu.ru — один из крупнейших российских онлайн-сервисов, предоставляющий пользователям возможность покупки авиабилетов, железнодорожных и автобусных билетов</w:t>
+      </w:r>
+      <w:r>
+        <w:t xml:space="preserve"> [3]</w:t>
+      </w:r>
+      <w:r>
+        <w:t xml:space="preserve">. Система интегрирована с множеством перевозчиков и агентств. </w:t>
+      </w:r>
+    </w:p>
+    <w:p>
+      <w:pPr>
+        <w:pStyle w:val="af9"/>
+      </w:pPr>
+      <w:r>
+        <w:t>Преимуществами Tutu.ru являются широкий функционал, возможность прямой покупки билетов без перехода на сторонние сайты, система бонусов и уведомлений, а также интеграция с платёжными системами. Интерфейс сайта отличается понятной ст</w:t>
+      </w:r>
+      <w:r>
+        <w:t>руктурой и логичной навигацией.</w:t>
+      </w:r>
+    </w:p>
+    <w:p>
+      <w:pPr>
+        <w:pStyle w:val="af9"/>
+      </w:pPr>
+      <w:r>
+        <w:t xml:space="preserve">Недостатками являются перегруженность главной страницы дополнительными рекламными блоками и необходимость регистрации для </w:t>
+      </w:r>
+      <w:r>
+        <w:lastRenderedPageBreak/>
+        <w:t>доступа к истории заказов. Кроме того, функциональность мобильного приложения уступает возможностям веб-версии, а некоторые фильтры поиска срабатывают некорректно при больших объёмах данных.</w:t>
+      </w:r>
+    </w:p>
+    <w:p>
+      <w:pPr>
+        <w:pStyle w:val="af9"/>
+      </w:pPr>
+      <w:r>
+        <w:t>Из Tutu.ru предполагается использовать принцип прямого взаимодействия пользователя с системой без перехода на сторонние сайты, а также интеграцию функций личного кабинета, где пользователь сможет просматривать и при необходимости отменять приобретённые билеты.</w:t>
+      </w:r>
+    </w:p>
+    <w:p>
+      <w:pPr>
+        <w:pStyle w:val="af9"/>
+        <w:spacing w:after="280"/>
+        <w:rPr>
+          <w:szCs w:val="28"/>
+        </w:rPr>
+      </w:pPr>
+      <w:r>
+        <w:rPr>
+          <w:szCs w:val="28"/>
+        </w:rPr>
+        <w:t>Скриншот главной страницы программного обеспечения «</w:t>
+      </w:r>
+      <w:r>
+        <w:t>Tutu.ru</w:t>
+      </w:r>
+      <w:r>
+        <w:rPr>
+          <w:szCs w:val="28"/>
+        </w:rPr>
+        <w:t xml:space="preserve">» представлено на </w:t>
+      </w:r>
+      <w:r>
+        <w:rPr>
+          <w:szCs w:val="28"/>
+        </w:rPr>
+        <w:t>р</w:t>
+      </w:r>
+      <w:r>
+        <w:rPr>
+          <w:szCs w:val="28"/>
+        </w:rPr>
+        <w:t>исунке 1.3.</w:t>
+      </w:r>
+    </w:p>
+    <w:p>
+      <w:pPr>
+        <w:pStyle w:val="af9"/>
+        <w:spacing w:after="280"/>
+        <w:ind w:firstLine="0"/>
+        <w:jc w:val="center"/>
+        <w:rPr>
+          <w:szCs w:val="28"/>
+        </w:rPr>
+      </w:pPr>
+      <w:r>
+        <w:rPr>
+          <w:noProof/>
+          <w:szCs w:val="28"/>
+          <w:lang w:eastAsia="ru-RU"/>
+        </w:rPr>
+        <w:drawing>
+          <wp:inline distT="0" distB="0" distL="0" distR="0" wp14:anchorId="1D63F57A" wp14:editId="38E48B57">
+            <wp:extent cx="5939790" cy="2827655"/>
+            <wp:effectExtent l="19050" t="19050" r="22860" b="10795"/>
+            <wp:docPr id="3" name="Рисунок 3"/>
+            <wp:cNvGraphicFramePr>
+              <a:graphicFrameLocks xmlns:a="http://schemas.openxmlformats.org/drawingml/2006/main" noChangeAspect="1"/>
+            </wp:cNvGraphicFramePr>
+            <a:graphic xmlns:a="http://schemas.openxmlformats.org/drawingml/2006/main">
+              <a:graphicData uri="http://schemas.openxmlformats.org/drawingml/2006/picture">
+                <pic:pic xmlns:pic="http://schemas.openxmlformats.org/drawingml/2006/picture">
+                  <pic:nvPicPr>
+                    <pic:cNvPr id="1" name=""/>
+                    <pic:cNvPicPr/>
+                  </pic:nvPicPr>
+                  <pic:blipFill>
+                    <a:blip r:embed="rId15"/>
+                    <a:stretch>
+                      <a:fillRect/>
+                    </a:stretch>
+                  </pic:blipFill>
+                  <pic:spPr>
+                    <a:xfrm>
+                      <a:off x="0" y="0"/>
+                      <a:ext cx="5939790" cy="2827655"/>
+                    </a:xfrm>
+                    <a:prstGeom prst="rect">
+                      <a:avLst/>
+                    </a:prstGeom>
+                    <a:ln>
+                      <a:solidFill>
+                        <a:schemeClr val="tx1"/>
+                      </a:solidFill>
+                    </a:ln>
+                  </pic:spPr>
+                </pic:pic>
+              </a:graphicData>
+            </a:graphic>
+          </wp:inline>
+        </w:drawing>
+      </w:r>
+    </w:p>
+    <w:p>
+      <w:pPr>
+        <w:pStyle w:val="af6"/>
+      </w:pPr>
+      <w:r>
+        <w:t>Рисунок 1.</w:t>
+      </w:r>
+      <w:r>
+        <w:t>3</w:t>
+      </w:r>
+      <w:r>
+        <w:t xml:space="preserve"> – ПО «</w:t>
+      </w:r>
+      <w:r>
+        <w:t>Tutu.ru</w:t>
+      </w:r>
+      <w:r>
+        <w:t>»</w:t>
+      </w:r>
+    </w:p>
+    <w:p>
+      <w:pPr>
+        <w:pStyle w:val="p1"/>
+        <w:ind w:firstLine="709"/>
+        <w:jc w:val="both"/>
+        <w:rPr>
+          <w:sz w:val="28"/>
+          <w:szCs w:val="28"/>
+          <w:lang w:val="ru-RU"/>
+        </w:rPr>
+      </w:pPr>
+      <w:r>
+        <w:rPr>
+          <w:sz w:val="28"/>
+          <w:szCs w:val="28"/>
+          <w:lang w:val="ru-RU"/>
+        </w:rPr>
+        <w:t>В результате анализа сервисов были выявлены их ключевые преимущества и недостатки. Рассмотренные решения позволили определить эффективные функциональные и интерфейсные подходы, которые будут использованы при разработке программного средства.</w:t>
+      </w:r>
+    </w:p>
+    <w:p>
+      <w:pPr>
+        <w:pStyle w:val="2"/>
+        <w:rPr>
+          <w:lang w:val="ru-RU"/>
+        </w:rPr>
+      </w:pPr>
+      <w:bookmarkStart w:id="7" w:name="_Toc217165331"/>
+      <w:r>
+        <w:rPr>
+          <w:lang w:val="ru-RU"/>
+        </w:rPr>
+        <w:t xml:space="preserve">1.2 </w:t>
+      </w:r>
+      <w:r>
+        <w:rPr>
+          <w:lang w:val="ru-RU"/>
+        </w:rPr>
+        <w:t>Постановка задачи</w:t>
+      </w:r>
+      <w:bookmarkEnd w:id="7"/>
+    </w:p>
+    <w:p>
+      <w:pPr>
+        <w:pStyle w:val="af9"/>
+      </w:pPr>
+      <w:r>
+        <w:t xml:space="preserve">Целью курсового проекта является разработка настольного программного средства «Авиабилеты», предназначенного для автоматизации процессов поиска, </w:t>
+      </w:r>
+      <w:r>
+        <w:t>покупки</w:t>
+      </w:r>
+      <w:r>
+        <w:t xml:space="preserve"> и управления авиарейсами. Приложение должно обеспечивать взаимодействие двух категорий пользователей: администратора и клиента.</w:t>
+      </w:r>
+    </w:p>
+    <w:p>
+      <w:pPr>
+        <w:pStyle w:val="af9"/>
+      </w:pPr>
+      <w:r>
+        <w:t>Для администратора предусматривается реализация следующих функций:</w:t>
+      </w:r>
+    </w:p>
+    <w:p>
+      <w:pPr>
+        <w:pStyle w:val="afc"/>
+      </w:pPr>
+      <w:r>
+        <w:t>авторизация в системе;</w:t>
+      </w:r>
+    </w:p>
+    <w:p>
+      <w:pPr>
+        <w:pStyle w:val="afc"/>
+        <w:rPr>
+          <w:lang w:val="ru-RU"/>
+        </w:rPr>
+      </w:pPr>
+      <w:r>
+        <w:rPr>
+          <w:lang w:val="ru-RU"/>
+        </w:rPr>
+        <w:t>управление данными о пользователях (создание, редактирование, удаление, поиск и фильтрация);</w:t>
+      </w:r>
+    </w:p>
+    <w:p>
+      <w:pPr>
+        <w:pStyle w:val="afc"/>
+        <w:rPr>
+          <w:lang w:val="ru-RU"/>
+        </w:rPr>
+      </w:pPr>
+      <w:r>
+        <w:rPr>
+          <w:lang w:val="ru-RU"/>
+        </w:rPr>
+        <w:lastRenderedPageBreak/>
+        <w:t>управление информацией о рейсах (добавление, редактирование, удаление, поиск и фильтрация);</w:t>
+      </w:r>
+    </w:p>
+    <w:p>
+      <w:pPr>
+        <w:pStyle w:val="afc"/>
+        <w:rPr>
+          <w:lang w:val="ru-RU"/>
+        </w:rPr>
+      </w:pPr>
+      <w:r>
+        <w:rPr>
+          <w:lang w:val="ru-RU"/>
+        </w:rPr>
+        <w:t xml:space="preserve">управление </w:t>
+      </w:r>
+      <w:r>
+        <w:rPr>
+          <w:lang w:val="ru-RU"/>
+        </w:rPr>
+        <w:t>покупками</w:t>
+      </w:r>
+      <w:r>
+        <w:rPr>
+          <w:lang w:val="ru-RU"/>
+        </w:rPr>
+        <w:t xml:space="preserve"> (создание, изменение, удаление, поиск и фильтрация).</w:t>
+      </w:r>
+    </w:p>
+    <w:p>
+      <w:pPr>
+        <w:pStyle w:val="af9"/>
+      </w:pPr>
+      <w:r>
+        <w:t>Для клиента должны быть реализованы следующие возможности:</w:t>
+      </w:r>
+    </w:p>
+    <w:p>
+      <w:pPr>
+        <w:pStyle w:val="afc"/>
+      </w:pPr>
+      <w:r>
+        <w:t>регистрация и авторизация;</w:t>
+      </w:r>
+    </w:p>
+    <w:p>
+      <w:pPr>
+        <w:pStyle w:val="afc"/>
+        <w:rPr>
+          <w:lang w:val="ru-RU"/>
+        </w:rPr>
+      </w:pPr>
+      <w:r>
+        <w:rPr>
+          <w:lang w:val="ru-RU"/>
+        </w:rPr>
+        <w:t>просмотр доступных рейсов с функциями поиска и фильтрации;</w:t>
+      </w:r>
+    </w:p>
+    <w:p>
+      <w:pPr>
+        <w:pStyle w:val="afc"/>
+      </w:pPr>
+      <w:r>
+        <w:t>покупка авиабилетов;</w:t>
+      </w:r>
+    </w:p>
+    <w:p>
+      <w:pPr>
+        <w:pStyle w:val="afc"/>
+        <w:rPr>
+          <w:lang w:val="ru-RU"/>
+        </w:rPr>
+      </w:pPr>
+      <w:r>
+        <w:rPr>
+          <w:lang w:val="ru-RU"/>
+        </w:rPr>
+        <w:t>просмотр и отмена купленных билетов в личном кабинете.</w:t>
+      </w:r>
+    </w:p>
+    <w:p>
+      <w:pPr>
+        <w:pStyle w:val="af9"/>
+      </w:pPr>
+      <w:r>
+        <w:t>Программное средство должно быть разработано в соответствии с принципами объектно-ориентированного проектирования и обеспечивать независимость между слоями представления, бизнес-логики и данных. Такая архитектура позволит легко расширять функциональные возможности и повышать удобство сопровождения системы.</w:t>
+      </w:r>
+    </w:p>
+    <w:p>
+      <w:pPr>
+        <w:pStyle w:val="af9"/>
+      </w:pPr>
+      <w:r>
+        <w:t>Приложение разрабатывается под операционную систему Windows с использованием языка C# и технологий .NET Core и WPF (Windows Presentation Foundation). В качестве системы управления базами данных используется PostgreSQL, а для работы с данными — Entity Framework Core (EF Core), что обеспечит надёжность хранения и удобство доступа к информации.</w:t>
+      </w:r>
+    </w:p>
+    <w:p>
+      <w:pPr>
+        <w:pStyle w:val="af9"/>
+      </w:pPr>
+      <w:r>
+        <w:t>Разрабатываемое приложение должно обладать интуитивно понятным интерфейсом, обеспечивать корректную работу с пользовательскими данными и предоставлять гибкие средства поиска и фильтрации.</w:t>
+      </w:r>
+    </w:p>
+    <w:p>
+      <w:pPr>
+        <w:pStyle w:val="af9"/>
+      </w:pPr>
+      <w:r>
+        <w:t>Ожидаемым результатом выполнения проекта является полностью функционирующее настольное приложение, демонстрирующее принципы объектно-ориентированного проектирования, грамотное разделение логики и удобство работы конечного пользователя.</w:t>
+      </w:r>
+    </w:p>
+    <w:p>
+      <w:pPr>
+        <w:pStyle w:val="2"/>
+        <w:ind w:left="709" w:firstLine="0"/>
+        <w:rPr>
+          <w:rFonts w:eastAsiaTheme="minorHAnsi"/>
+          <w:lang w:val="ru-RU"/>
+        </w:rPr>
+      </w:pPr>
+      <w:bookmarkStart w:id="8" w:name="_Toc217165332"/>
+      <w:r>
+        <w:rPr>
+          <w:lang w:val="ru-RU"/>
+        </w:rPr>
+        <w:t xml:space="preserve">1.3 </w:t>
+      </w:r>
+      <w:r>
+        <w:rPr>
+          <w:lang w:val="ru-RU"/>
+        </w:rPr>
+        <w:t>В</w:t>
+      </w:r>
+      <w:r>
+        <w:rPr>
+          <w:lang w:val="ru-RU"/>
+        </w:rPr>
+        <w:t>ывод по разделу</w:t>
+      </w:r>
+      <w:bookmarkEnd w:id="8"/>
+    </w:p>
+    <w:p>
+      <w:pPr>
+        <w:pStyle w:val="af9"/>
+      </w:pPr>
+      <w:r>
+        <w:t>В ходе анализа программных аналогов Aviasales, Skyscanner и Tutu.ru были выявлены их основные преимущества и недостатки, а также определены наиболее удачные функциональные и интерфейсные решения для использования в разрабатываемом приложении. На основе проведённого анализа сформированы требования к программному средству с учётом удобства использования и функциональной полноты.</w:t>
+      </w:r>
+    </w:p>
+    <w:p>
+      <w:pPr>
+        <w:pStyle w:val="af9"/>
+        <w:rPr>
+          <w:rFonts w:eastAsiaTheme="majorEastAsia"/>
+        </w:rPr>
+      </w:pPr>
+      <w:r>
+        <w:br w:type="page"/>
+      </w:r>
+    </w:p>
+    <w:p>
+      <w:pPr>
+        <w:pStyle w:val="1"/>
+        <w:spacing w:after="240"/>
+        <w:rPr>
+          <w:lang w:val="ru-RU"/>
+        </w:rPr>
+      </w:pPr>
+      <w:bookmarkStart w:id="9" w:name="_Toc217165333"/>
+      <w:r>
+        <w:rPr>
+          <w:lang w:val="ru-RU"/>
+        </w:rPr>
+        <w:lastRenderedPageBreak/>
+        <w:t xml:space="preserve">2 </w:t>
+      </w:r>
+      <w:bookmarkStart w:id="10" w:name="_Toc198397919"/>
+      <w:r>
+        <w:rPr>
+          <w:lang w:val="ru-RU"/>
+        </w:rPr>
+        <w:t>Анализ требований к программному средству и разработка функциональных требований</w:t>
+      </w:r>
+      <w:bookmarkEnd w:id="9"/>
+      <w:bookmarkEnd w:id="10"/>
+    </w:p>
+    <w:p>
+      <w:pPr>
+        <w:pStyle w:val="2"/>
+        <w:spacing w:before="240"/>
+        <w:rPr>
+          <w:lang w:val="ru-RU"/>
+        </w:rPr>
+      </w:pPr>
+      <w:bookmarkStart w:id="11" w:name="_Toc217165334"/>
+      <w:r>
+        <w:rPr>
+          <w:lang w:val="ru-RU"/>
+        </w:rPr>
+        <w:t>2.1 Описание средств разработки</w:t>
+      </w:r>
+      <w:bookmarkEnd w:id="11"/>
+    </w:p>
+    <w:p>
+      <w:pPr>
+        <w:pStyle w:val="ac"/>
+      </w:pPr>
+      <w:r>
+        <w:t>В процессе разработки программного средства были использованы современные технологии и инструменты, обеспечивающие надежность, масштабируемость и удобство сопровождения программного продукта. Ниже приведено описание каждого из них.</w:t>
+      </w:r>
+    </w:p>
+    <w:p>
+      <w:pPr>
+        <w:pStyle w:val="3"/>
+        <w:rPr>
+          <w:lang w:val="ru-RU"/>
+        </w:rPr>
+      </w:pPr>
+      <w:bookmarkStart w:id="12" w:name="_Toc217165335"/>
+      <w:r>
+        <w:rPr>
+          <w:lang w:val="ru-RU"/>
+        </w:rPr>
+        <w:t xml:space="preserve">2.1.1 </w:t>
+      </w:r>
+      <w:r>
+        <w:t>Microsoft</w:t>
+      </w:r>
+      <w:r>
+        <w:rPr>
+          <w:lang w:val="ru-RU"/>
+        </w:rPr>
+        <w:t xml:space="preserve"> </w:t>
+      </w:r>
+      <w:r>
+        <w:t>Visual</w:t>
+      </w:r>
+      <w:r>
+        <w:rPr>
+          <w:lang w:val="ru-RU"/>
+        </w:rPr>
+        <w:t xml:space="preserve"> </w:t>
+      </w:r>
+      <w:r>
+        <w:t>Studio</w:t>
+      </w:r>
+      <w:r>
+        <w:rPr>
+          <w:lang w:val="ru-RU"/>
+        </w:rPr>
+        <w:t xml:space="preserve"> 2022</w:t>
+      </w:r>
+      <w:bookmarkEnd w:id="12"/>
+    </w:p>
+    <w:p>
+      <w:pPr>
+        <w:pStyle w:val="ac"/>
+        <w:spacing w:before="360" w:after="240"/>
+      </w:pPr>
+      <w:r>
+        <w:t>Visual Studio 2022 — это интегрированная среда разработки (IDE), предоставляющая широкий набор инструментов для проектирования, отладки, тестирования и развертывания приложений. Она поддерживает множество языков программирования, включая C#, и интегрируется с системами контроля версий, такими как Git. IDE обеспечивает удобную навигацию по проекту, редактор XAML и дизайнер интерфейсов, что существенно ускоряет разработку приложений на WPF.</w:t>
+      </w:r>
+    </w:p>
+    <w:p>
+      <w:pPr>
+        <w:pStyle w:val="3"/>
+        <w:rPr>
+          <w:lang w:val="ru-RU"/>
+        </w:rPr>
+      </w:pPr>
+      <w:bookmarkStart w:id="13" w:name="_Toc217165336"/>
+      <w:r>
+        <w:rPr>
+          <w:lang w:val="ru-RU"/>
+        </w:rPr>
+        <w:t>2.1.</w:t>
+      </w:r>
+      <w:r>
+        <w:rPr>
+          <w:lang w:val="ru-RU"/>
+        </w:rPr>
+        <w:t>2</w:t>
+      </w:r>
+      <w:r>
+        <w:rPr>
+          <w:lang w:val="ru-RU"/>
+        </w:rPr>
+        <w:t xml:space="preserve"> .</w:t>
+      </w:r>
+      <w:r>
+        <w:t>NET</w:t>
+      </w:r>
+      <w:r>
+        <w:rPr>
+          <w:lang w:val="ru-RU"/>
+        </w:rPr>
+        <w:t xml:space="preserve"> </w:t>
+      </w:r>
+      <w:r>
+        <w:t>Core</w:t>
+      </w:r>
+      <w:r>
+        <w:rPr>
+          <w:lang w:val="ru-RU"/>
+        </w:rPr>
+        <w:t xml:space="preserve"> 9.0</w:t>
+      </w:r>
+      <w:bookmarkEnd w:id="13"/>
+    </w:p>
+    <w:p>
+      <w:pPr>
+        <w:pStyle w:val="ac"/>
+      </w:pPr>
+      <w:r>
+        <w:t>.</w:t>
+      </w:r>
+      <w:r>
+        <w:t>NET</w:t>
+      </w:r>
+      <w:r>
+        <w:t xml:space="preserve"> </w:t>
+      </w:r>
+      <w:r>
+        <w:t>Core</w:t>
+      </w:r>
+      <w:r>
+        <w:t xml:space="preserve"> 9.0 — это кроссплатформенная, высокопроизводительная и модульная реализация платформы .</w:t>
+      </w:r>
+      <w:r>
+        <w:t>NET</w:t>
+      </w:r>
+      <w:r>
+        <w:t xml:space="preserve">. Она предназначена для создания современных облачных, веб- и настольных приложений. </w:t>
+      </w:r>
+      <w:r>
+        <w:t>В отличие от традиционного .NET Framework, .NET Core обладает улучшенной производительностью, меньшим объемом используемой памяти и возможностью развёртывания на различных операционных системах. В проекте .NET Core используется как основная программная платформа, обеспечивающая выполнение приложения.</w:t>
+      </w:r>
+    </w:p>
+    <w:p>
+      <w:pPr>
+        <w:pStyle w:val="3"/>
+        <w:rPr>
+          <w:lang w:val="ru-RU"/>
+        </w:rPr>
+      </w:pPr>
+      <w:bookmarkStart w:id="14" w:name="_Toc217165337"/>
+      <w:r>
+        <w:rPr>
+          <w:lang w:val="ru-RU"/>
+        </w:rPr>
+        <w:t>2.1.</w:t>
+      </w:r>
+      <w:r>
+        <w:rPr>
+          <w:lang w:val="ru-RU"/>
+        </w:rPr>
+        <w:t>3</w:t>
+      </w:r>
+      <w:r>
+        <w:rPr>
+          <w:lang w:val="ru-RU"/>
+        </w:rPr>
+        <w:t xml:space="preserve"> </w:t>
+      </w:r>
+      <w:r>
+        <w:rPr>
+          <w:lang w:val="ru-RU"/>
+        </w:rPr>
+        <w:t xml:space="preserve">Язык программирования </w:t>
+      </w:r>
+      <w:r>
+        <w:t>C</w:t>
+      </w:r>
+      <w:r>
+        <w:rPr>
+          <w:lang w:val="ru-RU"/>
+        </w:rPr>
+        <w:t>#</w:t>
+      </w:r>
+      <w:bookmarkEnd w:id="14"/>
+    </w:p>
+    <w:p>
+      <w:pPr>
+        <w:pStyle w:val="ac"/>
+      </w:pPr>
+      <w:r>
+        <w:t>C# — это современный объектно-ориентированный язык программирования, разработанный корпорацией Microsoft. Он обеспечивает богатый синтаксис, строгую типизацию, поддержку LINQ, асинхронного программирования и мощные средства работы с базами данных через Entity Framework. C# используется в проекте для написания логики приложения, взаимодействия с базой данных и обработки пользовательского интерфейса.</w:t>
+      </w:r>
+    </w:p>
+    <w:p>
+      <w:pPr>
+        <w:pStyle w:val="3"/>
+        <w:rPr>
+          <w:lang w:val="en-US"/>
+        </w:rPr>
+      </w:pPr>
+      <w:bookmarkStart w:id="15" w:name="_Toc217165338"/>
+      <w:r>
+        <w:rPr>
+          <w:lang w:val="en-US"/>
+        </w:rPr>
+        <w:t>2.1.</w:t>
+      </w:r>
+      <w:r>
+        <w:rPr>
+          <w:lang w:val="en-US"/>
+        </w:rPr>
+        <w:t>4</w:t>
+      </w:r>
+      <w:r>
+        <w:rPr>
+          <w:lang w:val="en-US"/>
+        </w:rPr>
+        <w:t xml:space="preserve"> </w:t>
+      </w:r>
+      <w:r>
+        <w:t>XAML (Extensible Application Markup Language)</w:t>
+      </w:r>
+      <w:bookmarkEnd w:id="15"/>
+    </w:p>
+    <w:p>
+      <w:pPr>
+        <w:pStyle w:val="ac"/>
+      </w:pPr>
+      <w:r>
+        <w:t xml:space="preserve">XAML — это декларативный язык разметки, применяемый для описания пользовательского интерфейса в приложениях WPF. Он позволяет отделить визуальную составляющую интерфейса от логики, что способствует </w:t>
+      </w:r>
+      <w:r>
+        <w:lastRenderedPageBreak/>
+        <w:t>упрощению сопровождения и расширения проекта. Разметка XAML также поддерживает привязку данных и работу с ресурсами, шаблонами и стилями.</w:t>
+      </w:r>
+    </w:p>
+    <w:p>
+      <w:pPr>
+        <w:pStyle w:val="3"/>
+        <w:rPr>
+          <w:lang w:val="ru-RU"/>
+        </w:rPr>
+      </w:pPr>
+      <w:bookmarkStart w:id="16" w:name="_Toc217165339"/>
+      <w:r>
+        <w:rPr>
+          <w:lang w:val="ru-RU"/>
+        </w:rPr>
+        <w:t>2.1.</w:t>
+      </w:r>
+      <w:r>
+        <w:rPr>
+          <w:lang w:val="ru-RU"/>
+        </w:rPr>
+        <w:t>5</w:t>
+      </w:r>
+      <w:r>
+        <w:rPr>
+          <w:lang w:val="ru-RU"/>
+        </w:rPr>
+        <w:t xml:space="preserve"> </w:t>
+      </w:r>
+      <w:r>
+        <w:t>WPF</w:t>
+      </w:r>
+      <w:r>
+        <w:rPr>
+          <w:lang w:val="ru-RU"/>
+        </w:rPr>
+        <w:t xml:space="preserve"> (</w:t>
+      </w:r>
+      <w:r>
+        <w:t>Windows</w:t>
+      </w:r>
+      <w:r>
+        <w:rPr>
+          <w:lang w:val="ru-RU"/>
+        </w:rPr>
+        <w:t xml:space="preserve"> </w:t>
+      </w:r>
+      <w:r>
+        <w:t>Presentation</w:t>
+      </w:r>
+      <w:r>
+        <w:rPr>
+          <w:lang w:val="ru-RU"/>
+        </w:rPr>
+        <w:t xml:space="preserve"> </w:t>
+      </w:r>
+      <w:r>
+        <w:t>Foundation</w:t>
+      </w:r>
+      <w:r>
+        <w:rPr>
+          <w:lang w:val="ru-RU"/>
+        </w:rPr>
+        <w:t>)</w:t>
+      </w:r>
+      <w:bookmarkEnd w:id="16"/>
+    </w:p>
+    <w:p>
+      <w:pPr>
+        <w:pStyle w:val="ac"/>
+      </w:pPr>
+      <w:r>
+        <w:t>WPF — это технология для создания настольных приложений с современным и гибким интерфейсом. Она основана на XAML и предоставляет мощные возможности для визуализации, анимации, привязки данных и шаблонов. WPF активно использовалась при создании формы аренды велосипеда, отображения информации о велосипедах и интерфейса взаимодействия с пользователем.</w:t>
+      </w:r>
+    </w:p>
+    <w:p>
+      <w:pPr>
+        <w:pStyle w:val="3"/>
+        <w:rPr>
+          <w:lang w:val="en-US"/>
+        </w:rPr>
+      </w:pPr>
+      <w:bookmarkStart w:id="17" w:name="_Toc217165340"/>
+      <w:r>
+        <w:rPr>
+          <w:lang w:val="en-US"/>
+        </w:rPr>
+        <w:t>2.1.</w:t>
+      </w:r>
+      <w:r>
+        <w:rPr>
+          <w:lang w:val="en-US"/>
+        </w:rPr>
+        <w:t>6</w:t>
+      </w:r>
+      <w:r>
+        <w:rPr>
+          <w:lang w:val="en-US"/>
+        </w:rPr>
+        <w:t xml:space="preserve"> </w:t>
+      </w:r>
+      <w:r>
+        <w:t>Entity Framework Core (EF Core)</w:t>
+      </w:r>
+      <w:bookmarkEnd w:id="17"/>
+    </w:p>
+    <w:p>
+      <w:pPr>
+        <w:pStyle w:val="ac"/>
+      </w:pPr>
+      <w:r>
+        <w:rPr>
+          <w:lang w:val="en-US"/>
+        </w:rPr>
+        <w:t xml:space="preserve">EF Core — </w:t>
+      </w:r>
+      <w:r>
+        <w:t>это</w:t>
+      </w:r>
+      <w:r>
+        <w:rPr>
+          <w:lang w:val="en-US"/>
+        </w:rPr>
+        <w:t xml:space="preserve"> ORM (Object-Relational Mapping) </w:t>
+      </w:r>
+      <w:r>
+        <w:t>технология</w:t>
+      </w:r>
+      <w:r>
+        <w:rPr>
+          <w:lang w:val="en-US"/>
+        </w:rPr>
+        <w:t xml:space="preserve"> </w:t>
+      </w:r>
+      <w:r>
+        <w:t>от</w:t>
+      </w:r>
+      <w:r>
+        <w:rPr>
+          <w:lang w:val="en-US"/>
+        </w:rPr>
+        <w:t xml:space="preserve"> Microsoft, </w:t>
+      </w:r>
+      <w:r>
+        <w:t>предназначенная</w:t>
+      </w:r>
+      <w:r>
+        <w:rPr>
+          <w:lang w:val="en-US"/>
+        </w:rPr>
+        <w:t xml:space="preserve"> </w:t>
+      </w:r>
+      <w:r>
+        <w:t>для</w:t>
+      </w:r>
+      <w:r>
+        <w:rPr>
+          <w:lang w:val="en-US"/>
+        </w:rPr>
+        <w:t xml:space="preserve"> </w:t>
+      </w:r>
+      <w:r>
+        <w:t>взаимодействия</w:t>
+      </w:r>
+      <w:r>
+        <w:rPr>
+          <w:lang w:val="en-US"/>
+        </w:rPr>
+        <w:t xml:space="preserve"> .NET-</w:t>
+      </w:r>
+      <w:r>
+        <w:t>приложений</w:t>
+      </w:r>
+      <w:r>
+        <w:rPr>
+          <w:lang w:val="en-US"/>
+        </w:rPr>
+        <w:t xml:space="preserve"> </w:t>
+      </w:r>
+      <w:r>
+        <w:t>с</w:t>
+      </w:r>
+      <w:r>
+        <w:rPr>
+          <w:lang w:val="en-US"/>
+        </w:rPr>
+        <w:t xml:space="preserve"> </w:t>
+      </w:r>
+      <w:r>
+        <w:t>базами</w:t>
+      </w:r>
+      <w:r>
+        <w:rPr>
+          <w:lang w:val="en-US"/>
+        </w:rPr>
+        <w:t xml:space="preserve"> </w:t>
+      </w:r>
+      <w:r>
+        <w:t>данных</w:t>
+      </w:r>
+      <w:r>
+        <w:rPr>
+          <w:lang w:val="en-US"/>
+        </w:rPr>
+        <w:t xml:space="preserve">. </w:t>
+      </w:r>
+      <w:r>
+        <w:t>Она позволяет работать с данными в виде объектов и коллекций, не прибегая напрямую к SQL-запросам. В рамках проекта EF Core используется для реализации операций создания, чтения, обновления и удаления записей в базе данных PostgreSQL.</w:t>
+      </w:r>
+    </w:p>
+    <w:p>
+      <w:pPr>
+        <w:pStyle w:val="3"/>
+        <w:rPr>
+          <w:lang w:val="ru-RU"/>
+        </w:rPr>
+      </w:pPr>
+      <w:bookmarkStart w:id="18" w:name="_Toc217165341"/>
+      <w:r>
+        <w:rPr>
+          <w:lang w:val="ru-RU"/>
+        </w:rPr>
+        <w:t>2.1.</w:t>
+      </w:r>
+      <w:r>
+        <w:rPr>
+          <w:lang w:val="ru-RU"/>
+        </w:rPr>
+        <w:t>7</w:t>
+      </w:r>
+      <w:r>
+        <w:rPr>
+          <w:lang w:val="ru-RU"/>
+        </w:rPr>
+        <w:t xml:space="preserve"> </w:t>
+      </w:r>
+      <w:r>
+        <w:t>PostgreSQL</w:t>
+      </w:r>
+      <w:bookmarkEnd w:id="18"/>
+    </w:p>
+    <w:p>
+      <w:pPr>
+        <w:pStyle w:val="ac"/>
+      </w:pPr>
+      <w:r>
+        <w:t>PostgreSQL — это мощная объектно-реляционная СУБД с открытым исходным кодом. Она известна своей надежностью, соответствием стандартам SQL и расширяемостью. В проекте PostgreSQL используется в качестве основной базы данных для хранения информации о велосипедах, клиентах и арендах. База данных спроектирована с учетом нормализации и обеспечивает быстрый доступ к данным при выполнении пользовательских операций.</w:t>
+      </w:r>
+    </w:p>
+    <w:p>
+      <w:pPr>
+        <w:rPr>
+          <w:lang w:val="ru-RU"/>
+        </w:rPr>
+      </w:pPr>
+    </w:p>
+    <w:p>
+      <w:pPr>
+        <w:pStyle w:val="2"/>
+        <w:spacing w:before="240"/>
+        <w:rPr>
+          <w:lang w:val="ru-RU"/>
+        </w:rPr>
+      </w:pPr>
+      <w:bookmarkStart w:id="19" w:name="_Toc217165342"/>
+      <w:r>
+        <w:rPr>
+          <w:lang w:val="ru-RU"/>
+        </w:rPr>
+        <w:t>2.2</w:t>
+      </w:r>
+      <w:r>
+        <w:rPr>
+          <w:lang w:val="ru-RU"/>
+        </w:rPr>
+        <w:t xml:space="preserve"> Спецификация функциональных требований</w:t>
+      </w:r>
+      <w:bookmarkEnd w:id="19"/>
+    </w:p>
+    <w:p>
+      <w:pPr>
+        <w:pStyle w:val="ac"/>
+      </w:pPr>
+      <w:r>
+        <w:t xml:space="preserve">Разрабатываемое программное средство «Авиабилеты» предназначено для автоматизации процессов, связанных с поиском, </w:t>
+      </w:r>
+      <w:r>
+        <w:t>покупкой</w:t>
+      </w:r>
+      <w:r>
+        <w:t xml:space="preserve"> и управлением авиарейсами. Система должна обеспечивать работу с двумя основными категориями пользователей — администраторами и клиентами, предоставляя каждой группе доступ к определённым функциональным возможностям.</w:t>
+      </w:r>
+    </w:p>
+    <w:p>
+      <w:pPr>
+        <w:pStyle w:val="ac"/>
+      </w:pPr>
+      <w:r>
+        <w:t xml:space="preserve">Администратор получает возможность авторизоваться в системе и выполнять все операции, связанные с управлением данными приложения. К его обязанностям относится добавление, редактирование и удаление информации о пользователях, рейсах и </w:t>
+      </w:r>
+      <w:r>
+        <w:t>покупках</w:t>
+      </w:r>
+      <w:r>
+        <w:t>. Он также должен иметь доступ к функциям поиска и фильтрации данных, что позволит оперативно находить нужные записи и управлять ими в удобной форме. Администратор контролирует корректность данных и обеспечивает актуальность информации, представленной пользователям системы.</w:t>
+      </w:r>
+    </w:p>
+    <w:p>
+      <w:pPr>
+        <w:pStyle w:val="ac"/>
+      </w:pPr>
+      <w:r>
+        <w:lastRenderedPageBreak/>
+        <w:t>Клиент, в свою очередь, должен иметь возможность зарегистрироваться в системе и пройти процедуру авторизации для получения доступа к функционалу приложения. После входа в личный кабинет пользователь может просматривать список доступных рейсов, выполнять поиск по заданным критериям и фильтровать результаты по различным параметрам, таким как стоимость, время вылета</w:t>
+      </w:r>
+      <w:r>
+        <w:t xml:space="preserve"> и</w:t>
+      </w:r>
+      <w:r>
+        <w:t xml:space="preserve"> пункт назначения. Программное средство должно позволять пользователю приобретать авиабилеты, а также просматривать информацию о совершённых покупках и при необходимости отменять их.</w:t>
+      </w:r>
+    </w:p>
+    <w:p>
+      <w:pPr>
+        <w:pStyle w:val="ac"/>
+      </w:pPr>
+      <w:r>
+        <w:t>Приложение должно обеспечивать удобный и понятный интерфейс, стабильную работу с базой данных и защиту пользовательских данных. Реализация должна соответствовать принципам модульности и объектно-ориентированного проектирования, что обеспечит логическое разделение слоёв представления, бизнес-логики и данных. Для хранения и обработки информации используется реляционная база данных PostgreSQL, а для взаимодействия с ней — технология Entity Framework Core.</w:t>
+      </w:r>
+    </w:p>
+    <w:p>
+      <w:pPr>
+        <w:pStyle w:val="ac"/>
+      </w:pPr>
+      <w:r>
+        <w:t>Разработанное программное средство должно гарантировать корректность выполнения операций, надёжность хранения данных и простоту взаимодействия с пользователем, обеспечивая тем самым полный цикл работы с авиабилетами — от регистрации и поиска до бронирования и администрирования сервиса.</w:t>
+      </w:r>
+    </w:p>
+    <w:p>
+      <w:pPr>
+        <w:pStyle w:val="2"/>
+        <w:rPr>
+          <w:lang w:val="ru-RU"/>
+        </w:rPr>
+      </w:pPr>
+      <w:bookmarkStart w:id="20" w:name="_Toc217165343"/>
+      <w:r>
+        <w:rPr>
+          <w:lang w:val="ru-RU"/>
+        </w:rPr>
+        <w:t>2.3 Диаграмма вариантов использования</w:t>
+      </w:r>
+      <w:bookmarkEnd w:id="20"/>
+    </w:p>
+    <w:p>
+      <w:pPr>
+        <w:pStyle w:val="af9"/>
+        <w:rPr>
+          <w:snapToGrid w:val="0"/>
+        </w:rPr>
+      </w:pPr>
+      <w:r>
+        <w:rPr>
+          <w:snapToGrid w:val="0"/>
+        </w:rPr>
+        <w:t>Для наглядного представления взаимодействия пользователей с системой разработана диаграмма вариантов использования, отражающая основные сценарии работы прог</w:t>
+      </w:r>
+      <w:r>
+        <w:rPr>
+          <w:snapToGrid w:val="0"/>
+        </w:rPr>
+        <w:t>раммного средства «Авиабилеты».</w:t>
+      </w:r>
+    </w:p>
+    <w:p>
+      <w:pPr>
+        <w:pStyle w:val="af9"/>
+        <w:rPr>
+          <w:snapToGrid w:val="0"/>
+        </w:rPr>
+      </w:pPr>
+      <w:r>
+        <w:rPr>
+          <w:snapToGrid w:val="0"/>
+        </w:rPr>
+        <w:t xml:space="preserve">В системе выделяются два типа </w:t>
+      </w:r>
+      <w:r>
+        <w:rPr>
+          <w:snapToGrid w:val="0"/>
+        </w:rPr>
+        <w:t>ролей</w:t>
+      </w:r>
+      <w:r>
+        <w:rPr>
+          <w:snapToGrid w:val="0"/>
+        </w:rPr>
+        <w:t xml:space="preserve"> — администратор и клиент. Администратор управляет структурой данных и обеспечивает актуальность информации, выполняя авторизацию, редактирование данных о рейсах, пользователях и бронированиях. Клиент работает с приложением с пользовательской стороны: проходит регистрацию и авторизацию, просматривает рейсы, приобретает билеты и у</w:t>
+      </w:r>
+      <w:r>
+        <w:rPr>
+          <w:snapToGrid w:val="0"/>
+        </w:rPr>
+        <w:t>правляет своими бронированиями.</w:t>
+      </w:r>
+    </w:p>
+    <w:p>
+      <w:pPr>
+        <w:pStyle w:val="af9"/>
+        <w:rPr>
+          <w:snapToGrid w:val="0"/>
+        </w:rPr>
+      </w:pPr>
+      <w:r>
+        <w:rPr>
+          <w:snapToGrid w:val="0"/>
+        </w:rPr>
+        <w:t xml:space="preserve">Каждый вариант использования отражает функциональную задачу, выполняемую системой в ответ на действия </w:t>
+      </w:r>
+      <w:r>
+        <w:rPr>
+          <w:snapToGrid w:val="0"/>
+        </w:rPr>
+        <w:t>ролей</w:t>
+      </w:r>
+      <w:r>
+        <w:rPr>
+          <w:snapToGrid w:val="0"/>
+        </w:rPr>
+        <w:t>. Варианты связаны отношениями зависимости и включения, что подчёркивает последовательность и взаимосвязь д</w:t>
+      </w:r>
+      <w:r>
+        <w:rPr>
+          <w:snapToGrid w:val="0"/>
+        </w:rPr>
+        <w:t>ействий пользователя и системы.</w:t>
+      </w:r>
+    </w:p>
+    <w:p>
+      <w:pPr>
+        <w:pStyle w:val="af9"/>
+        <w:rPr>
+          <w:snapToGrid w:val="0"/>
+        </w:rPr>
+      </w:pPr>
+      <w:r>
+        <w:rPr>
+          <w:snapToGrid w:val="0"/>
+        </w:rPr>
+        <w:t>Диаграмма вариантов использования</w:t>
+      </w:r>
+      <w:r>
+        <w:rPr>
+          <w:snapToGrid w:val="0"/>
+        </w:rPr>
+        <w:t xml:space="preserve">, сделанная при помощи </w:t>
+      </w:r>
+      <w:r>
+        <w:rPr>
+          <w:snapToGrid w:val="0"/>
+        </w:rPr>
+        <w:t>PlantUml[4]</w:t>
+      </w:r>
+      <w:r>
+        <w:rPr>
+          <w:snapToGrid w:val="0"/>
+        </w:rPr>
+        <w:t>,</w:t>
+      </w:r>
+      <w:r>
+        <w:rPr>
+          <w:snapToGrid w:val="0"/>
+        </w:rPr>
+        <w:t xml:space="preserve"> представлена в приложении А пояснительной записки. </w:t>
+      </w:r>
+    </w:p>
+    <w:p>
+      <w:pPr>
+        <w:pStyle w:val="2"/>
+        <w:rPr>
+          <w:snapToGrid w:val="0"/>
+          <w:lang w:val="ru-RU"/>
+        </w:rPr>
+      </w:pPr>
+      <w:bookmarkStart w:id="21" w:name="_Toc217165344"/>
+      <w:r>
+        <w:rPr>
+          <w:snapToGrid w:val="0"/>
+          <w:lang w:val="ru-RU"/>
+        </w:rPr>
+        <w:t>2.4 Вывод по разделу</w:t>
+      </w:r>
+      <w:bookmarkEnd w:id="21"/>
+    </w:p>
+    <w:p>
+      <w:pPr>
+        <w:pStyle w:val="af9"/>
+      </w:pPr>
+      <w:r>
+        <w:t>В разделе были определены требования к программному средству и обоснован выбор технологий разработки. Сформулированы функциональные возможности системы с учётом разделения ролей администратора и клиента.</w:t>
+      </w:r>
+      <w:r>
+        <w:br w:type="page"/>
+      </w:r>
+    </w:p>
+    <w:p>
+      <w:pPr>
+        <w:pStyle w:val="1"/>
+        <w:spacing w:after="240"/>
+        <w:rPr>
+          <w:lang w:val="ru-RU"/>
+        </w:rPr>
+      </w:pPr>
+      <w:bookmarkStart w:id="22" w:name="_Toc217165345"/>
+      <w:r>
+        <w:rPr>
+          <w:lang w:val="ru-RU"/>
+        </w:rPr>
+        <w:lastRenderedPageBreak/>
+        <w:t xml:space="preserve">3 Проектирование </w:t>
+      </w:r>
+      <w:r>
+        <w:rPr>
+          <w:lang w:val="ru-RU"/>
+        </w:rPr>
+        <w:t>архитектуры проекта</w:t>
+      </w:r>
+      <w:bookmarkEnd w:id="22"/>
+    </w:p>
+    <w:p>
+      <w:pPr>
+        <w:pStyle w:val="2"/>
+        <w:spacing w:before="240"/>
+        <w:rPr>
+          <w:lang w:val="ru-RU"/>
+        </w:rPr>
+      </w:pPr>
+      <w:bookmarkStart w:id="23" w:name="_Toc217165346"/>
+      <w:r>
+        <w:rPr>
+          <w:lang w:val="ru-RU"/>
+        </w:rPr>
+        <w:t>3.1 Общая структура программного средства</w:t>
+      </w:r>
+      <w:bookmarkEnd w:id="23"/>
+    </w:p>
+    <w:p>
+      <w:pPr>
+        <w:pStyle w:val="af9"/>
+      </w:pPr>
+      <w:r>
+        <w:t>Структура проекта</w:t>
+      </w:r>
+      <w:r>
+        <w:t xml:space="preserve"> организована по модульному принципу с использованием архитектурного паттерна MVVM, что обеспечивает разделение ответственности между слоями приложения, упрощает сопровождение и расширение функциональности программного средства.</w:t>
+      </w:r>
+    </w:p>
+    <w:p>
+      <w:pPr>
+        <w:pStyle w:val="af9"/>
+      </w:pPr>
+      <w:r>
+        <w:t xml:space="preserve">Структура проекта представлена на рисунке </w:t>
+      </w:r>
+      <w:r>
+        <w:t>3.1</w:t>
+      </w:r>
+      <w:r>
+        <w:t>.</w:t>
+      </w:r>
+    </w:p>
+    <w:p>
+      <w:pPr>
+        <w:spacing w:before="280"/>
+        <w:jc w:val="center"/>
+        <w:rPr>
+          <w:color w:val="000000"/>
+          <w:lang w:val="ru-RU"/>
+        </w:rPr>
+      </w:pPr>
+      <w:r>
+        <w:rPr>
+          <w:noProof/>
+          <w:color w:val="000000"/>
+          <w:lang w:val="ru-RU"/>
+        </w:rPr>
+        <w:drawing>
+          <wp:inline distT="0" distB="0" distL="0" distR="0" wp14:anchorId="48B64FA2" wp14:editId="6F09D6EC">
+            <wp:extent cx="3603812" cy="2997140"/>
+            <wp:effectExtent l="12700" t="12700" r="15875" b="13335"/>
+            <wp:docPr id="1344270988" name="Рисунок 3"/>
+            <wp:cNvGraphicFramePr>
+              <a:graphicFrameLocks xmlns:a="http://schemas.openxmlformats.org/drawingml/2006/main" noChangeAspect="1"/>
+            </wp:cNvGraphicFramePr>
+            <a:graphic xmlns:a="http://schemas.openxmlformats.org/drawingml/2006/main">
+              <a:graphicData uri="http://schemas.openxmlformats.org/drawingml/2006/picture">
+                <pic:pic xmlns:pic="http://schemas.openxmlformats.org/drawingml/2006/picture">
+                  <pic:nvPicPr>
+                    <pic:cNvPr id="1344270988" name="Рисунок 3"/>
                     <pic:cNvPicPr/>
                   </pic:nvPicPr>
                   <pic:blipFill>
@@ -8775,11 +8933,16 @@
                   <pic:spPr>
                     <a:xfrm>
                       <a:off x="0" y="0"/>
-                      <a:ext cx="2869515" cy="3139775"/>
+                      <a:ext cx="3652511" cy="3037641"/>
                     </a:xfrm>
                     <a:prstGeom prst="rect">
                       <a:avLst/>
                     </a:prstGeom>
+                    <a:ln w="9525">
+                      <a:solidFill>
+                        <a:schemeClr val="tx1"/>
+                      </a:solidFill>
+                    </a:ln>
                   </pic:spPr>
                 </pic:pic>
               </a:graphicData>
@@ -8793,7 +8956,10 @@
         <w:pStyle w:val="af6"/>
       </w:pPr>
       <w:r>
-        <w:t>Рисунок 3.1 – Структура проекта</w:t>
+        <w:t>Рисунок</w:t>
+      </w:r>
+      <w:r>
+        <w:t xml:space="preserve"> 3.1 – Структура проекта</w:t>
       </w:r>
     </w:p>
     <w:p>
@@ -8847,61 +9013,61 @@
           <w:lang w:val="ru-RU"/>
         </w:rPr>
       </w:pPr>
-      <w:bookmarkStart w:id="25" w:name="_Toc217128263"/>
+      <w:bookmarkStart w:id="24" w:name="_Toc217165347"/>
       <w:r>
         <w:rPr>
           <w:lang w:val="ru-RU"/>
         </w:rPr>
         <w:t>3.2 Модель базы данных</w:t>
       </w:r>
+      <w:bookmarkEnd w:id="24"/>
+      <w:r>
+        <w:rPr>
+          <w:lang w:val="ru-RU"/>
+        </w:rPr>
+        <w:t xml:space="preserve"> </w:t>
+      </w:r>
+    </w:p>
+    <w:p>
+      <w:pPr>
+        <w:pStyle w:val="ac"/>
+      </w:pPr>
+      <w:r>
+        <w:t>Модель базы данных разработана с целью обеспечения надежного хранения и целостной обработки информации о пользователях, рейсах и билетах программного средства «Авиабилеты». База данных построена по реляционному принципу и реализована на платформе PostgreSQL.</w:t>
+      </w:r>
+    </w:p>
+    <w:p>
+      <w:pPr>
+        <w:pStyle w:val="ac"/>
+      </w:pPr>
+      <w:r>
+        <w:t>Для реализации бизнес-логики на стороне сервера в структуре базы данных предусмотрен набор программны</w:t>
+      </w:r>
+      <w:r>
+        <w:t>х объектов, включающих функции</w:t>
+      </w:r>
+      <w:r>
+        <w:t xml:space="preserve"> </w:t>
+      </w:r>
+      <w:r>
+        <w:t>и триггеры.</w:t>
+      </w:r>
+    </w:p>
+    <w:p>
+      <w:pPr>
+        <w:pStyle w:val="32"/>
+      </w:pPr>
+      <w:bookmarkStart w:id="25" w:name="_Toc217165348"/>
+      <w:r>
+        <w:t>3.</w:t>
+      </w:r>
+      <w:r>
+        <w:t>3</w:t>
+      </w:r>
+      <w:r>
+        <w:t xml:space="preserve"> Общая структура базы данных</w:t>
+      </w:r>
       <w:bookmarkEnd w:id="25"/>
-      <w:r>
-        <w:rPr>
-          <w:lang w:val="ru-RU"/>
-        </w:rPr>
-        <w:t xml:space="preserve"> </w:t>
-      </w:r>
-    </w:p>
-    <w:p>
-      <w:pPr>
-        <w:pStyle w:val="ac"/>
-      </w:pPr>
-      <w:r>
-        <w:t>Модель базы данных разработана с целью обеспечения надежного хранения и целостной обработки информации о пользователях, рейсах и билетах программного средства «Авиабилеты». База данных построена по реляционному принципу и реализована на платформе PostgreSQL.</w:t>
-      </w:r>
-    </w:p>
-    <w:p>
-      <w:pPr>
-        <w:pStyle w:val="ac"/>
-      </w:pPr>
-      <w:r>
-        <w:t>Для реализации бизнес-логики на стороне сервера в структуре базы данных предусмотрен набор программны</w:t>
-      </w:r>
-      <w:r>
-        <w:t>х объектов, включающих функции</w:t>
-      </w:r>
-      <w:r>
-        <w:t xml:space="preserve"> </w:t>
-      </w:r>
-      <w:r>
-        <w:t>и триггеры.</w:t>
-      </w:r>
-    </w:p>
-    <w:p>
-      <w:pPr>
-        <w:pStyle w:val="32"/>
-      </w:pPr>
-      <w:bookmarkStart w:id="26" w:name="_Toc217128264"/>
-      <w:r>
-        <w:t>3.</w:t>
-      </w:r>
-      <w:r>
-        <w:t>3</w:t>
-      </w:r>
-      <w:r>
-        <w:t xml:space="preserve"> Общая структура базы данных</w:t>
-      </w:r>
-      <w:bookmarkEnd w:id="26"/>
     </w:p>
     <w:p>
       <w:pPr>
@@ -9056,7 +9222,7 @@
       <w:pPr>
         <w:pStyle w:val="32"/>
       </w:pPr>
-      <w:bookmarkStart w:id="27" w:name="_Toc217128265"/>
+      <w:bookmarkStart w:id="26" w:name="_Toc217165349"/>
       <w:r>
         <w:t>3.</w:t>
       </w:r>
@@ -9080,7 +9246,7 @@
         </w:rPr>
         <w:t>users</w:t>
       </w:r>
-      <w:bookmarkEnd w:id="27"/>
+      <w:bookmarkEnd w:id="26"/>
     </w:p>
     <w:p>
       <w:pPr>
@@ -10175,7 +10341,7 @@
       <w:pPr>
         <w:pStyle w:val="32"/>
       </w:pPr>
-      <w:bookmarkStart w:id="28" w:name="_Toc217128266"/>
+      <w:bookmarkStart w:id="27" w:name="_Toc217165350"/>
       <w:r>
         <w:t>3.</w:t>
       </w:r>
@@ -10194,7 +10360,7 @@
       <w:r>
         <w:t>flights</w:t>
       </w:r>
-      <w:bookmarkEnd w:id="28"/>
+      <w:bookmarkEnd w:id="27"/>
     </w:p>
     <w:p>
       <w:pPr>
@@ -11154,7 +11320,7 @@
       <w:pPr>
         <w:pStyle w:val="32"/>
       </w:pPr>
-      <w:bookmarkStart w:id="29" w:name="_Toc217128267"/>
+      <w:bookmarkStart w:id="28" w:name="_Toc217165351"/>
       <w:r>
         <w:lastRenderedPageBreak/>
         <w:t>3.</w:t>
@@ -11174,7 +11340,7 @@
       <w:r>
         <w:t>tickets</w:t>
       </w:r>
-      <w:bookmarkEnd w:id="29"/>
+      <w:bookmarkEnd w:id="28"/>
     </w:p>
     <w:p>
       <w:pPr>
@@ -12114,7 +12280,7 @@
       <w:pPr>
         <w:pStyle w:val="32"/>
       </w:pPr>
-      <w:bookmarkStart w:id="30" w:name="_Toc217128268"/>
+      <w:bookmarkStart w:id="29" w:name="_Toc217165352"/>
       <w:r>
         <w:t>3.</w:t>
       </w:r>
@@ -12130,264 +12296,264 @@
       <w:r>
         <w:t xml:space="preserve"> Программные объекты базы данных</w:t>
       </w:r>
+      <w:bookmarkEnd w:id="29"/>
+    </w:p>
+    <w:p>
+      <w:pPr>
+        <w:pStyle w:val="af9"/>
+      </w:pPr>
+      <w:r>
+        <w:t>Для реализации бизнес-логики на стороне сервера в структуре базы данных предусмотрен набор программных объектов, включающих функции и триггеры.</w:t>
+      </w:r>
+    </w:p>
+    <w:p>
+      <w:pPr>
+        <w:pStyle w:val="af9"/>
+      </w:pPr>
+      <w:r>
+        <w:t>Функции:</w:t>
+      </w:r>
+    </w:p>
+    <w:p>
+      <w:pPr>
+        <w:pStyle w:val="afc"/>
+        <w:rPr>
+          <w:lang w:val="ru-RU"/>
+        </w:rPr>
+      </w:pPr>
+      <w:r>
+        <w:t>fn</w:t>
+      </w:r>
+      <w:r>
+        <w:rPr>
+          <w:lang w:val="ru-RU"/>
+        </w:rPr>
+        <w:t>_</w:t>
+      </w:r>
+      <w:r>
+        <w:t>GetAvailableSeats</w:t>
+      </w:r>
+      <w:r>
+        <w:rPr>
+          <w:lang w:val="ru-RU"/>
+        </w:rPr>
+        <w:t xml:space="preserve"> — вычисление доступных мест на рейсе;</w:t>
+      </w:r>
+    </w:p>
+    <w:p>
+      <w:pPr>
+        <w:pStyle w:val="afc"/>
+        <w:rPr>
+          <w:lang w:val="ru-RU"/>
+        </w:rPr>
+      </w:pPr>
+      <w:r>
+        <w:t>fn</w:t>
+      </w:r>
+      <w:r>
+        <w:rPr>
+          <w:lang w:val="ru-RU"/>
+        </w:rPr>
+        <w:t>_</w:t>
+      </w:r>
+      <w:r>
+        <w:t>GetFlightPrice</w:t>
+      </w:r>
+      <w:r>
+        <w:rPr>
+          <w:lang w:val="ru-RU"/>
+        </w:rPr>
+        <w:t xml:space="preserve"> — расчёт стоимости билета с учётом багажа;</w:t>
+      </w:r>
+    </w:p>
+    <w:p>
+      <w:pPr>
+        <w:pStyle w:val="afc"/>
+        <w:rPr>
+          <w:lang w:val="ru-RU"/>
+        </w:rPr>
+      </w:pPr>
+      <w:r>
+        <w:t>fn</w:t>
+      </w:r>
+      <w:r>
+        <w:rPr>
+          <w:lang w:val="ru-RU"/>
+        </w:rPr>
+        <w:t>_</w:t>
+      </w:r>
+      <w:r>
+        <w:t>CheckAge</w:t>
+      </w:r>
+      <w:r>
+        <w:rPr>
+          <w:lang w:val="ru-RU"/>
+        </w:rPr>
+        <w:t xml:space="preserve"> — проверка возраста пользователя;</w:t>
+      </w:r>
+    </w:p>
+    <w:p>
+      <w:pPr>
+        <w:pStyle w:val="afc"/>
+        <w:rPr>
+          <w:lang w:val="ru-RU"/>
+        </w:rPr>
+      </w:pPr>
+      <w:r>
+        <w:t>fn</w:t>
+      </w:r>
+      <w:r>
+        <w:rPr>
+          <w:lang w:val="ru-RU"/>
+        </w:rPr>
+        <w:t>_</w:t>
+      </w:r>
+      <w:r>
+        <w:t>GetFlightDuration</w:t>
+      </w:r>
+      <w:r>
+        <w:rPr>
+          <w:lang w:val="ru-RU"/>
+        </w:rPr>
+        <w:t xml:space="preserve"> — определение длительности перелёта.</w:t>
+      </w:r>
+    </w:p>
+    <w:p>
+      <w:pPr>
+        <w:pStyle w:val="af9"/>
+      </w:pPr>
+      <w:r>
+        <w:t>Триггеры:</w:t>
+      </w:r>
+    </w:p>
+    <w:p>
+      <w:pPr>
+        <w:pStyle w:val="afc"/>
+        <w:rPr>
+          <w:lang w:val="ru-RU"/>
+        </w:rPr>
+      </w:pPr>
+      <w:r>
+        <w:t>check</w:t>
+      </w:r>
+      <w:r>
+        <w:rPr>
+          <w:lang w:val="ru-RU"/>
+        </w:rPr>
+        <w:t>_</w:t>
+      </w:r>
+      <w:r>
+        <w:t>flight</w:t>
+      </w:r>
+      <w:r>
+        <w:rPr>
+          <w:lang w:val="ru-RU"/>
+        </w:rPr>
+        <w:t>_</w:t>
+      </w:r>
+      <w:r>
+        <w:t>dates</w:t>
+      </w:r>
+      <w:r>
+        <w:rPr>
+          <w:lang w:val="ru-RU"/>
+        </w:rPr>
+        <w:t xml:space="preserve"> — проверяет корректность дат и времени рейса;</w:t>
+      </w:r>
+    </w:p>
+    <w:p>
+      <w:pPr>
+        <w:pStyle w:val="afc"/>
+        <w:rPr>
+          <w:lang w:val="ru-RU"/>
+        </w:rPr>
+      </w:pPr>
+      <w:r>
+        <w:t>prevent</w:t>
+      </w:r>
+      <w:r>
+        <w:rPr>
+          <w:lang w:val="ru-RU"/>
+        </w:rPr>
+        <w:t>_</w:t>
+      </w:r>
+      <w:r>
+        <w:t>delete</w:t>
+      </w:r>
+      <w:r>
+        <w:rPr>
+          <w:lang w:val="ru-RU"/>
+        </w:rPr>
+        <w:t>_</w:t>
+      </w:r>
+      <w:r>
+        <w:t>admin</w:t>
+      </w:r>
+      <w:r>
+        <w:rPr>
+          <w:lang w:val="ru-RU"/>
+        </w:rPr>
+        <w:t xml:space="preserve"> — запрещает удаление администратора;</w:t>
+      </w:r>
+    </w:p>
+    <w:p>
+      <w:pPr>
+        <w:pStyle w:val="afc"/>
+        <w:rPr>
+          <w:lang w:val="ru-RU"/>
+        </w:rPr>
+      </w:pPr>
+      <w:r>
+        <w:t>update</w:t>
+      </w:r>
+      <w:r>
+        <w:rPr>
+          <w:lang w:val="ru-RU"/>
+        </w:rPr>
+        <w:t>_</w:t>
+      </w:r>
+      <w:r>
+        <w:t>login</w:t>
+      </w:r>
+      <w:r>
+        <w:rPr>
+          <w:lang w:val="ru-RU"/>
+        </w:rPr>
+        <w:t>_</w:t>
+      </w:r>
+      <w:r>
+        <w:t>time</w:t>
+      </w:r>
+      <w:r>
+        <w:rPr>
+          <w:lang w:val="ru-RU"/>
+        </w:rPr>
+        <w:t xml:space="preserve"> — обновляет время последнего входа.</w:t>
+      </w:r>
+    </w:p>
+    <w:p>
+      <w:pPr>
+        <w:pStyle w:val="af9"/>
+      </w:pPr>
+      <w:r>
+        <w:t>Разработанная модель базы данных обеспечивает поддержку всех функций приложения, целостность и непротиворечивость данных благодаря использованию ограничений, триггеров и функций, что упрощает подключение клиентского приложения на основе WPF и Entity Framework.</w:t>
+      </w:r>
+    </w:p>
+    <w:p>
+      <w:pPr>
+        <w:pStyle w:val="2"/>
+        <w:rPr>
+          <w:lang w:val="ru-RU"/>
+        </w:rPr>
+      </w:pPr>
+      <w:bookmarkStart w:id="30" w:name="_Toc217165353"/>
+      <w:r>
+        <w:rPr>
+          <w:lang w:val="ru-RU"/>
+        </w:rPr>
+        <w:t>3.4 Вывод по разделу</w:t>
+      </w:r>
       <w:bookmarkEnd w:id="30"/>
-    </w:p>
-    <w:p>
-      <w:pPr>
-        <w:pStyle w:val="af9"/>
-      </w:pPr>
-      <w:r>
-        <w:t>Для реализации бизнес-логики на стороне сервера в структуре базы данных предусмотрен набор программных объектов, включающих функции и триггеры.</w:t>
-      </w:r>
-    </w:p>
-    <w:p>
-      <w:pPr>
-        <w:pStyle w:val="af9"/>
-      </w:pPr>
-      <w:r>
-        <w:t>Функции:</w:t>
-      </w:r>
-    </w:p>
-    <w:p>
-      <w:pPr>
-        <w:pStyle w:val="afc"/>
-        <w:rPr>
-          <w:lang w:val="ru-RU"/>
-        </w:rPr>
-      </w:pPr>
-      <w:r>
-        <w:t>fn</w:t>
-      </w:r>
-      <w:r>
-        <w:rPr>
-          <w:lang w:val="ru-RU"/>
-        </w:rPr>
-        <w:t>_</w:t>
-      </w:r>
-      <w:r>
-        <w:t>GetAvailableSeats</w:t>
-      </w:r>
-      <w:r>
-        <w:rPr>
-          <w:lang w:val="ru-RU"/>
-        </w:rPr>
-        <w:t xml:space="preserve"> — вычисление доступных мест на рейсе;</w:t>
-      </w:r>
-    </w:p>
-    <w:p>
-      <w:pPr>
-        <w:pStyle w:val="afc"/>
-        <w:rPr>
-          <w:lang w:val="ru-RU"/>
-        </w:rPr>
-      </w:pPr>
-      <w:r>
-        <w:t>fn</w:t>
-      </w:r>
-      <w:r>
-        <w:rPr>
-          <w:lang w:val="ru-RU"/>
-        </w:rPr>
-        <w:t>_</w:t>
-      </w:r>
-      <w:r>
-        <w:t>GetFlightPrice</w:t>
-      </w:r>
-      <w:r>
-        <w:rPr>
-          <w:lang w:val="ru-RU"/>
-        </w:rPr>
-        <w:t xml:space="preserve"> — расчёт стоимости билета с учётом багажа;</w:t>
-      </w:r>
-    </w:p>
-    <w:p>
-      <w:pPr>
-        <w:pStyle w:val="afc"/>
-        <w:rPr>
-          <w:lang w:val="ru-RU"/>
-        </w:rPr>
-      </w:pPr>
-      <w:r>
-        <w:t>fn</w:t>
-      </w:r>
-      <w:r>
-        <w:rPr>
-          <w:lang w:val="ru-RU"/>
-        </w:rPr>
-        <w:t>_</w:t>
-      </w:r>
-      <w:r>
-        <w:t>CheckAge</w:t>
-      </w:r>
-      <w:r>
-        <w:rPr>
-          <w:lang w:val="ru-RU"/>
-        </w:rPr>
-        <w:t xml:space="preserve"> — проверка возраста пользователя;</w:t>
-      </w:r>
-    </w:p>
-    <w:p>
-      <w:pPr>
-        <w:pStyle w:val="afc"/>
-        <w:rPr>
-          <w:lang w:val="ru-RU"/>
-        </w:rPr>
-      </w:pPr>
-      <w:r>
-        <w:t>fn</w:t>
-      </w:r>
-      <w:r>
-        <w:rPr>
-          <w:lang w:val="ru-RU"/>
-        </w:rPr>
-        <w:t>_</w:t>
-      </w:r>
-      <w:r>
-        <w:t>GetFlightDuration</w:t>
-      </w:r>
-      <w:r>
-        <w:rPr>
-          <w:lang w:val="ru-RU"/>
-        </w:rPr>
-        <w:t xml:space="preserve"> — определение длительности перелёта.</w:t>
-      </w:r>
-    </w:p>
-    <w:p>
-      <w:pPr>
-        <w:pStyle w:val="af9"/>
-      </w:pPr>
-      <w:r>
-        <w:t>Триггеры:</w:t>
-      </w:r>
-    </w:p>
-    <w:p>
-      <w:pPr>
-        <w:pStyle w:val="afc"/>
-        <w:rPr>
-          <w:lang w:val="ru-RU"/>
-        </w:rPr>
-      </w:pPr>
-      <w:r>
-        <w:t>check</w:t>
-      </w:r>
-      <w:r>
-        <w:rPr>
-          <w:lang w:val="ru-RU"/>
-        </w:rPr>
-        <w:t>_</w:t>
-      </w:r>
-      <w:r>
-        <w:t>flight</w:t>
-      </w:r>
-      <w:r>
-        <w:rPr>
-          <w:lang w:val="ru-RU"/>
-        </w:rPr>
-        <w:t>_</w:t>
-      </w:r>
-      <w:r>
-        <w:t>dates</w:t>
-      </w:r>
-      <w:r>
-        <w:rPr>
-          <w:lang w:val="ru-RU"/>
-        </w:rPr>
-        <w:t xml:space="preserve"> — проверяет корректность дат и времени рейса;</w:t>
-      </w:r>
-    </w:p>
-    <w:p>
-      <w:pPr>
-        <w:pStyle w:val="afc"/>
-        <w:rPr>
-          <w:lang w:val="ru-RU"/>
-        </w:rPr>
-      </w:pPr>
-      <w:r>
-        <w:t>prevent</w:t>
-      </w:r>
-      <w:r>
-        <w:rPr>
-          <w:lang w:val="ru-RU"/>
-        </w:rPr>
-        <w:t>_</w:t>
-      </w:r>
-      <w:r>
-        <w:t>delete</w:t>
-      </w:r>
-      <w:r>
-        <w:rPr>
-          <w:lang w:val="ru-RU"/>
-        </w:rPr>
-        <w:t>_</w:t>
-      </w:r>
-      <w:r>
-        <w:t>admin</w:t>
-      </w:r>
-      <w:r>
-        <w:rPr>
-          <w:lang w:val="ru-RU"/>
-        </w:rPr>
-        <w:t xml:space="preserve"> — запрещает удаление администратора;</w:t>
-      </w:r>
-    </w:p>
-    <w:p>
-      <w:pPr>
-        <w:pStyle w:val="afc"/>
-        <w:rPr>
-          <w:lang w:val="ru-RU"/>
-        </w:rPr>
-      </w:pPr>
-      <w:r>
-        <w:t>update</w:t>
-      </w:r>
-      <w:r>
-        <w:rPr>
-          <w:lang w:val="ru-RU"/>
-        </w:rPr>
-        <w:t>_</w:t>
-      </w:r>
-      <w:r>
-        <w:t>login</w:t>
-      </w:r>
-      <w:r>
-        <w:rPr>
-          <w:lang w:val="ru-RU"/>
-        </w:rPr>
-        <w:t>_</w:t>
-      </w:r>
-      <w:r>
-        <w:t>time</w:t>
-      </w:r>
-      <w:r>
-        <w:rPr>
-          <w:lang w:val="ru-RU"/>
-        </w:rPr>
-        <w:t xml:space="preserve"> — обновляет время последнего входа.</w:t>
-      </w:r>
-    </w:p>
-    <w:p>
-      <w:pPr>
-        <w:pStyle w:val="af9"/>
-      </w:pPr>
-      <w:r>
-        <w:t>Разработанная модель базы данных обеспечивает поддержку всех функций приложения, целостность и непротиворечивость данных благодаря использованию ограничений, триггеров и функций, что упрощает подключение клиентского приложения на основе WPF и Entity Framework.</w:t>
-      </w:r>
-    </w:p>
-    <w:p>
-      <w:pPr>
-        <w:pStyle w:val="2"/>
-        <w:rPr>
-          <w:lang w:val="ru-RU"/>
-        </w:rPr>
-      </w:pPr>
-      <w:bookmarkStart w:id="31" w:name="_Toc217128269"/>
-      <w:r>
-        <w:rPr>
-          <w:lang w:val="ru-RU"/>
-        </w:rPr>
-        <w:t>3.4 Вывод по разделу</w:t>
-      </w:r>
-      <w:bookmarkEnd w:id="31"/>
     </w:p>
     <w:p>
       <w:pPr>
@@ -12408,7 +12574,7 @@
           <w:lang w:val="ru-RU"/>
         </w:rPr>
       </w:pPr>
-      <w:bookmarkStart w:id="32" w:name="_Toc217128270"/>
+      <w:bookmarkStart w:id="31" w:name="_Toc217165354"/>
       <w:r>
         <w:rPr>
           <w:lang w:val="ru-RU"/>
@@ -12422,7 +12588,7 @@
         </w:rPr>
         <w:t>Разработка функциональной модели и модели данных ПС</w:t>
       </w:r>
-      <w:bookmarkEnd w:id="32"/>
+      <w:bookmarkEnd w:id="31"/>
     </w:p>
     <w:p>
       <w:pPr>
@@ -12432,7 +12598,7 @@
           <w:lang w:val="ru-RU"/>
         </w:rPr>
       </w:pPr>
-      <w:bookmarkStart w:id="33" w:name="_Toc217128271"/>
+      <w:bookmarkStart w:id="32" w:name="_Toc217165355"/>
       <w:r>
         <w:rPr>
           <w:lang w:val="ru-RU"/>
@@ -12463,7 +12629,7 @@
         </w:rPr>
         <w:t>Основные классы программного средства</w:t>
       </w:r>
-      <w:bookmarkEnd w:id="33"/>
+      <w:bookmarkEnd w:id="32"/>
     </w:p>
     <w:p>
       <w:pPr>
@@ -12472,7 +12638,7 @@
           <w:snapToGrid w:val="0"/>
         </w:rPr>
       </w:pPr>
-      <w:bookmarkStart w:id="34" w:name="_Toc198466032"/>
+      <w:bookmarkStart w:id="33" w:name="_Toc198466032"/>
       <w:r>
         <w:rPr>
           <w:snapToGrid w:val="0"/>
@@ -12496,14 +12662,22 @@
       <w:r>
         <w:rPr>
           <w:snapToGrid w:val="0"/>
-        </w:rPr>
-        <w:t>Регистрац</w:t>
+          <w:lang w:val="ru-RU"/>
+        </w:rPr>
+        <w:t>р</w:t>
       </w:r>
       <w:r>
         <w:rPr>
           <w:snapToGrid w:val="0"/>
         </w:rPr>
-        <w:t>ия и авторизация пользователей.</w:t>
+        <w:t>егистрация и авторизация пользователей</w:t>
+      </w:r>
+      <w:r>
+        <w:rPr>
+          <w:snapToGrid w:val="0"/>
+          <w:lang w:val="en-US"/>
+        </w:rPr>
+        <w:t>;</w:t>
       </w:r>
     </w:p>
     <w:p>
@@ -12516,8 +12690,21 @@
       <w:r>
         <w:rPr>
           <w:snapToGrid w:val="0"/>
-        </w:rPr>
-        <w:t>Управление рейсами.</w:t>
+          <w:lang w:val="ru-RU"/>
+        </w:rPr>
+        <w:t>у</w:t>
+      </w:r>
+      <w:r>
+        <w:rPr>
+          <w:snapToGrid w:val="0"/>
+        </w:rPr>
+        <w:t>правление рейсами</w:t>
+      </w:r>
+      <w:r>
+        <w:rPr>
+          <w:snapToGrid w:val="0"/>
+        </w:rPr>
+        <w:t>;</w:t>
       </w:r>
     </w:p>
     <w:p>
@@ -12530,8 +12717,21 @@
       <w:r>
         <w:rPr>
           <w:snapToGrid w:val="0"/>
-        </w:rPr>
-        <w:t>Покупка авиабилетов.</w:t>
+          <w:lang w:val="ru-RU"/>
+        </w:rPr>
+        <w:t>п</w:t>
+      </w:r>
+      <w:r>
+        <w:rPr>
+          <w:snapToGrid w:val="0"/>
+        </w:rPr>
+        <w:t>окупка авиабилетов</w:t>
+      </w:r>
+      <w:r>
+        <w:rPr>
+          <w:snapToGrid w:val="0"/>
+        </w:rPr>
+        <w:t>;</w:t>
       </w:r>
     </w:p>
     <w:p>
@@ -12544,14 +12744,21 @@
       <w:r>
         <w:rPr>
           <w:snapToGrid w:val="0"/>
-        </w:rPr>
-        <w:t>У</w:t>
+          <w:lang w:val="ru-RU"/>
+        </w:rPr>
+        <w:t>у</w:t>
       </w:r>
       <w:r>
         <w:rPr>
           <w:snapToGrid w:val="0"/>
         </w:rPr>
-        <w:t>правление билетами.</w:t>
+        <w:t>правление билетами</w:t>
+      </w:r>
+      <w:r>
+        <w:rPr>
+          <w:snapToGrid w:val="0"/>
+        </w:rPr>
+        <w:t>;</w:t>
       </w:r>
     </w:p>
     <w:p>
@@ -12564,14 +12771,15 @@
       <w:r>
         <w:rPr>
           <w:snapToGrid w:val="0"/>
-        </w:rPr>
-        <w:t>Профиль</w:t>
+          <w:lang w:val="ru-RU"/>
+        </w:rPr>
+        <w:t>п</w:t>
       </w:r>
       <w:r>
         <w:rPr>
           <w:snapToGrid w:val="0"/>
         </w:rPr>
-        <w:t xml:space="preserve"> пользователя (личный кабинет).</w:t>
+        <w:t>рофиль пользователя (личный кабинет).</w:t>
       </w:r>
     </w:p>
     <w:p>
@@ -12593,7 +12801,7 @@
           <w:lang w:val="ru-RU"/>
         </w:rPr>
       </w:pPr>
-      <w:bookmarkStart w:id="35" w:name="_Toc217128272"/>
+      <w:bookmarkStart w:id="34" w:name="_Toc217165356"/>
       <w:r>
         <w:rPr>
           <w:lang w:val="ru-RU"/>
@@ -12618,14 +12826,14 @@
         </w:rPr>
         <w:t xml:space="preserve"> </w:t>
       </w:r>
+      <w:bookmarkEnd w:id="33"/>
+      <w:r>
+        <w:rPr>
+          <w:lang w:val="ru-RU"/>
+        </w:rPr>
+        <w:t>Описание классов и методов программного средства</w:t>
+      </w:r>
       <w:bookmarkEnd w:id="34"/>
-      <w:r>
-        <w:rPr>
-          <w:lang w:val="ru-RU"/>
-        </w:rPr>
-        <w:t>Описание классов и методов программного средства</w:t>
-      </w:r>
-      <w:bookmarkEnd w:id="35"/>
     </w:p>
     <w:p>
       <w:pPr>
@@ -12635,14 +12843,14 @@
           <w:lang w:val="ru-RU"/>
         </w:rPr>
       </w:pPr>
-      <w:bookmarkStart w:id="36" w:name="_Toc217128273"/>
+      <w:bookmarkStart w:id="35" w:name="_Toc217165357"/>
       <w:r>
         <w:rPr>
           <w:lang w:val="ru-RU"/>
         </w:rPr>
         <w:t>4.2.1 Регистрация и авторизация пользователей</w:t>
       </w:r>
-      <w:bookmarkEnd w:id="36"/>
+      <w:bookmarkEnd w:id="35"/>
     </w:p>
     <w:p>
       <w:pPr>
@@ -12754,234 +12962,234 @@
           <w:lang w:val="ru-RU"/>
         </w:rPr>
       </w:pPr>
-      <w:bookmarkStart w:id="37" w:name="_Toc217128274"/>
+      <w:bookmarkStart w:id="36" w:name="_Toc217165358"/>
       <w:r>
         <w:rPr>
           <w:lang w:val="ru-RU"/>
         </w:rPr>
         <w:t>4.2.2 Управление рейсами</w:t>
       </w:r>
+      <w:bookmarkEnd w:id="36"/>
+    </w:p>
+    <w:p>
+      <w:pPr>
+        <w:pStyle w:val="af9"/>
+      </w:pPr>
+      <w:r>
+        <w:t>Функциональность управления рейсами реализована в представлениях AdminFlightEditView (для добавления и редактирования рейсов) и AdminMainView (для просмотра списка рейсов и их удаления). Представление AdminFlightEditView связано с моделью представления AdminFlightEditViewModel, которая обеспечивает работу как в режиме создания нового рейса, так и в режиме редактирования существующего.</w:t>
+      </w:r>
+    </w:p>
+    <w:p>
+      <w:pPr>
+        <w:pStyle w:val="af9"/>
+      </w:pPr>
+      <w:r>
+        <w:t>Для централизованной работы с данными о рейсах был реализован сервис FlightService, содержащий следующие методы:</w:t>
+      </w:r>
+    </w:p>
+    <w:p>
+      <w:pPr>
+        <w:pStyle w:val="afc"/>
+        <w:rPr>
+          <w:lang w:val="ru-RU"/>
+        </w:rPr>
+      </w:pPr>
+      <w:r>
+        <w:t>GetAllFlightsAsync</w:t>
+      </w:r>
+      <w:r>
+        <w:rPr>
+          <w:lang w:val="ru-RU"/>
+        </w:rPr>
+        <w:t xml:space="preserve"> — получение списка всех рейсов из базы данных;</w:t>
+      </w:r>
+    </w:p>
+    <w:p>
+      <w:pPr>
+        <w:pStyle w:val="afc"/>
+        <w:rPr>
+          <w:lang w:val="ru-RU"/>
+        </w:rPr>
+      </w:pPr>
+      <w:r>
+        <w:t>SearchFlightsAsync</w:t>
+      </w:r>
+      <w:r>
+        <w:rPr>
+          <w:lang w:val="ru-RU"/>
+        </w:rPr>
+        <w:t xml:space="preserve"> — поиск рейсов по заданным параметрам (город отправления, город назначения) с нечувствительным к регистру сравнением;</w:t>
+      </w:r>
+    </w:p>
+    <w:p>
+      <w:pPr>
+        <w:pStyle w:val="afc"/>
+        <w:rPr>
+          <w:lang w:val="ru-RU"/>
+        </w:rPr>
+      </w:pPr>
+      <w:r>
+        <w:t>GetFlightByIdAsync</w:t>
+      </w:r>
+      <w:r>
+        <w:rPr>
+          <w:lang w:val="ru-RU"/>
+        </w:rPr>
+        <w:t xml:space="preserve"> — получение информации о рейсе по идентификатору;</w:t>
+      </w:r>
+    </w:p>
+    <w:p>
+      <w:pPr>
+        <w:pStyle w:val="afc"/>
+        <w:rPr>
+          <w:lang w:val="ru-RU"/>
+        </w:rPr>
+      </w:pPr>
+      <w:r>
+        <w:t>CreateFlightAsync</w:t>
+      </w:r>
+      <w:r>
+        <w:rPr>
+          <w:lang w:val="ru-RU"/>
+        </w:rPr>
+        <w:t xml:space="preserve"> — добавление нового рейса в базу данных с валидацией корректности дат и времени;</w:t>
+      </w:r>
+    </w:p>
+    <w:p>
+      <w:pPr>
+        <w:pStyle w:val="afc"/>
+        <w:rPr>
+          <w:lang w:val="ru-RU"/>
+        </w:rPr>
+      </w:pPr>
+      <w:r>
+        <w:t>UpdateFlightAsync</w:t>
+      </w:r>
+      <w:r>
+        <w:rPr>
+          <w:lang w:val="ru-RU"/>
+        </w:rPr>
+        <w:t xml:space="preserve"> — обновление данных рейса с проверкой корректности дат и времени;</w:t>
+      </w:r>
+    </w:p>
+    <w:p>
+      <w:pPr>
+        <w:pStyle w:val="afc"/>
+        <w:rPr>
+          <w:lang w:val="ru-RU"/>
+        </w:rPr>
+      </w:pPr>
+      <w:r>
+        <w:t>DeleteFlightAsync</w:t>
+      </w:r>
+      <w:r>
+        <w:rPr>
+          <w:lang w:val="ru-RU"/>
+        </w:rPr>
+        <w:t xml:space="preserve"> — удаление рейса из базы данных с автоматическим удалением всех связанных билетов;</w:t>
+      </w:r>
+    </w:p>
+    <w:p>
+      <w:pPr>
+        <w:pStyle w:val="afc"/>
+        <w:rPr>
+          <w:lang w:val="ru-RU"/>
+        </w:rPr>
+      </w:pPr>
+      <w:r>
+        <w:t>GetAvailableSeatsAsync</w:t>
+      </w:r>
+      <w:r>
+        <w:rPr>
+          <w:lang w:val="ru-RU"/>
+        </w:rPr>
+        <w:t xml:space="preserve"> — получение количества доступных мест для указанного класса обслуживания;</w:t>
+      </w:r>
+    </w:p>
+    <w:p>
+      <w:pPr>
+        <w:pStyle w:val="afc"/>
+        <w:rPr>
+          <w:lang w:val="ru-RU"/>
+        </w:rPr>
+      </w:pPr>
+      <w:r>
+        <w:t>GetFlightPriceAsync</w:t>
+      </w:r>
+      <w:r>
+        <w:rPr>
+          <w:lang w:val="ru-RU"/>
+        </w:rPr>
+        <w:t xml:space="preserve"> — расчёт стоимости билета с учётом класса обслуживания и наличия багажа;</w:t>
+      </w:r>
+    </w:p>
+    <w:p>
+      <w:pPr>
+        <w:pStyle w:val="afc"/>
+        <w:rPr>
+          <w:lang w:val="ru-RU"/>
+        </w:rPr>
+      </w:pPr>
+      <w:r>
+        <w:t>GetAvailableSeatsInfoAsync</w:t>
+      </w:r>
+      <w:r>
+        <w:rPr>
+          <w:lang w:val="ru-RU"/>
+        </w:rPr>
+        <w:t xml:space="preserve"> — получение полной информации о доступных местах (эконом и бизнес классы).</w:t>
+      </w:r>
+    </w:p>
+    <w:p>
+      <w:pPr>
+        <w:pStyle w:val="af9"/>
+      </w:pPr>
+      <w:r>
+        <w:t>Ключевым методом AdminFlightEditViewModel является метод Save</w:t>
+      </w:r>
+      <w:r>
+        <w:t xml:space="preserve"> </w:t>
+      </w:r>
+      <w:r>
+        <w:t xml:space="preserve">(см. </w:t>
+      </w:r>
+      <w:r>
+        <w:t xml:space="preserve">Приложение </w:t>
+      </w:r>
+      <w:r>
+        <w:t>Д</w:t>
+      </w:r>
+      <w:r>
+        <w:t>)</w:t>
+      </w:r>
+      <w:r>
+        <w:t xml:space="preserve">, выполняющий проверку корректности введённых данных (валидация обязательных полей, цен, количества мест, корректности дат и времени) и вызов метода CreateFlightAsync для создания нового рейса или UpdateFlightAsync </w:t>
+      </w:r>
+      <w:r>
+        <w:t>для обновления,</w:t>
+      </w:r>
+      <w:r>
+        <w:t xml:space="preserve"> существующего в зависимости от режима работы. Удаление рейсов осуществляется через AdminMainViewModel, который вызывает метод DeleteFl</w:t>
+      </w:r>
+      <w:r>
+        <w:t xml:space="preserve">ightAsync сервиса FlightService </w:t>
+      </w:r>
+    </w:p>
+    <w:p>
+      <w:pPr>
+        <w:pStyle w:val="3"/>
+        <w:rPr>
+          <w:lang w:val="ru-RU"/>
+        </w:rPr>
+      </w:pPr>
+      <w:bookmarkStart w:id="37" w:name="_Toc217165359"/>
+      <w:r>
+        <w:rPr>
+          <w:lang w:val="ru-RU"/>
+        </w:rPr>
+        <w:t>4.2.3 Бронирование и покупка авиабилетов</w:t>
+      </w:r>
       <w:bookmarkEnd w:id="37"/>
-    </w:p>
-    <w:p>
-      <w:pPr>
-        <w:pStyle w:val="af9"/>
-      </w:pPr>
-      <w:r>
-        <w:t>Функциональность управления рейсами реализована в представлениях AdminFlightEditView (для добавления и редактирования рейсов) и AdminMainView (для просмотра списка рейсов и их удаления). Представление AdminFlightEditView связано с моделью представления AdminFlightEditViewModel, которая обеспечивает работу как в режиме создания нового рейса, так и в режиме редактирования существующего.</w:t>
-      </w:r>
-    </w:p>
-    <w:p>
-      <w:pPr>
-        <w:pStyle w:val="af9"/>
-      </w:pPr>
-      <w:r>
-        <w:t>Для централизованной работы с данными о рейсах был реализован сервис FlightService, содержащий следующие методы:</w:t>
-      </w:r>
-    </w:p>
-    <w:p>
-      <w:pPr>
-        <w:pStyle w:val="afc"/>
-        <w:rPr>
-          <w:lang w:val="ru-RU"/>
-        </w:rPr>
-      </w:pPr>
-      <w:r>
-        <w:t>GetAllFlightsAsync</w:t>
-      </w:r>
-      <w:r>
-        <w:rPr>
-          <w:lang w:val="ru-RU"/>
-        </w:rPr>
-        <w:t xml:space="preserve"> — получение списка всех рейсов из базы данных;</w:t>
-      </w:r>
-    </w:p>
-    <w:p>
-      <w:pPr>
-        <w:pStyle w:val="afc"/>
-        <w:rPr>
-          <w:lang w:val="ru-RU"/>
-        </w:rPr>
-      </w:pPr>
-      <w:r>
-        <w:t>SearchFlightsAsync</w:t>
-      </w:r>
-      <w:r>
-        <w:rPr>
-          <w:lang w:val="ru-RU"/>
-        </w:rPr>
-        <w:t xml:space="preserve"> — поиск рейсов по заданным параметрам (город отправления, город назначения) с нечувствительным к регистру сравнением;</w:t>
-      </w:r>
-    </w:p>
-    <w:p>
-      <w:pPr>
-        <w:pStyle w:val="afc"/>
-        <w:rPr>
-          <w:lang w:val="ru-RU"/>
-        </w:rPr>
-      </w:pPr>
-      <w:r>
-        <w:t>GetFlightByIdAsync</w:t>
-      </w:r>
-      <w:r>
-        <w:rPr>
-          <w:lang w:val="ru-RU"/>
-        </w:rPr>
-        <w:t xml:space="preserve"> — получение информации о рейсе по идентификатору;</w:t>
-      </w:r>
-    </w:p>
-    <w:p>
-      <w:pPr>
-        <w:pStyle w:val="afc"/>
-        <w:rPr>
-          <w:lang w:val="ru-RU"/>
-        </w:rPr>
-      </w:pPr>
-      <w:r>
-        <w:t>CreateFlightAsync</w:t>
-      </w:r>
-      <w:r>
-        <w:rPr>
-          <w:lang w:val="ru-RU"/>
-        </w:rPr>
-        <w:t xml:space="preserve"> — добавление нового рейса в базу данных с валидацией корректности дат и времени;</w:t>
-      </w:r>
-    </w:p>
-    <w:p>
-      <w:pPr>
-        <w:pStyle w:val="afc"/>
-        <w:rPr>
-          <w:lang w:val="ru-RU"/>
-        </w:rPr>
-      </w:pPr>
-      <w:r>
-        <w:t>UpdateFlightAsync</w:t>
-      </w:r>
-      <w:r>
-        <w:rPr>
-          <w:lang w:val="ru-RU"/>
-        </w:rPr>
-        <w:t xml:space="preserve"> — обновление данных рейса с проверкой корректности дат и времени;</w:t>
-      </w:r>
-    </w:p>
-    <w:p>
-      <w:pPr>
-        <w:pStyle w:val="afc"/>
-        <w:rPr>
-          <w:lang w:val="ru-RU"/>
-        </w:rPr>
-      </w:pPr>
-      <w:r>
-        <w:t>DeleteFlightAsync</w:t>
-      </w:r>
-      <w:r>
-        <w:rPr>
-          <w:lang w:val="ru-RU"/>
-        </w:rPr>
-        <w:t xml:space="preserve"> — удаление рейса из базы данных с автоматическим удалением всех связанных билетов;</w:t>
-      </w:r>
-    </w:p>
-    <w:p>
-      <w:pPr>
-        <w:pStyle w:val="afc"/>
-        <w:rPr>
-          <w:lang w:val="ru-RU"/>
-        </w:rPr>
-      </w:pPr>
-      <w:r>
-        <w:t>GetAvailableSeatsAsync</w:t>
-      </w:r>
-      <w:r>
-        <w:rPr>
-          <w:lang w:val="ru-RU"/>
-        </w:rPr>
-        <w:t xml:space="preserve"> — получение количества доступных мест для указанного класса обслуживания;</w:t>
-      </w:r>
-    </w:p>
-    <w:p>
-      <w:pPr>
-        <w:pStyle w:val="afc"/>
-        <w:rPr>
-          <w:lang w:val="ru-RU"/>
-        </w:rPr>
-      </w:pPr>
-      <w:r>
-        <w:t>GetFlightPriceAsync</w:t>
-      </w:r>
-      <w:r>
-        <w:rPr>
-          <w:lang w:val="ru-RU"/>
-        </w:rPr>
-        <w:t xml:space="preserve"> — расчёт стоимости билета с учётом класса обслуживания и наличия багажа;</w:t>
-      </w:r>
-    </w:p>
-    <w:p>
-      <w:pPr>
-        <w:pStyle w:val="afc"/>
-        <w:rPr>
-          <w:lang w:val="ru-RU"/>
-        </w:rPr>
-      </w:pPr>
-      <w:r>
-        <w:t>GetAvailableSeatsInfoAsync</w:t>
-      </w:r>
-      <w:r>
-        <w:rPr>
-          <w:lang w:val="ru-RU"/>
-        </w:rPr>
-        <w:t xml:space="preserve"> — получение полной информации о доступных местах (эконом и бизнес классы).</w:t>
-      </w:r>
-    </w:p>
-    <w:p>
-      <w:pPr>
-        <w:pStyle w:val="af9"/>
-      </w:pPr>
-      <w:r>
-        <w:t>Ключевым методом AdminFlightEditViewModel является метод Save</w:t>
-      </w:r>
-      <w:r>
-        <w:t xml:space="preserve"> </w:t>
-      </w:r>
-      <w:r>
-        <w:t xml:space="preserve">(см. </w:t>
-      </w:r>
-      <w:r>
-        <w:t xml:space="preserve">Приложение </w:t>
-      </w:r>
-      <w:r>
-        <w:t>Д</w:t>
-      </w:r>
-      <w:r>
-        <w:t>)</w:t>
-      </w:r>
-      <w:r>
-        <w:t xml:space="preserve">, выполняющий проверку корректности введённых данных (валидация обязательных полей, цен, количества мест, корректности дат и времени) и вызов метода CreateFlightAsync для создания нового рейса или UpdateFlightAsync </w:t>
-      </w:r>
-      <w:r>
-        <w:t>для обновления,</w:t>
-      </w:r>
-      <w:r>
-        <w:t xml:space="preserve"> существующего в зависимости от режима работы. Удаление рейсов осуществляется через AdminMainViewModel, который вызывает метод DeleteFl</w:t>
-      </w:r>
-      <w:r>
-        <w:t xml:space="preserve">ightAsync сервиса FlightService </w:t>
-      </w:r>
-    </w:p>
-    <w:p>
-      <w:pPr>
-        <w:pStyle w:val="3"/>
-        <w:rPr>
-          <w:lang w:val="ru-RU"/>
-        </w:rPr>
-      </w:pPr>
-      <w:bookmarkStart w:id="38" w:name="_Toc217128275"/>
-      <w:r>
-        <w:rPr>
-          <w:lang w:val="ru-RU"/>
-        </w:rPr>
-        <w:t>4.2.3 Бронирование и покупка авиабилетов</w:t>
-      </w:r>
-      <w:bookmarkEnd w:id="38"/>
     </w:p>
     <w:p>
       <w:pPr>
@@ -13123,14 +13331,14 @@
           <w:lang w:val="ru-RU"/>
         </w:rPr>
       </w:pPr>
-      <w:bookmarkStart w:id="39" w:name="_Toc217128276"/>
+      <w:bookmarkStart w:id="38" w:name="_Toc217165360"/>
       <w:r>
         <w:rPr>
           <w:lang w:val="ru-RU"/>
         </w:rPr>
         <w:t>4.2.4 Управление бронированиями и билетами</w:t>
       </w:r>
-      <w:bookmarkEnd w:id="39"/>
+      <w:bookmarkEnd w:id="38"/>
     </w:p>
     <w:p>
       <w:pPr>
@@ -13512,14 +13720,14 @@
           <w:lang w:val="ru-RU"/>
         </w:rPr>
       </w:pPr>
-      <w:bookmarkStart w:id="40" w:name="_Toc217128277"/>
+      <w:bookmarkStart w:id="39" w:name="_Toc217165361"/>
       <w:r>
         <w:rPr>
           <w:lang w:val="ru-RU"/>
         </w:rPr>
         <w:t>4.2.5 Профиль пользователя</w:t>
       </w:r>
-      <w:bookmarkEnd w:id="40"/>
+      <w:bookmarkEnd w:id="39"/>
     </w:p>
     <w:p>
       <w:pPr>
@@ -13761,12 +13969,12 @@
     <w:p>
       <w:pPr>
         <w:pStyle w:val="2"/>
-        <w:ind w:left="1069" w:hanging="360"/>
-        <w:rPr>
-          <w:lang w:val="ru-RU"/>
-        </w:rPr>
-      </w:pPr>
-      <w:bookmarkStart w:id="41" w:name="_Toc217128278"/>
+        <w:ind w:left="709" w:firstLine="0"/>
+        <w:rPr>
+          <w:lang w:val="ru-RU"/>
+        </w:rPr>
+      </w:pPr>
+      <w:bookmarkStart w:id="40" w:name="_Toc217165362"/>
       <w:r>
         <w:rPr>
           <w:lang w:val="ru-RU"/>
@@ -13780,219 +13988,218 @@
         </w:rPr>
         <w:t>Структура моделей предствления</w:t>
       </w:r>
+      <w:bookmarkEnd w:id="40"/>
+    </w:p>
+    <w:p>
+      <w:pPr>
+        <w:pStyle w:val="af9"/>
+      </w:pPr>
+      <w:r>
+        <w:t>Все модели представления наследуются от базового класса ViewModelBase, который наследуется от ObservableObject библиотеки CommunityToolkit.Mvvm и обеспечивает поддержку уведомлений об изменении свойств для привязки данных в WPF.</w:t>
+      </w:r>
+    </w:p>
+    <w:p>
+      <w:pPr>
+        <w:pStyle w:val="af9"/>
+      </w:pPr>
+      <w:r>
+        <w:t>В приложении реализованы следующие модели представления:</w:t>
+      </w:r>
+    </w:p>
+    <w:p>
+      <w:pPr>
+        <w:pStyle w:val="afc"/>
+        <w:rPr>
+          <w:lang w:val="ru-RU"/>
+        </w:rPr>
+      </w:pPr>
+      <w:r>
+        <w:t>LoginViewModel</w:t>
+      </w:r>
+      <w:r>
+        <w:rPr>
+          <w:lang w:val="ru-RU"/>
+        </w:rPr>
+        <w:t xml:space="preserve"> — модель представления окна авторизации;</w:t>
+      </w:r>
+    </w:p>
+    <w:p>
+      <w:pPr>
+        <w:pStyle w:val="afc"/>
+        <w:rPr>
+          <w:lang w:val="ru-RU"/>
+        </w:rPr>
+      </w:pPr>
+      <w:r>
+        <w:t>RegistrationViewModel</w:t>
+      </w:r>
+      <w:r>
+        <w:rPr>
+          <w:lang w:val="ru-RU"/>
+        </w:rPr>
+        <w:t xml:space="preserve"> — модель представления окна регистрации;</w:t>
+      </w:r>
+    </w:p>
+    <w:p>
+      <w:pPr>
+        <w:pStyle w:val="afc"/>
+        <w:rPr>
+          <w:lang w:val="ru-RU"/>
+        </w:rPr>
+      </w:pPr>
+      <w:r>
+        <w:t>ClientMainViewModel</w:t>
+      </w:r>
+      <w:r>
+        <w:rPr>
+          <w:lang w:val="ru-RU"/>
+        </w:rPr>
+        <w:t xml:space="preserve"> — модель представления главного окна;</w:t>
+      </w:r>
+    </w:p>
+    <w:p>
+      <w:pPr>
+        <w:pStyle w:val="afc"/>
+        <w:rPr>
+          <w:lang w:val="ru-RU"/>
+        </w:rPr>
+      </w:pPr>
+      <w:r>
+        <w:t>BuyTicketViewModel</w:t>
+      </w:r>
+      <w:r>
+        <w:rPr>
+          <w:lang w:val="ru-RU"/>
+        </w:rPr>
+        <w:t xml:space="preserve"> — модель представления окна покупки билета;</w:t>
+      </w:r>
+    </w:p>
+    <w:p>
+      <w:pPr>
+        <w:pStyle w:val="afc"/>
+        <w:rPr>
+          <w:lang w:val="ru-RU"/>
+        </w:rPr>
+      </w:pPr>
+      <w:r>
+        <w:t>PersonalCabinetViewModel</w:t>
+      </w:r>
+      <w:r>
+        <w:rPr>
+          <w:lang w:val="ru-RU"/>
+        </w:rPr>
+        <w:t xml:space="preserve"> — модель представления личного кабинета пользователя;</w:t>
+      </w:r>
+    </w:p>
+    <w:p>
+      <w:pPr>
+        <w:pStyle w:val="afc"/>
+        <w:rPr>
+          <w:lang w:val="ru-RU"/>
+        </w:rPr>
+      </w:pPr>
+      <w:r>
+        <w:t>AdminMainViewModel</w:t>
+      </w:r>
+      <w:r>
+        <w:rPr>
+          <w:lang w:val="ru-RU"/>
+        </w:rPr>
+        <w:t xml:space="preserve"> — модель представления главного окна администратора;</w:t>
+      </w:r>
+    </w:p>
+    <w:p>
+      <w:pPr>
+        <w:pStyle w:val="afc"/>
+        <w:rPr>
+          <w:lang w:val="ru-RU"/>
+        </w:rPr>
+      </w:pPr>
+      <w:r>
+        <w:t>AdminUserEditViewModel</w:t>
+      </w:r>
+      <w:r>
+        <w:rPr>
+          <w:lang w:val="ru-RU"/>
+        </w:rPr>
+        <w:t xml:space="preserve"> — модель представления окна редактирования пользователя;</w:t>
+      </w:r>
+    </w:p>
+    <w:p>
+      <w:pPr>
+        <w:pStyle w:val="afc"/>
+        <w:rPr>
+          <w:lang w:val="ru-RU"/>
+        </w:rPr>
+      </w:pPr>
+      <w:r>
+        <w:t>AdminFlightEditViewModel</w:t>
+      </w:r>
+      <w:r>
+        <w:rPr>
+          <w:lang w:val="ru-RU"/>
+        </w:rPr>
+        <w:t xml:space="preserve"> — модель представления окна редактирования рейса;</w:t>
+      </w:r>
+    </w:p>
+    <w:p>
+      <w:pPr>
+        <w:pStyle w:val="afc"/>
+        <w:rPr>
+          <w:lang w:val="ru-RU"/>
+        </w:rPr>
+      </w:pPr>
+      <w:r>
+        <w:t>AdminTicketEditViewModel</w:t>
+      </w:r>
+      <w:r>
+        <w:rPr>
+          <w:lang w:val="ru-RU"/>
+        </w:rPr>
+        <w:t xml:space="preserve"> — модель представления окна редактирования билета.</w:t>
+      </w:r>
+    </w:p>
+    <w:p>
+      <w:pPr>
+        <w:pStyle w:val="af9"/>
+      </w:pPr>
+      <w:r>
+        <w:t xml:space="preserve">Диаграмма классов моделей представления отражает иерархию ViewModels, используемых в приложении </w:t>
+      </w:r>
+      <w:r>
+        <w:t xml:space="preserve">(см. </w:t>
+      </w:r>
+      <w:r>
+        <w:t xml:space="preserve">Приложение </w:t>
+      </w:r>
+      <w:r>
+        <w:t>И</w:t>
+      </w:r>
+      <w:r>
+        <w:t>).</w:t>
+      </w:r>
+    </w:p>
+    <w:p>
+      <w:pPr>
+        <w:pStyle w:val="2"/>
+        <w:rPr>
+          <w:lang w:val="ru-RU"/>
+        </w:rPr>
+      </w:pPr>
+      <w:bookmarkStart w:id="41" w:name="_Toc217165363"/>
+      <w:r>
+        <w:rPr>
+          <w:lang w:val="ru-RU"/>
+        </w:rPr>
+        <w:t>4.4 Д</w:t>
+      </w:r>
+      <w:r>
+        <w:rPr>
+          <w:lang w:val="ru-RU"/>
+        </w:rPr>
+        <w:t>иаграмма развертывания приложения</w:t>
+      </w:r>
       <w:bookmarkEnd w:id="41"/>
-    </w:p>
-    <w:p>
-      <w:pPr>
-        <w:pStyle w:val="af9"/>
-      </w:pPr>
-      <w:r>
-        <w:t>Все модели представления наследуются от базового класса ViewModelBase, который наследуется от ObservableObject библиотеки CommunityToolkit.Mvvm и обеспечивает поддержку уведомлений об изменении свойств для привязки данных в WPF.</w:t>
-      </w:r>
-    </w:p>
-    <w:p>
-      <w:pPr>
-        <w:pStyle w:val="af9"/>
-      </w:pPr>
-      <w:r>
-        <w:t>В приложении реализованы следующие модели представления:</w:t>
-      </w:r>
-    </w:p>
-    <w:p>
-      <w:pPr>
-        <w:pStyle w:val="afc"/>
-        <w:rPr>
-          <w:lang w:val="ru-RU"/>
-        </w:rPr>
-      </w:pPr>
-      <w:r>
-        <w:t>LoginViewModel</w:t>
-      </w:r>
-      <w:r>
-        <w:rPr>
-          <w:lang w:val="ru-RU"/>
-        </w:rPr>
-        <w:t xml:space="preserve"> — модель представления окна авторизации;</w:t>
-      </w:r>
-    </w:p>
-    <w:p>
-      <w:pPr>
-        <w:pStyle w:val="afc"/>
-        <w:rPr>
-          <w:lang w:val="ru-RU"/>
-        </w:rPr>
-      </w:pPr>
-      <w:r>
-        <w:t>RegistrationViewModel</w:t>
-      </w:r>
-      <w:r>
-        <w:rPr>
-          <w:lang w:val="ru-RU"/>
-        </w:rPr>
-        <w:t xml:space="preserve"> — модель представления окна регистрации;</w:t>
-      </w:r>
-    </w:p>
-    <w:p>
-      <w:pPr>
-        <w:pStyle w:val="afc"/>
-        <w:rPr>
-          <w:lang w:val="ru-RU"/>
-        </w:rPr>
-      </w:pPr>
-      <w:r>
-        <w:t>ClientMainViewModel</w:t>
-      </w:r>
-      <w:r>
-        <w:rPr>
-          <w:lang w:val="ru-RU"/>
-        </w:rPr>
-        <w:t xml:space="preserve"> — модель представления главного окна;</w:t>
-      </w:r>
-    </w:p>
-    <w:p>
-      <w:pPr>
-        <w:pStyle w:val="afc"/>
-        <w:rPr>
-          <w:lang w:val="ru-RU"/>
-        </w:rPr>
-      </w:pPr>
-      <w:r>
-        <w:t>BuyTicketViewModel</w:t>
-      </w:r>
-      <w:r>
-        <w:rPr>
-          <w:lang w:val="ru-RU"/>
-        </w:rPr>
-        <w:t xml:space="preserve"> — модель представления окна покупки билета;</w:t>
-      </w:r>
-    </w:p>
-    <w:p>
-      <w:pPr>
-        <w:pStyle w:val="afc"/>
-        <w:rPr>
-          <w:lang w:val="ru-RU"/>
-        </w:rPr>
-      </w:pPr>
-      <w:r>
-        <w:t>PersonalCabinetViewModel</w:t>
-      </w:r>
-      <w:r>
-        <w:rPr>
-          <w:lang w:val="ru-RU"/>
-        </w:rPr>
-        <w:t xml:space="preserve"> — модель представления личного кабинета пользователя;</w:t>
-      </w:r>
-    </w:p>
-    <w:p>
-      <w:pPr>
-        <w:pStyle w:val="afc"/>
-        <w:rPr>
-          <w:lang w:val="ru-RU"/>
-        </w:rPr>
-      </w:pPr>
-      <w:r>
-        <w:t>AdminMainViewModel</w:t>
-      </w:r>
-      <w:r>
-        <w:rPr>
-          <w:lang w:val="ru-RU"/>
-        </w:rPr>
-        <w:t xml:space="preserve"> — модель представления главного окна администратора;</w:t>
-      </w:r>
-    </w:p>
-    <w:p>
-      <w:pPr>
-        <w:pStyle w:val="afc"/>
-        <w:rPr>
-          <w:lang w:val="ru-RU"/>
-        </w:rPr>
-      </w:pPr>
-      <w:r>
-        <w:t>AdminUserEditViewModel</w:t>
-      </w:r>
-      <w:r>
-        <w:rPr>
-          <w:lang w:val="ru-RU"/>
-        </w:rPr>
-        <w:t xml:space="preserve"> — модель представления окна редактирования пользователя;</w:t>
-      </w:r>
-    </w:p>
-    <w:p>
-      <w:pPr>
-        <w:pStyle w:val="afc"/>
-        <w:rPr>
-          <w:lang w:val="ru-RU"/>
-        </w:rPr>
-      </w:pPr>
-      <w:r>
-        <w:t>AdminFlightEditViewModel</w:t>
-      </w:r>
-      <w:r>
-        <w:rPr>
-          <w:lang w:val="ru-RU"/>
-        </w:rPr>
-        <w:t xml:space="preserve"> — модель представления окна редактирования рейса;</w:t>
-      </w:r>
-    </w:p>
-    <w:p>
-      <w:pPr>
-        <w:pStyle w:val="afc"/>
-        <w:rPr>
-          <w:lang w:val="ru-RU"/>
-        </w:rPr>
-      </w:pPr>
-      <w:r>
-        <w:t>AdminTicketEditViewModel</w:t>
-      </w:r>
-      <w:r>
-        <w:rPr>
-          <w:lang w:val="ru-RU"/>
-        </w:rPr>
-        <w:t xml:space="preserve"> — модель представления окна редактирования билета.</w:t>
-      </w:r>
-    </w:p>
-    <w:p>
-      <w:pPr>
-        <w:pStyle w:val="af9"/>
-      </w:pPr>
-      <w:r>
-        <w:t xml:space="preserve">Диаграмма классов моделей представления отражает иерархию ViewModels, используемых в приложении </w:t>
-      </w:r>
-      <w:r>
-        <w:t xml:space="preserve">(см. </w:t>
-      </w:r>
-      <w:r>
-        <w:t xml:space="preserve">Приложение </w:t>
-      </w:r>
-      <w:r>
-        <w:t>И</w:t>
-      </w:r>
-      <w:r>
-        <w:t>).</w:t>
-      </w:r>
-    </w:p>
-    <w:p>
-      <w:pPr>
-        <w:pStyle w:val="2"/>
-        <w:ind w:left="1069" w:hanging="360"/>
-        <w:rPr>
-          <w:lang w:val="ru-RU"/>
-        </w:rPr>
-      </w:pPr>
-      <w:bookmarkStart w:id="42" w:name="_Toc217128279"/>
-      <w:r>
-        <w:rPr>
-          <w:lang w:val="ru-RU"/>
-        </w:rPr>
-        <w:t xml:space="preserve">4.4 </w:t>
-      </w:r>
-      <w:r>
-        <w:rPr>
-          <w:lang w:val="ru-RU"/>
-        </w:rPr>
-        <w:t>Диаграмма развертывания приложения</w:t>
-      </w:r>
-      <w:bookmarkEnd w:id="42"/>
     </w:p>
     <w:p>
       <w:pPr>
@@ -14124,6 +14331,29 @@
       <w:r>
         <w:t>Диаграмма развертывания приложения</w:t>
       </w:r>
+      <w:r>
+        <w:t xml:space="preserve">, разработана при помощи </w:t>
+      </w:r>
+      <w:r>
+        <w:t>DrawIO</w:t>
+      </w:r>
+      <w:r>
+        <w:t xml:space="preserve"> </w:t>
+      </w:r>
+      <w:r>
+        <w:t>[</w:t>
+      </w:r>
+      <w:r>
+        <w:rPr>
+          <w:lang w:val="en-US"/>
+        </w:rPr>
+        <w:t>5</w:t>
+      </w:r>
+      <w:r>
+        <w:t>]</w:t>
+      </w:r>
+      <w:bookmarkStart w:id="42" w:name="_GoBack"/>
+      <w:bookmarkEnd w:id="42"/>
     </w:p>
     <w:p>
       <w:pPr>
@@ -14137,12 +14367,12 @@
       <w:pPr>
         <w:pStyle w:val="2"/>
         <w:spacing w:after="120"/>
-        <w:ind w:left="1066" w:hanging="357"/>
-        <w:rPr>
-          <w:lang w:val="ru-RU"/>
-        </w:rPr>
-      </w:pPr>
-      <w:bookmarkStart w:id="43" w:name="_Toc217128280"/>
+        <w:ind w:left="709" w:firstLine="0"/>
+        <w:rPr>
+          <w:lang w:val="ru-RU"/>
+        </w:rPr>
+      </w:pPr>
+      <w:bookmarkStart w:id="43" w:name="_Toc217165364"/>
       <w:r>
         <w:rPr>
           <w:lang w:val="ru-RU"/>
@@ -14209,9 +14439,9 @@
           <w:noProof/>
         </w:rPr>
         <w:drawing>
-          <wp:inline distT="0" distB="0" distL="0" distR="0" wp14:anchorId="52D295EB" wp14:editId="62FE4BDE">
+          <wp:inline distT="0" distB="0" distL="0" distR="0" wp14:anchorId="52D295EB" wp14:editId="4EC4B5A7">
             <wp:extent cx="5939790" cy="3225165"/>
-            <wp:effectExtent l="19050" t="19050" r="22860" b="13335"/>
+            <wp:effectExtent l="12700" t="12700" r="16510" b="13335"/>
             <wp:docPr id="1041526340" name="Рисунок 6"/>
             <wp:cNvGraphicFramePr>
               <a:graphicFrameLocks xmlns:a="http://schemas.openxmlformats.org/drawingml/2006/main" noChangeAspect="1"/>
@@ -14243,7 +14473,7 @@
                     <a:prstGeom prst="rect">
                       <a:avLst/>
                     </a:prstGeom>
-                    <a:ln w="12700">
+                    <a:ln w="9525">
                       <a:solidFill>
                         <a:schemeClr val="tx1"/>
                       </a:solidFill>
@@ -14311,7 +14541,7 @@
           <w:lang w:val="ru-RU"/>
         </w:rPr>
       </w:pPr>
-      <w:bookmarkStart w:id="44" w:name="_Toc217128281"/>
+      <w:bookmarkStart w:id="44" w:name="_Toc217165365"/>
       <w:r>
         <w:rPr>
           <w:lang w:val="ru-RU"/>
@@ -14364,7 +14594,7 @@
         </w:rPr>
       </w:pPr>
       <w:bookmarkStart w:id="45" w:name="_Toc198397933"/>
-      <w:bookmarkStart w:id="46" w:name="_Toc217128282"/>
+      <w:bookmarkStart w:id="46" w:name="_Toc217165366"/>
       <w:r>
         <w:rPr>
           <w:rStyle w:val="af4"/>
@@ -14387,7 +14617,7 @@
         </w:rPr>
       </w:pPr>
       <w:bookmarkStart w:id="47" w:name="_Toc198466042"/>
-      <w:bookmarkStart w:id="48" w:name="_Toc217128283"/>
+      <w:bookmarkStart w:id="48" w:name="_Toc217165367"/>
       <w:r>
         <w:rPr>
           <w:lang w:val="ru-RU"/>
@@ -14489,9 +14719,9 @@
       </w:pPr>
       <w:r>
         <w:drawing>
-          <wp:inline distT="0" distB="0" distL="0" distR="0" wp14:anchorId="7B52DA8C" wp14:editId="68703D81">
+          <wp:inline distT="0" distB="0" distL="0" distR="0" wp14:anchorId="7B52DA8C" wp14:editId="32476025">
             <wp:extent cx="4705350" cy="4294877"/>
-            <wp:effectExtent l="19050" t="19050" r="19050" b="10795"/>
+            <wp:effectExtent l="12700" t="12700" r="6350" b="10795"/>
             <wp:docPr id="18" name="Рисунок 18"/>
             <wp:cNvGraphicFramePr>
               <a:graphicFrameLocks xmlns:a="http://schemas.openxmlformats.org/drawingml/2006/main" noChangeAspect="1"/>
@@ -14517,7 +14747,7 @@
                     <a:prstGeom prst="rect">
                       <a:avLst/>
                     </a:prstGeom>
-                    <a:ln w="12700">
+                    <a:ln w="9525">
                       <a:solidFill>
                         <a:schemeClr val="tx1"/>
                       </a:solidFill>
@@ -14553,9 +14783,9 @@
       <w:r>
         <w:lastRenderedPageBreak/>
         <w:drawing>
-          <wp:inline distT="0" distB="0" distL="0" distR="0" wp14:anchorId="7F746302" wp14:editId="6A14C201">
+          <wp:inline distT="0" distB="0" distL="0" distR="0" wp14:anchorId="7F746302" wp14:editId="749B1043">
             <wp:extent cx="4846320" cy="4355955"/>
-            <wp:effectExtent l="0" t="0" r="0" b="6985"/>
+            <wp:effectExtent l="12700" t="12700" r="17780" b="13335"/>
             <wp:docPr id="17" name="Рисунок 17" descr="C:\Users\vugor\OneDrive\Изображения\Screenshots\Ошибка при авторизации.png"/>
             <wp:cNvGraphicFramePr>
               <a:graphicFrameLocks xmlns:a="http://schemas.openxmlformats.org/drawingml/2006/main" noChangeAspect="1"/>
@@ -14592,7 +14822,9 @@
                     </a:prstGeom>
                     <a:noFill/>
                     <a:ln>
-                      <a:noFill/>
+                      <a:solidFill>
+                        <a:schemeClr val="tx1"/>
+                      </a:solidFill>
                     </a:ln>
                   </pic:spPr>
                 </pic:pic>
@@ -14629,7 +14861,7 @@
           <w:lang w:val="ru-RU"/>
         </w:rPr>
       </w:pPr>
-      <w:bookmarkStart w:id="49" w:name="_Toc217128284"/>
+      <w:bookmarkStart w:id="49" w:name="_Toc217165368"/>
       <w:r>
         <w:rPr>
           <w:lang w:val="ru-RU"/>
@@ -14671,9 +14903,9 @@
       <w:r>
         <w:lastRenderedPageBreak/>
         <w:drawing>
-          <wp:inline distT="0" distB="0" distL="0" distR="0" wp14:anchorId="71F37C76" wp14:editId="23DF72D3">
+          <wp:inline distT="0" distB="0" distL="0" distR="0" wp14:anchorId="71F37C76" wp14:editId="7804772E">
             <wp:extent cx="5939790" cy="3341132"/>
-            <wp:effectExtent l="19050" t="19050" r="22860" b="12065"/>
+            <wp:effectExtent l="12700" t="12700" r="16510" b="12065"/>
             <wp:docPr id="19" name="Рисунок 19" descr="C:\Users\vugor\OneDrive\Изображения\Screenshots\Поиск рейса.png"/>
             <wp:cNvGraphicFramePr>
               <a:graphicFrameLocks xmlns:a="http://schemas.openxmlformats.org/drawingml/2006/main" noChangeAspect="1"/>
@@ -14709,7 +14941,7 @@
                       <a:avLst/>
                     </a:prstGeom>
                     <a:noFill/>
-                    <a:ln w="12700">
+                    <a:ln w="9525">
                       <a:solidFill>
                         <a:schemeClr val="tx1"/>
                       </a:solidFill>
@@ -14736,9 +14968,9 @@
       </w:pPr>
       <w:r>
         <w:drawing>
-          <wp:inline distT="0" distB="0" distL="0" distR="0" wp14:anchorId="5B7A3552" wp14:editId="6AAF20C2">
+          <wp:inline distT="0" distB="0" distL="0" distR="0" wp14:anchorId="5B7A3552" wp14:editId="3411779A">
             <wp:extent cx="5939790" cy="3341132"/>
-            <wp:effectExtent l="19050" t="19050" r="22860" b="12065"/>
+            <wp:effectExtent l="12700" t="12700" r="16510" b="12065"/>
             <wp:docPr id="20" name="Рисунок 20" descr="C:\Users\vugor\OneDrive\Изображения\Screenshots\Фильтрация рейсов.png"/>
             <wp:cNvGraphicFramePr>
               <a:graphicFrameLocks xmlns:a="http://schemas.openxmlformats.org/drawingml/2006/main" noChangeAspect="1"/>
@@ -14774,7 +15006,7 @@
                       <a:avLst/>
                     </a:prstGeom>
                     <a:noFill/>
-                    <a:ln w="12700">
+                    <a:ln w="9525">
                       <a:solidFill>
                         <a:schemeClr val="tx1"/>
                       </a:solidFill>
@@ -14810,9 +15042,9 @@
       <w:r>
         <w:lastRenderedPageBreak/>
         <w:drawing>
-          <wp:inline distT="0" distB="0" distL="0" distR="0" wp14:anchorId="707242EB" wp14:editId="15C07E0C">
+          <wp:inline distT="0" distB="0" distL="0" distR="0" wp14:anchorId="707242EB" wp14:editId="5BEED914">
             <wp:extent cx="3332044" cy="3886200"/>
-            <wp:effectExtent l="19050" t="19050" r="20955" b="19050"/>
+            <wp:effectExtent l="12700" t="12700" r="8255" b="12700"/>
             <wp:docPr id="21" name="Рисунок 21" descr="C:\Users\vugor\OneDrive\Изображения\Screenshots\Покупка билетов.png"/>
             <wp:cNvGraphicFramePr>
               <a:graphicFrameLocks xmlns:a="http://schemas.openxmlformats.org/drawingml/2006/main" noChangeAspect="1"/>
@@ -14848,7 +15080,7 @@
                       <a:avLst/>
                     </a:prstGeom>
                     <a:noFill/>
-                    <a:ln w="12700">
+                    <a:ln w="9525">
                       <a:solidFill>
                         <a:schemeClr val="tx1"/>
                       </a:solidFill>
@@ -14890,9 +15122,9 @@
           <w:lang w:eastAsia="ru-RU"/>
         </w:rPr>
         <w:drawing>
-          <wp:inline distT="0" distB="0" distL="0" distR="0" wp14:anchorId="44FDD590" wp14:editId="02AB12B6">
+          <wp:inline distT="0" distB="0" distL="0" distR="0" wp14:anchorId="44FDD590" wp14:editId="378F1EEB">
             <wp:extent cx="5939790" cy="3341132"/>
-            <wp:effectExtent l="19050" t="19050" r="22860" b="12065"/>
+            <wp:effectExtent l="12700" t="12700" r="16510" b="12065"/>
             <wp:docPr id="22" name="Рисунок 22" descr="C:\Users\vugor\OneDrive\Изображения\Screenshots\Личный кабинет.png"/>
             <wp:cNvGraphicFramePr>
               <a:graphicFrameLocks xmlns:a="http://schemas.openxmlformats.org/drawingml/2006/main" noChangeAspect="1"/>
@@ -14928,7 +15160,7 @@
                       <a:avLst/>
                     </a:prstGeom>
                     <a:noFill/>
-                    <a:ln w="12700">
+                    <a:ln w="9525">
                       <a:solidFill>
                         <a:schemeClr val="tx1"/>
                       </a:solidFill>
@@ -14966,9 +15198,9 @@
       </w:pPr>
       <w:r>
         <w:drawing>
-          <wp:inline distT="0" distB="0" distL="0" distR="0" wp14:anchorId="5163806C" wp14:editId="7558652B">
+          <wp:inline distT="0" distB="0" distL="0" distR="0" wp14:anchorId="5163806C" wp14:editId="48116A3D">
             <wp:extent cx="5939790" cy="3351915"/>
-            <wp:effectExtent l="19050" t="19050" r="22860" b="20320"/>
+            <wp:effectExtent l="12700" t="12700" r="16510" b="13970"/>
             <wp:docPr id="23" name="Рисунок 23" descr="C:\Users\vugor\OneDrive\Изображения\Screenshots\Отмененные билеты.png"/>
             <wp:cNvGraphicFramePr>
               <a:graphicFrameLocks xmlns:a="http://schemas.openxmlformats.org/drawingml/2006/main" noChangeAspect="1"/>
@@ -15004,7 +15236,7 @@
                       <a:avLst/>
                     </a:prstGeom>
                     <a:noFill/>
-                    <a:ln w="12700">
+                    <a:ln w="9525">
                       <a:solidFill>
                         <a:schemeClr val="tx1"/>
                       </a:solidFill>
@@ -15033,7 +15265,7 @@
           <w:lang w:val="ru-RU"/>
         </w:rPr>
       </w:pPr>
-      <w:bookmarkStart w:id="50" w:name="_Toc217128285"/>
+      <w:bookmarkStart w:id="50" w:name="_Toc217165369"/>
       <w:r>
         <w:rPr>
           <w:lang w:val="ru-RU"/>
@@ -15167,9 +15399,9 @@
         </w:rPr>
         <w:lastRenderedPageBreak/>
         <w:drawing>
-          <wp:inline distT="0" distB="0" distL="0" distR="0" wp14:anchorId="122FD7F5" wp14:editId="3AFDFAAD">
+          <wp:inline distT="0" distB="0" distL="0" distR="0" wp14:anchorId="122FD7F5" wp14:editId="3C44D654">
             <wp:extent cx="4486275" cy="6057997"/>
-            <wp:effectExtent l="19050" t="19050" r="9525" b="19050"/>
+            <wp:effectExtent l="12700" t="12700" r="9525" b="12700"/>
             <wp:docPr id="24" name="Рисунок 24" descr="C:\Users\vugor\OneDrive\Изображения\Screenshots\Редактирование рейса.png"/>
             <wp:cNvGraphicFramePr>
               <a:graphicFrameLocks xmlns:a="http://schemas.openxmlformats.org/drawingml/2006/main" noChangeAspect="1"/>
@@ -15205,7 +15437,7 @@
                       <a:avLst/>
                     </a:prstGeom>
                     <a:noFill/>
-                    <a:ln w="12700">
+                    <a:ln w="9525">
                       <a:solidFill>
                         <a:schemeClr val="tx1"/>
                       </a:solidFill>
@@ -15239,6 +15471,8 @@
     <w:p>
       <w:pPr>
         <w:pStyle w:val="af9"/>
+        <w:ind w:firstLine="0"/>
+        <w:jc w:val="center"/>
       </w:pPr>
       <w:r>
         <w:rPr>
@@ -15247,9 +15481,9 @@
         </w:rPr>
         <w:lastRenderedPageBreak/>
         <w:drawing>
-          <wp:inline distT="0" distB="0" distL="0" distR="0" wp14:anchorId="6B5B816F" wp14:editId="00440613">
+          <wp:inline distT="0" distB="0" distL="0" distR="0" wp14:anchorId="6B5B816F" wp14:editId="072D744E">
             <wp:extent cx="4806522" cy="6496050"/>
-            <wp:effectExtent l="19050" t="19050" r="13335" b="19050"/>
+            <wp:effectExtent l="12700" t="12700" r="6985" b="6350"/>
             <wp:docPr id="25" name="Рисунок 25"/>
             <wp:cNvGraphicFramePr>
               <a:graphicFrameLocks xmlns:a="http://schemas.openxmlformats.org/drawingml/2006/main" noChangeAspect="1"/>
@@ -15275,7 +15509,7 @@
                     <a:prstGeom prst="rect">
                       <a:avLst/>
                     </a:prstGeom>
-                    <a:ln w="12700">
+                    <a:ln w="9525">
                       <a:solidFill>
                         <a:schemeClr val="tx1"/>
                       </a:solidFill>
@@ -15308,6 +15542,8 @@
     <w:p>
       <w:pPr>
         <w:pStyle w:val="af9"/>
+        <w:ind w:firstLine="0"/>
+        <w:jc w:val="center"/>
       </w:pPr>
       <w:r>
         <w:rPr>
@@ -15316,9 +15552,9 @@
         </w:rPr>
         <w:lastRenderedPageBreak/>
         <w:drawing>
-          <wp:inline distT="0" distB="0" distL="0" distR="0" wp14:anchorId="59AB39A2" wp14:editId="5AC446D9">
-            <wp:extent cx="5361231" cy="2847975"/>
-            <wp:effectExtent l="19050" t="19050" r="11430" b="9525"/>
+          <wp:inline distT="0" distB="0" distL="0" distR="0" wp14:anchorId="59AB39A2" wp14:editId="51268780">
+            <wp:extent cx="5273603" cy="4883727"/>
+            <wp:effectExtent l="19050" t="19050" r="22860" b="12700"/>
             <wp:docPr id="27" name="Рисунок 27"/>
             <wp:cNvGraphicFramePr>
               <a:graphicFrameLocks xmlns:a="http://schemas.openxmlformats.org/drawingml/2006/main" noChangeAspect="1"/>
@@ -15330,25 +15566,50 @@
                     <pic:cNvPr id="1" name=""/>
                     <pic:cNvPicPr/>
                   </pic:nvPicPr>
-                  <pic:blipFill>
+                  <pic:blipFill rotWithShape="1">
                     <a:blip r:embed="rId28"/>
+                    <a:srcRect r="56466" b="24108"/>
                     <a:stretch>
                       <a:fillRect/>
                     </a:stretch>
                   </pic:blipFill>
-                  <pic:spPr>
+                  <pic:spPr bwMode="auto">
                     <a:xfrm>
                       <a:off x="0" y="0"/>
-                      <a:ext cx="5365301" cy="2850137"/>
+                      <a:ext cx="5335594" cy="4941135"/>
                     </a:xfrm>
                     <a:prstGeom prst="rect">
                       <a:avLst/>
                     </a:prstGeom>
-                    <a:ln w="12700">
+                    <a:ln w="9525" cap="flat" cmpd="sng" algn="ctr">
                       <a:solidFill>
-                        <a:schemeClr val="tx1"/>
+                        <a:sysClr val="windowText" lastClr="000000"/>
                       </a:solidFill>
+                      <a:prstDash val="solid"/>
+                      <a:round/>
+                      <a:headEnd type="none" w="med" len="med"/>
+                      <a:tailEnd type="none" w="med" len="med"/>
+                      <a:extLst>
+                        <a:ext uri="{C807C97D-BFC1-408E-A445-0C87EB9F89A2}">
+                          <ask:lineSketchStyleProps xmlns="" xmlns:cx1="http://schemas.microsoft.com/office/drawing/2015/9/8/chartex" xmlns:cx2="http://schemas.microsoft.com/office/drawing/2015/10/21/chartex" xmlns:cx3="http://schemas.microsoft.com/office/drawing/2016/5/9/chartex" xmlns:cx4="http://schemas.microsoft.com/office/drawing/2016/5/10/chartex" xmlns:cx5="http://schemas.microsoft.com/office/drawing/2016/5/11/chartex" xmlns:cx6="http://schemas.microsoft.com/office/drawing/2016/5/12/chartex" xmlns:cx7="http://schemas.microsoft.com/office/drawing/2016/5/13/chartex" xmlns:cx8="http://schemas.microsoft.com/office/drawing/2016/5/14/chartex" xmlns:aink="http://schemas.microsoft.com/office/drawing/2016/ink" xmlns:am3d="http://schemas.microsoft.com/office/drawing/2017/model3d" xmlns:o="urn:schemas-microsoft-com:office:office" xmlns:oel="http://schemas.microsoft.com/office/2019/extlst" xmlns:v="urn:schemas-microsoft-com:vml" xmlns:w10="urn:schemas-microsoft-com:office:word" xmlns:w="http://schemas.openxmlformats.org/wordprocessingml/2006/main" xmlns:w16cex="http://schemas.microsoft.com/office/word/2018/wordml/cex" xmlns:w16cid="http://schemas.microsoft.com/office/word/2016/wordml/cid" xmlns:w16="http://schemas.microsoft.com/office/word/2018/wordml" xmlns:w16du="http://schemas.microsoft.com/office/word/2023/wordml/word16du" xmlns:w16sdtdh="http://schemas.microsoft.com/office/word/2020/wordml/sdtdatahash" xmlns:w16sdtfl="http://schemas.microsoft.com/office/word/2024/wordml/sdtformatlock" xmlns:ask="http://schemas.microsoft.com/office/drawing/2018/sketchyshapes" sd="0">
+                            <a:custGeom>
+                              <a:avLst/>
+                              <a:gdLst/>
+                              <a:ahLst/>
+                              <a:cxnLst/>
+                              <a:rect l="0" t="0" r="0" b="0"/>
+                              <a:pathLst/>
+                            </a:custGeom>
+                            <ask:type/>
+                          </ask:lineSketchStyleProps>
+                        </a:ext>
+                      </a:extLst>
                     </a:ln>
+                    <a:extLst>
+                      <a:ext uri="{53640926-AAD7-44D8-BBD7-CCE9431645EC}">
+                        <a14:shadowObscured xmlns:a14="http://schemas.microsoft.com/office/drawing/2010/main"/>
+                      </a:ext>
+                    </a:extLst>
                   </pic:spPr>
                 </pic:pic>
               </a:graphicData>
@@ -15378,6 +15639,8 @@
     <w:p>
       <w:pPr>
         <w:pStyle w:val="af9"/>
+        <w:ind w:firstLine="0"/>
+        <w:jc w:val="center"/>
       </w:pPr>
       <w:r>
         <w:rPr>
@@ -15385,9 +15648,9 @@
           <w:lang w:eastAsia="ru-RU"/>
         </w:rPr>
         <w:drawing>
-          <wp:inline distT="0" distB="0" distL="0" distR="0" wp14:anchorId="599B9C0C" wp14:editId="0DE2156A">
-            <wp:extent cx="5360670" cy="2847856"/>
-            <wp:effectExtent l="19050" t="19050" r="11430" b="10160"/>
+          <wp:inline distT="0" distB="0" distL="0" distR="0" wp14:anchorId="599B9C0C" wp14:editId="106F48DF">
+            <wp:extent cx="5431424" cy="2115645"/>
+            <wp:effectExtent l="12700" t="12700" r="17145" b="18415"/>
             <wp:docPr id="28" name="Рисунок 28" descr="C:\Users\vugor\OneDrive\Изображения\Screenshots\Страница управления пользователями.png"/>
             <wp:cNvGraphicFramePr>
               <a:graphicFrameLocks xmlns:a="http://schemas.openxmlformats.org/drawingml/2006/main" noChangeAspect="1"/>
@@ -15401,7 +15664,7 @@
                       <a:picLocks noChangeAspect="1" noChangeArrowheads="1"/>
                     </pic:cNvPicPr>
                   </pic:nvPicPr>
-                  <pic:blipFill>
+                  <pic:blipFill rotWithShape="1">
                     <a:blip r:embed="rId29" cstate="print">
                       <a:extLst>
                         <a:ext uri="{28A0092B-C50C-407E-A947-70E740481C1C}">
@@ -15409,7 +15672,7 @@
                         </a:ext>
                       </a:extLst>
                     </a:blip>
-                    <a:srcRect/>
+                    <a:srcRect r="54672" b="66765"/>
                     <a:stretch>
                       <a:fillRect/>
                     </a:stretch>
@@ -15417,17 +15680,41 @@
                   <pic:spPr bwMode="auto">
                     <a:xfrm>
                       <a:off x="0" y="0"/>
-                      <a:ext cx="5379215" cy="2857708"/>
+                      <a:ext cx="5431424" cy="2115645"/>
                     </a:xfrm>
                     <a:prstGeom prst="rect">
                       <a:avLst/>
                     </a:prstGeom>
                     <a:noFill/>
-                    <a:ln w="12700">
+                    <a:ln w="9525" cap="flat" cmpd="sng" algn="ctr">
                       <a:solidFill>
-                        <a:schemeClr val="tx1"/>
+                        <a:sysClr val="windowText" lastClr="000000"/>
                       </a:solidFill>
+                      <a:prstDash val="solid"/>
+                      <a:round/>
+                      <a:headEnd type="none" w="med" len="med"/>
+                      <a:tailEnd type="none" w="med" len="med"/>
+                      <a:extLst>
+                        <a:ext uri="{C807C97D-BFC1-408E-A445-0C87EB9F89A2}">
+                          <ask:lineSketchStyleProps xmlns="" xmlns:cx1="http://schemas.microsoft.com/office/drawing/2015/9/8/chartex" xmlns:cx2="http://schemas.microsoft.com/office/drawing/2015/10/21/chartex" xmlns:cx3="http://schemas.microsoft.com/office/drawing/2016/5/9/chartex" xmlns:cx4="http://schemas.microsoft.com/office/drawing/2016/5/10/chartex" xmlns:cx5="http://schemas.microsoft.com/office/drawing/2016/5/11/chartex" xmlns:cx6="http://schemas.microsoft.com/office/drawing/2016/5/12/chartex" xmlns:cx7="http://schemas.microsoft.com/office/drawing/2016/5/13/chartex" xmlns:cx8="http://schemas.microsoft.com/office/drawing/2016/5/14/chartex" xmlns:aink="http://schemas.microsoft.com/office/drawing/2016/ink" xmlns:am3d="http://schemas.microsoft.com/office/drawing/2017/model3d" xmlns:o="urn:schemas-microsoft-com:office:office" xmlns:oel="http://schemas.microsoft.com/office/2019/extlst" xmlns:v="urn:schemas-microsoft-com:vml" xmlns:w10="urn:schemas-microsoft-com:office:word" xmlns:w="http://schemas.openxmlformats.org/wordprocessingml/2006/main" xmlns:w16cex="http://schemas.microsoft.com/office/word/2018/wordml/cex" xmlns:w16cid="http://schemas.microsoft.com/office/word/2016/wordml/cid" xmlns:w16="http://schemas.microsoft.com/office/word/2018/wordml" xmlns:w16du="http://schemas.microsoft.com/office/word/2023/wordml/word16du" xmlns:w16sdtdh="http://schemas.microsoft.com/office/word/2020/wordml/sdtdatahash" xmlns:w16sdtfl="http://schemas.microsoft.com/office/word/2024/wordml/sdtformatlock" xmlns:ask="http://schemas.microsoft.com/office/drawing/2018/sketchyshapes" sd="0">
+                            <a:custGeom>
+                              <a:avLst/>
+                              <a:gdLst/>
+                              <a:ahLst/>
+                              <a:cxnLst/>
+                              <a:rect l="0" t="0" r="0" b="0"/>
+                              <a:pathLst/>
+                            </a:custGeom>
+                            <ask:type/>
+                          </ask:lineSketchStyleProps>
+                        </a:ext>
+                      </a:extLst>
                     </a:ln>
+                    <a:extLst>
+                      <a:ext uri="{53640926-AAD7-44D8-BBD7-CCE9431645EC}">
+                        <a14:shadowObscured xmlns:a14="http://schemas.microsoft.com/office/drawing/2010/main"/>
+                      </a:ext>
+                    </a:extLst>
                   </pic:spPr>
                 </pic:pic>
               </a:graphicData>
@@ -15442,7 +15729,10 @@
         <w:spacing w:before="120" w:after="280"/>
       </w:pPr>
       <w:r>
-        <w:t>Рисунок 5.11 – Демонстрация страницы управления пользователями</w:t>
+        <w:t>Рисунок</w:t>
+      </w:r>
+      <w:r>
+        <w:t xml:space="preserve"> 5.11 – Демонстрация страницы управления пользователями</w:t>
       </w:r>
     </w:p>
     <w:p>
@@ -15450,6 +15740,7 @@
         <w:pStyle w:val="af9"/>
       </w:pPr>
       <w:r>
+        <w:lastRenderedPageBreak/>
         <w:t>Тестирование функций администратора показало, что все операции выполняются корректно, валидация данных работает должным образом, а система обеспечивает необходимый уровень контроля и управления данными приложения.</w:t>
       </w:r>
     </w:p>
@@ -15460,12 +15751,11 @@
           <w:lang w:val="ru-RU"/>
         </w:rPr>
       </w:pPr>
-      <w:bookmarkStart w:id="51" w:name="_Toc217128286"/>
-      <w:r>
-        <w:rPr>
-          <w:lang w:val="ru-RU"/>
-        </w:rPr>
-        <w:lastRenderedPageBreak/>
+      <w:bookmarkStart w:id="51" w:name="_Toc217165370"/>
+      <w:r>
+        <w:rPr>
+          <w:lang w:val="ru-RU"/>
+        </w:rPr>
         <w:t>5</w:t>
       </w:r>
       <w:r>
@@ -15559,7 +15849,7 @@
           <w:lang w:val="ru-RU"/>
         </w:rPr>
       </w:pPr>
-      <w:bookmarkStart w:id="52" w:name="_Toc217128287"/>
+      <w:bookmarkStart w:id="52" w:name="_Toc217165371"/>
       <w:r>
         <w:rPr>
           <w:lang w:val="ru-RU"/>
@@ -15623,7 +15913,7 @@
         <w:pStyle w:val="af9"/>
       </w:pPr>
       <w:r>
-        <w:t>Таким образом, все поставленные в задании цели и задачи курсового проекта были выполнены в полном объеме. Разработанное программное средство соответствует требованиям курсового проектирования, обладает возможностями для дальнейшего расширения функционала и может быть использовано в качестве основы для последующей разработки и совершенствования информационных систем в данной предметной области.</w:t>
+        <w:t>Таким образом, все поставленные задачи курсового проекта были выполнены в полном объеме. Разработанное программное средство соответствует требованиям курсового проектирования, обладает возможностями для дальнейшего расширения функционала и может быть использовано в качестве основы для последующей разработки и совершенствования информационных систем в данной предметной области.</w:t>
       </w:r>
       <w:r>
         <w:br w:type="page"/>
@@ -15638,7 +15928,7 @@
         </w:rPr>
       </w:pPr>
       <w:bookmarkStart w:id="53" w:name="_Toc198397939"/>
-      <w:bookmarkStart w:id="54" w:name="_Toc217128288"/>
+      <w:bookmarkStart w:id="54" w:name="_Toc217165372"/>
       <w:r>
         <w:rPr>
           <w:lang w:val="ru-RU"/>
@@ -16013,70 +16303,9 @@
           <w:tab w:val="left" w:pos="1134"/>
         </w:tabs>
         <w:ind w:left="0" w:firstLine="851"/>
-        <w:rPr>
-          <w:szCs w:val="28"/>
-        </w:rPr>
-      </w:pPr>
-      <w:r>
-        <w:rPr>
-          <w:szCs w:val="28"/>
-        </w:rPr>
-        <w:t>Сайт для разработки диаграмм «Plant</w:t>
-      </w:r>
-      <w:r>
-        <w:rPr>
-          <w:szCs w:val="28"/>
-          <w:lang w:val="en-US"/>
-        </w:rPr>
-        <w:t>Uml</w:t>
-      </w:r>
-      <w:r>
-        <w:rPr>
-          <w:szCs w:val="28"/>
-        </w:rPr>
-        <w:t xml:space="preserve">» [Электронный ресурс]. – Режим доступа: </w:t>
-      </w:r>
-      <w:r>
-        <w:rPr>
-          <w:szCs w:val="28"/>
-        </w:rPr>
-        <w:t>https://plantuml.com/ru/</w:t>
-      </w:r>
-      <w:r>
-        <w:rPr>
-          <w:szCs w:val="28"/>
-        </w:rPr>
-        <w:t xml:space="preserve">. </w:t>
-      </w:r>
-      <w:r>
-        <w:rPr>
-          <w:szCs w:val="28"/>
-        </w:rPr>
-        <w:t>–</w:t>
-      </w:r>
-      <w:r>
-        <w:rPr>
-          <w:szCs w:val="28"/>
-        </w:rPr>
-        <w:t xml:space="preserve"> </w:t>
-      </w:r>
-      <w:r>
-        <w:rPr>
-          <w:szCs w:val="28"/>
-        </w:rPr>
-        <w:t xml:space="preserve">Дата доступа: </w:t>
-      </w:r>
-      <w:r>
-        <w:rPr>
-          <w:szCs w:val="28"/>
-        </w:rPr>
-        <w:t>11.11.2025</w:t>
-      </w:r>
-      <w:r>
-        <w:rPr>
-          <w:szCs w:val="28"/>
-        </w:rPr>
-        <w:t>.</w:t>
+      </w:pPr>
+      <w:r>
+        <w:t>Сайт для разработки диаграмм «PlantUml» [Электронный ресурс]. – Режим доступа: https://plantuml.com/ru/. – Дата доступа: 11.11.2025.</w:t>
       </w:r>
     </w:p>
     <w:p>
@@ -16090,97 +16319,27 @@
           <w:tab w:val="left" w:pos="1134"/>
         </w:tabs>
         <w:ind w:left="0" w:firstLine="851"/>
+      </w:pPr>
+      <w:r>
+        <w:t>Сайт для разработки схем «DrawIO» [Электронный ресурс]. – Режим доступа: https://www.drawio.com/. – Дата доступа: 02.12.2025.</w:t>
+      </w:r>
+    </w:p>
+    <w:p>
+      <w:pPr>
+        <w:pStyle w:val="ac"/>
+        <w:numPr>
+          <w:ilvl w:val="0"/>
+          <w:numId w:val="4"/>
+        </w:numPr>
+        <w:tabs>
+          <w:tab w:val="left" w:pos="1134"/>
+        </w:tabs>
+        <w:ind w:left="0" w:firstLine="851"/>
         <w:rPr>
           <w:szCs w:val="28"/>
         </w:rPr>
       </w:pPr>
       <w:r>
-        <w:rPr>
-          <w:szCs w:val="28"/>
-        </w:rPr>
-        <w:t xml:space="preserve">Сайт для разработки </w:t>
-      </w:r>
-      <w:r>
-        <w:rPr>
-          <w:szCs w:val="28"/>
-        </w:rPr>
-        <w:t>схем</w:t>
-      </w:r>
-      <w:r>
-        <w:rPr>
-          <w:szCs w:val="28"/>
-        </w:rPr>
-        <w:t xml:space="preserve"> «</w:t>
-      </w:r>
-      <w:r>
-        <w:rPr>
-          <w:szCs w:val="28"/>
-          <w:lang w:val="en-US"/>
-        </w:rPr>
-        <w:t>DrawIO</w:t>
-      </w:r>
-      <w:r>
-        <w:rPr>
-          <w:szCs w:val="28"/>
-        </w:rPr>
-        <w:t xml:space="preserve">» [Электронный ресурс]. – Режим доступа: </w:t>
-      </w:r>
-      <w:r>
-        <w:rPr>
-          <w:szCs w:val="28"/>
-        </w:rPr>
-        <w:t>https://www.drawio.com/</w:t>
-      </w:r>
-      <w:r>
-        <w:rPr>
-          <w:szCs w:val="28"/>
-        </w:rPr>
-        <w:t xml:space="preserve">. </w:t>
-      </w:r>
-      <w:r>
-        <w:rPr>
-          <w:szCs w:val="28"/>
-        </w:rPr>
-        <w:t>–</w:t>
-      </w:r>
-      <w:r>
-        <w:rPr>
-          <w:szCs w:val="28"/>
-        </w:rPr>
-        <w:t xml:space="preserve"> </w:t>
-      </w:r>
-      <w:r>
-        <w:rPr>
-          <w:szCs w:val="28"/>
-        </w:rPr>
-        <w:t xml:space="preserve">Дата доступа: </w:t>
-      </w:r>
-      <w:r>
-        <w:rPr>
-          <w:szCs w:val="28"/>
-        </w:rPr>
-        <w:t>02.12.2025</w:t>
-      </w:r>
-      <w:r>
-        <w:rPr>
-          <w:szCs w:val="28"/>
-        </w:rPr>
-        <w:t>.</w:t>
-      </w:r>
-    </w:p>
-    <w:p>
-      <w:pPr>
-        <w:spacing w:after="160" w:line="259" w:lineRule="auto"/>
-        <w:rPr>
-          <w:snapToGrid w:val="0"/>
-          <w:sz w:val="28"/>
-          <w:lang w:val="ru-RU"/>
-        </w:rPr>
-      </w:pPr>
-      <w:r>
-        <w:rPr>
-          <w:lang w:val="ru-RU"/>
-        </w:rPr>
         <w:br w:type="page"/>
       </w:r>
     </w:p>
@@ -16191,7 +16350,7 @@
         <w:jc w:val="center"/>
       </w:pPr>
       <w:bookmarkStart w:id="55" w:name="_Toc198466051"/>
-      <w:bookmarkStart w:id="56" w:name="_Toc217128289"/>
+      <w:bookmarkStart w:id="56" w:name="_Toc217165373"/>
       <w:r>
         <w:lastRenderedPageBreak/>
         <w:t>ПРИЛОЖЕНИЕ А</w:t>
@@ -16224,7 +16383,7 @@
                 <w:noProof/>
                 <w:snapToGrid/>
               </w:rPr>
-              <w:pict w14:anchorId="7A35A223">
+              <w:pict w14:anchorId="17A3342F">
                 <v:shapetype id="_x0000_t75" coordsize="21600,21600" o:spt="75" o:preferrelative="t" path="m@4@5l@4@11@9@11@9@5xe" filled="f" stroked="f">
                   <v:stroke joinstyle="miter"/>
                   <v:formulas>
@@ -16244,7 +16403,7 @@
                   <v:path o:extrusionok="f" gradientshapeok="t" o:connecttype="rect"/>
                   <o:lock v:ext="edit" aspectratio="t"/>
                 </v:shapetype>
-                <v:shape id="_x0000_i1025" type="#_x0000_t75" alt="" style="width:466.95pt;height:352.6pt;mso-width-percent:0;mso-height-percent:0;mso-width-percent:0;mso-height-percent:0">
+                <v:shape id="_x0000_i1025" type="#_x0000_t75" alt="" style="width:467.35pt;height:352.95pt;mso-width-percent:0;mso-height-percent:0;mso-width-percent:0;mso-height-percent:0">
                   <v:imagedata r:id="rId30" o:title="UML"/>
                 </v:shape>
               </w:pict>
@@ -16290,7 +16449,7 @@
           <w:lang w:val="ru-RU"/>
         </w:rPr>
       </w:pPr>
-      <w:bookmarkStart w:id="57" w:name="_Toc217128290"/>
+      <w:bookmarkStart w:id="57" w:name="_Toc217165374"/>
       <w:r>
         <w:rPr>
           <w:lang w:val="ru-RU"/>
@@ -16428,7 +16587,7 @@
               </wp:anchor>
             </w:drawing>
           </mc:Choice>
-          <mc:Fallback xmlns:w16sdtfl="http://schemas.microsoft.com/office/word/2024/wordml/sdtformatlock" xmlns:w16sdtdh="http://schemas.microsoft.com/office/word/2020/wordml/sdtdatahash" xmlns:w16du="http://schemas.microsoft.com/office/word/2023/wordml/word16du" xmlns:w16="http://schemas.microsoft.com/office/word/2018/wordml" xmlns:w16cid="http://schemas.microsoft.com/office/word/2016/wordml/cid" xmlns:w16cex="http://schemas.microsoft.com/office/word/2018/wordml/cex" xmlns:oel="http://schemas.microsoft.com/office/2019/extlst" xmlns:am3d="http://schemas.microsoft.com/office/drawing/2017/model3d" xmlns:aink="http://schemas.microsoft.com/office/drawing/2016/ink" xmlns:cx8="http://schemas.microsoft.com/office/drawing/2016/5/14/chartex" xmlns:cx7="http://schemas.microsoft.com/office/drawing/2016/5/13/chartex" xmlns:cx6="http://schemas.microsoft.com/office/drawing/2016/5/12/chartex" xmlns:cx5="http://schemas.microsoft.com/office/drawing/2016/5/11/chartex" xmlns:cx4="http://schemas.microsoft.com/office/drawing/2016/5/10/chartex" xmlns:cx3="http://schemas.microsoft.com/office/drawing/2016/5/9/chartex" xmlns:cx2="http://schemas.microsoft.com/office/drawing/2015/10/21/chartex" xmlns:cx1="http://schemas.microsoft.com/office/drawing/2015/9/8/chartex">
+          <mc:Fallback>
             <w:pict>
               <v:shapetype w14:anchorId="0B7E9776" id="_x0000_t202" coordsize="21600,21600" o:spt="202" path="m,l,21600r21600,l21600,xe">
                 <v:stroke joinstyle="miter"/>
@@ -16470,7 +16629,7 @@
                                     <pic:cNvPicPr/>
                                   </pic:nvPicPr>
                                   <pic:blipFill>
-                                    <a:blip r:embed="rId32">
+                                    <a:blip r:embed="rId31">
                                       <a:extLst>
                                         <a:ext uri="{28A0092B-C50C-407E-A947-70E740481C1C}">
                                           <a14:useLocalDpi xmlns:a14="http://schemas.microsoft.com/office/drawing/2010/main" val="0"/>
@@ -16531,7 +16690,7 @@
           <w:lang w:val="ru-RU"/>
         </w:rPr>
       </w:pPr>
-      <w:bookmarkStart w:id="59" w:name="_Toc217128291"/>
+      <w:bookmarkStart w:id="59" w:name="_Toc217165375"/>
       <w:r>
         <w:rPr>
           <w:lang w:val="ru-RU"/>
@@ -17102,7 +17261,7 @@
           <w:lang w:val="ru-RU"/>
         </w:rPr>
       </w:pPr>
-      <w:bookmarkStart w:id="60" w:name="_Toc217128292"/>
+      <w:bookmarkStart w:id="60" w:name="_Toc217165376"/>
       <w:r>
         <w:lastRenderedPageBreak/>
         <w:t xml:space="preserve">ПРИЛОЖЕНИЕ </w:t>
@@ -17164,25 +17323,40 @@
           <w:p>
             <w:pPr>
               <w:pStyle w:val="aff7"/>
+              <w:rPr>
+                <w:lang w:val="ru-RU"/>
+              </w:rPr>
             </w:pPr>
             <w:r>
               <w:t xml:space="preserve">        </w:t>
             </w:r>
             <w:r>
+              <w:rPr>
+                <w:lang w:val="ru-RU"/>
+              </w:rPr>
               <w:t>{</w:t>
             </w:r>
           </w:p>
           <w:p>
             <w:pPr>
               <w:pStyle w:val="aff7"/>
-            </w:pPr>
-            <w:r>
+              <w:rPr>
+                <w:lang w:val="ru-RU"/>
+              </w:rPr>
+            </w:pPr>
+            <w:r>
+              <w:rPr>
+                <w:lang w:val="ru-RU"/>
+              </w:rPr>
               <w:t xml:space="preserve">            </w:t>
             </w:r>
             <w:r>
               <w:t>ErrorMessage</w:t>
             </w:r>
             <w:r>
+              <w:rPr>
+                <w:lang w:val="ru-RU"/>
+              </w:rPr>
               <w:t xml:space="preserve"> = "</w:t>
             </w:r>
             <w:r>
@@ -17192,6 +17366,9 @@
               <w:t>Город</w:t>
             </w:r>
             <w:r>
+              <w:rPr>
+                <w:lang w:val="ru-RU"/>
+              </w:rPr>
               <w:t xml:space="preserve"> </w:t>
             </w:r>
             <w:r>
@@ -17201,6 +17378,9 @@
               <w:t>отправления</w:t>
             </w:r>
             <w:r>
+              <w:rPr>
+                <w:lang w:val="ru-RU"/>
+              </w:rPr>
               <w:t xml:space="preserve"> </w:t>
             </w:r>
             <w:r>
@@ -17210,20 +17390,32 @@
               <w:t>обязателен</w:t>
             </w:r>
             <w:r>
+              <w:rPr>
+                <w:lang w:val="ru-RU"/>
+              </w:rPr>
               <w:t>";</w:t>
             </w:r>
           </w:p>
           <w:p>
             <w:pPr>
               <w:pStyle w:val="aff7"/>
-            </w:pPr>
-            <w:r>
+              <w:rPr>
+                <w:lang w:val="ru-RU"/>
+              </w:rPr>
+            </w:pPr>
+            <w:r>
+              <w:rPr>
+                <w:lang w:val="ru-RU"/>
+              </w:rPr>
               <w:t xml:space="preserve">            </w:t>
             </w:r>
             <w:r>
               <w:t>return</w:t>
             </w:r>
             <w:r>
+              <w:rPr>
+                <w:lang w:val="ru-RU"/>
+              </w:rPr>
               <w:t>;</w:t>
             </w:r>
           </w:p>
@@ -17232,6 +17424,9 @@
               <w:pStyle w:val="aff7"/>
             </w:pPr>
             <w:r>
+              <w:rPr>
+                <w:lang w:val="ru-RU"/>
+              </w:rPr>
               <w:t xml:space="preserve">        </w:t>
             </w:r>
             <w:r>
@@ -17249,17 +17444,142 @@
           <w:p>
             <w:pPr>
               <w:pStyle w:val="aff7"/>
+            </w:pPr>
+            <w:r>
+              <w:t xml:space="preserve">        </w:t>
+            </w:r>
+            <w:r>
+              <w:t>{</w:t>
+            </w:r>
+          </w:p>
+          <w:p>
+            <w:pPr>
+              <w:pStyle w:val="aff7"/>
+            </w:pPr>
+            <w:r>
+              <w:t xml:space="preserve">            </w:t>
+            </w:r>
+            <w:r>
+              <w:t>ErrorMessage</w:t>
+            </w:r>
+            <w:r>
+              <w:t xml:space="preserve"> = "</w:t>
+            </w:r>
+            <w:r>
               <w:rPr>
                 <w:lang w:val="ru-RU"/>
               </w:rPr>
+              <w:t>Город</w:t>
+            </w:r>
+            <w:r>
+              <w:t xml:space="preserve"> </w:t>
+            </w:r>
+            <w:r>
+              <w:rPr>
+                <w:lang w:val="ru-RU"/>
+              </w:rPr>
+              <w:t>прибытия</w:t>
+            </w:r>
+            <w:r>
+              <w:t xml:space="preserve"> </w:t>
+            </w:r>
+            <w:r>
+              <w:rPr>
+                <w:lang w:val="ru-RU"/>
+              </w:rPr>
+              <w:t>обязателен</w:t>
+            </w:r>
+            <w:r>
+              <w:t>";</w:t>
+            </w:r>
+          </w:p>
+          <w:p>
+            <w:pPr>
+              <w:pStyle w:val="aff7"/>
+            </w:pPr>
+            <w:r>
+              <w:t xml:space="preserve">            </w:t>
+            </w:r>
+            <w:r>
+              <w:t>return</w:t>
+            </w:r>
+            <w:r>
+              <w:t>;</w:t>
+            </w:r>
+          </w:p>
+          <w:p>
+            <w:pPr>
+              <w:pStyle w:val="aff7"/>
             </w:pPr>
             <w:r>
               <w:t xml:space="preserve">        </w:t>
             </w:r>
             <w:r>
+              <w:t>}</w:t>
+            </w:r>
+          </w:p>
+          <w:p>
+            <w:pPr>
+              <w:pStyle w:val="aff7"/>
+            </w:pPr>
+            <w:r>
+              <w:t xml:space="preserve">        if (string.IsNullOrWhiteSpace(Airline))</w:t>
+            </w:r>
+          </w:p>
+          <w:p>
+            <w:pPr>
+              <w:pStyle w:val="aff7"/>
+            </w:pPr>
+            <w:r>
+              <w:t xml:space="preserve">        {</w:t>
+            </w:r>
+          </w:p>
+          <w:p>
+            <w:pPr>
+              <w:pStyle w:val="aff7"/>
+            </w:pPr>
+            <w:r>
+              <w:t xml:space="preserve">            ErrorMessage = "Авиакомпания обязательна";</w:t>
+            </w:r>
+          </w:p>
+          <w:p>
+            <w:pPr>
+              <w:pStyle w:val="aff7"/>
+            </w:pPr>
+            <w:r>
+              <w:t xml:space="preserve">            return;</w:t>
+            </w:r>
+          </w:p>
+          <w:p>
+            <w:pPr>
+              <w:pStyle w:val="aff7"/>
+            </w:pPr>
+            <w:r>
+              <w:t xml:space="preserve">        }</w:t>
+            </w:r>
+          </w:p>
+          <w:p>
+            <w:pPr>
+              <w:pStyle w:val="aff7"/>
+            </w:pPr>
+            <w:r>
+              <w:t xml:space="preserve">        if (EconomyPrice &lt;= 0)</w:t>
+            </w:r>
+          </w:p>
+          <w:p>
+            <w:pPr>
+              <w:pStyle w:val="aff7"/>
               <w:rPr>
                 <w:lang w:val="ru-RU"/>
               </w:rPr>
+            </w:pPr>
+            <w:r>
+              <w:t xml:space="preserve">        </w:t>
+            </w:r>
+            <w:r>
+              <w:rPr>
+                <w:lang w:val="ru-RU"/>
+              </w:rPr>
               <w:t>{</w:t>
             </w:r>
           </w:p>
@@ -17289,7 +17609,7 @@
               <w:rPr>
                 <w:lang w:val="ru-RU"/>
               </w:rPr>
-              <w:t>Город</w:t>
+              <w:t>Цена</w:t>
             </w:r>
             <w:r>
               <w:rPr>
@@ -17301,7 +17621,7 @@
               <w:rPr>
                 <w:lang w:val="ru-RU"/>
               </w:rPr>
-              <w:t>прибытия</w:t>
+              <w:t>эконом</w:t>
             </w:r>
             <w:r>
               <w:rPr>
@@ -17313,175 +17633,47 @@
               <w:rPr>
                 <w:lang w:val="ru-RU"/>
               </w:rPr>
-              <w:t>обязателен</w:t>
+              <w:t>должна</w:t>
             </w:r>
             <w:r>
               <w:rPr>
                 <w:lang w:val="ru-RU"/>
               </w:rPr>
-              <w:t>";</w:t>
+              <w:t xml:space="preserve"> </w:t>
+            </w:r>
+            <w:r>
+              <w:rPr>
+                <w:lang w:val="ru-RU"/>
+              </w:rPr>
+              <w:t>быть</w:t>
+            </w:r>
+            <w:r>
+              <w:rPr>
+                <w:lang w:val="ru-RU"/>
+              </w:rPr>
+              <w:t xml:space="preserve"> </w:t>
+            </w:r>
+            <w:r>
+              <w:rPr>
+                <w:lang w:val="ru-RU"/>
+              </w:rPr>
+              <w:t>больше</w:t>
+            </w:r>
+            <w:r>
+              <w:rPr>
+                <w:lang w:val="ru-RU"/>
+              </w:rPr>
+              <w:t xml:space="preserve"> 0";</w:t>
             </w:r>
           </w:p>
           <w:p>
             <w:pPr>
               <w:pStyle w:val="aff7"/>
+            </w:pPr>
+            <w:r>
               <w:rPr>
                 <w:lang w:val="ru-RU"/>
               </w:rPr>
-            </w:pPr>
-            <w:r>
-              <w:rPr>
-                <w:lang w:val="ru-RU"/>
-              </w:rPr>
-              <w:t xml:space="preserve">            </w:t>
-            </w:r>
-            <w:r>
-              <w:t>return</w:t>
-            </w:r>
-            <w:r>
-              <w:rPr>
-                <w:lang w:val="ru-RU"/>
-              </w:rPr>
-              <w:t>;</w:t>
-            </w:r>
-          </w:p>
-          <w:p>
-            <w:pPr>
-              <w:pStyle w:val="aff7"/>
-            </w:pPr>
-            <w:r>
-              <w:rPr>
-                <w:lang w:val="ru-RU"/>
-              </w:rPr>
-              <w:t xml:space="preserve">        </w:t>
-            </w:r>
-            <w:r>
-              <w:t>}</w:t>
-            </w:r>
-          </w:p>
-          <w:p>
-            <w:pPr>
-              <w:pStyle w:val="aff7"/>
-            </w:pPr>
-            <w:r>
-              <w:t xml:space="preserve">        if (string.IsNullOrWhiteSpace(Airline))</w:t>
-            </w:r>
-          </w:p>
-          <w:p>
-            <w:pPr>
-              <w:pStyle w:val="aff7"/>
-            </w:pPr>
-            <w:r>
-              <w:t xml:space="preserve">        {</w:t>
-            </w:r>
-          </w:p>
-          <w:p>
-            <w:pPr>
-              <w:pStyle w:val="aff7"/>
-            </w:pPr>
-            <w:r>
-              <w:t xml:space="preserve">            ErrorMessage = "Авиакомпания обязательна";</w:t>
-            </w:r>
-          </w:p>
-          <w:p>
-            <w:pPr>
-              <w:pStyle w:val="aff7"/>
-            </w:pPr>
-            <w:r>
-              <w:t xml:space="preserve">            return;</w:t>
-            </w:r>
-          </w:p>
-          <w:p>
-            <w:pPr>
-              <w:pStyle w:val="aff7"/>
-            </w:pPr>
-            <w:r>
-              <w:t xml:space="preserve">        }</w:t>
-            </w:r>
-          </w:p>
-          <w:p>
-            <w:pPr>
-              <w:pStyle w:val="aff7"/>
-            </w:pPr>
-            <w:r>
-              <w:t xml:space="preserve">        if (EconomyPrice &lt;= 0)</w:t>
-            </w:r>
-          </w:p>
-          <w:p>
-            <w:pPr>
-              <w:pStyle w:val="aff7"/>
-            </w:pPr>
-            <w:r>
-              <w:t xml:space="preserve">        </w:t>
-            </w:r>
-            <w:r>
-              <w:t>{</w:t>
-            </w:r>
-          </w:p>
-          <w:p>
-            <w:pPr>
-              <w:pStyle w:val="aff7"/>
-            </w:pPr>
-            <w:r>
-              <w:t xml:space="preserve">            </w:t>
-            </w:r>
-            <w:r>
-              <w:t>ErrorMessage</w:t>
-            </w:r>
-            <w:r>
-              <w:t xml:space="preserve"> = "</w:t>
-            </w:r>
-            <w:r>
-              <w:rPr>
-                <w:lang w:val="ru-RU"/>
-              </w:rPr>
-              <w:t>Цена</w:t>
-            </w:r>
-            <w:r>
-              <w:t xml:space="preserve"> </w:t>
-            </w:r>
-            <w:r>
-              <w:rPr>
-                <w:lang w:val="ru-RU"/>
-              </w:rPr>
-              <w:t>эконом</w:t>
-            </w:r>
-            <w:r>
-              <w:t xml:space="preserve"> </w:t>
-            </w:r>
-            <w:r>
-              <w:rPr>
-                <w:lang w:val="ru-RU"/>
-              </w:rPr>
-              <w:t>должна</w:t>
-            </w:r>
-            <w:r>
-              <w:t xml:space="preserve"> </w:t>
-            </w:r>
-            <w:r>
-              <w:rPr>
-                <w:lang w:val="ru-RU"/>
-              </w:rPr>
-              <w:t>быть</w:t>
-            </w:r>
-            <w:r>
-              <w:t xml:space="preserve"> </w:t>
-            </w:r>
-            <w:r>
-              <w:rPr>
-                <w:lang w:val="ru-RU"/>
-              </w:rPr>
-              <w:t>больше</w:t>
-            </w:r>
-            <w:r>
-              <w:t xml:space="preserve"> 0";</w:t>
-            </w:r>
-          </w:p>
-          <w:p>
-            <w:pPr>
-              <w:pStyle w:val="aff7"/>
-            </w:pPr>
-            <w:r>
               <w:t xml:space="preserve">            </w:t>
             </w:r>
             <w:r>
@@ -18290,7 +18482,7 @@
           <w:lang w:val="ru-RU"/>
         </w:rPr>
       </w:pPr>
-      <w:bookmarkStart w:id="61" w:name="_Toc217128293"/>
+      <w:bookmarkStart w:id="61" w:name="_Toc217165377"/>
       <w:r>
         <w:rPr>
           <w:lang w:val="ru-RU"/>
@@ -18900,7 +19092,7 @@
           <w:lang w:val="ru-RU"/>
         </w:rPr>
       </w:pPr>
-      <w:bookmarkStart w:id="62" w:name="_Toc217128294"/>
+      <w:bookmarkStart w:id="62" w:name="_Toc217165378"/>
       <w:r>
         <w:rPr>
           <w:lang w:val="ru-RU"/>
@@ -19241,7 +19433,7 @@
           <w:lang w:val="ru-RU"/>
         </w:rPr>
       </w:pPr>
-      <w:bookmarkStart w:id="63" w:name="_Toc217128295"/>
+      <w:bookmarkStart w:id="63" w:name="_Toc217165379"/>
       <w:r>
         <w:rPr>
           <w:lang w:val="ru-RU"/>
@@ -19467,8 +19659,8 @@
           <w:lang w:val="en-GB"/>
         </w:rPr>
         <w:sectPr>
-          <w:headerReference w:type="default" r:id="rId33"/>
-          <w:footerReference w:type="first" r:id="rId34"/>
+          <w:headerReference w:type="default" r:id="rId32"/>
+          <w:footerReference w:type="first" r:id="rId33"/>
           <w:pgSz w:w="11906" w:h="16838"/>
           <w:pgMar w:top="1134" w:right="851" w:bottom="1134" w:left="1701" w:header="709" w:footer="709" w:gutter="0"/>
           <w:cols w:space="708"/>
@@ -19476,7 +19668,6 @@
         </w:sectPr>
       </w:pPr>
     </w:p>
-    <w:bookmarkStart w:id="64" w:name="_Toc217128296"/>
     <w:p>
       <w:pPr>
         <w:pStyle w:val="1"/>
@@ -19486,6 +19677,7 @@
           <w:lang w:val="ru-RU"/>
         </w:rPr>
       </w:pPr>
+      <w:bookmarkStart w:id="64" w:name="_Toc217165380"/>
       <w:r>
         <w:rPr>
           <w:noProof/>
@@ -19570,7 +19762,7 @@
                                           <pic:cNvPicPr/>
                                         </pic:nvPicPr>
                                         <pic:blipFill>
-                                          <a:blip r:embed="rId35"/>
+                                          <a:blip r:embed="rId34"/>
                                           <a:stretch>
                                             <a:fillRect/>
                                           </a:stretch>
@@ -19608,7 +19800,7 @@
               </wp:anchor>
             </w:drawing>
           </mc:Choice>
-          <mc:Fallback xmlns:w16sdtfl="http://schemas.microsoft.com/office/word/2024/wordml/sdtformatlock" xmlns:w16sdtdh="http://schemas.microsoft.com/office/word/2020/wordml/sdtdatahash" xmlns:w16du="http://schemas.microsoft.com/office/word/2023/wordml/word16du" xmlns:w16="http://schemas.microsoft.com/office/word/2018/wordml" xmlns:w16cid="http://schemas.microsoft.com/office/word/2016/wordml/cid" xmlns:w16cex="http://schemas.microsoft.com/office/word/2018/wordml/cex" xmlns:oel="http://schemas.microsoft.com/office/2019/extlst" xmlns:am3d="http://schemas.microsoft.com/office/drawing/2017/model3d" xmlns:aink="http://schemas.microsoft.com/office/drawing/2016/ink" xmlns:cx8="http://schemas.microsoft.com/office/drawing/2016/5/14/chartex" xmlns:cx7="http://schemas.microsoft.com/office/drawing/2016/5/13/chartex" xmlns:cx6="http://schemas.microsoft.com/office/drawing/2016/5/12/chartex" xmlns:cx5="http://schemas.microsoft.com/office/drawing/2016/5/11/chartex" xmlns:cx4="http://schemas.microsoft.com/office/drawing/2016/5/10/chartex" xmlns:cx3="http://schemas.microsoft.com/office/drawing/2016/5/9/chartex" xmlns:cx2="http://schemas.microsoft.com/office/drawing/2015/10/21/chartex" xmlns:cx1="http://schemas.microsoft.com/office/drawing/2015/9/8/chartex">
+          <mc:Fallback>
             <w:pict>
               <v:shape w14:anchorId="2BBF0B55" id="Надпись 4" o:spid="_x0000_s1027" type="#_x0000_t202" style="position:absolute;left:0;text-align:left;margin-left:0;margin-top:30.45pt;width:598.4pt;height:624.75pt;z-index:251663360;visibility:visible;mso-wrap-style:square;mso-width-percent:0;mso-height-percent:200;mso-wrap-distance-left:9pt;mso-wrap-distance-top:3.6pt;mso-wrap-distance-right:9pt;mso-wrap-distance-bottom:3.6pt;mso-position-horizontal:center;mso-position-horizontal-relative:text;mso-position-vertical:absolute;mso-position-vertical-relative:text;mso-width-percent:0;mso-height-percent:200;mso-width-relative:margin;mso-height-relative:margin;v-text-anchor:top" o:gfxdata="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">
                 <v:textbox style="mso-fit-shape-to-text:t">
@@ -19644,7 +19836,7 @@
                                     <pic:cNvPicPr/>
                                   </pic:nvPicPr>
                                   <pic:blipFill>
-                                    <a:blip r:embed="rId36"/>
+                                    <a:blip r:embed="rId34"/>
                                     <a:stretch>
                                       <a:fillRect/>
                                     </a:stretch>
@@ -19701,12 +19893,16 @@
         <w:t xml:space="preserve">Рисунок Д – </w:t>
       </w:r>
       <w:r>
-        <w:t>Диаграмма классов моделей представления</w:t>
+        <w:t>Диагра</w:t>
+      </w:r>
+      <w:r>
+        <w:t>мма классов моделей представлений</w:t>
       </w:r>
     </w:p>
     <w:p>
       <w:pPr>
         <w:pStyle w:val="af6"/>
+        <w:jc w:val="left"/>
       </w:pPr>
     </w:p>
     <w:sectPr>
@@ -19818,11 +20014,6 @@
         <w:docPartUnique/>
       </w:docPartObj>
     </w:sdtPr>
-    <w:sdtEndPr>
-      <w:rPr>
-        <w:rStyle w:val="af3"/>
-      </w:rPr>
-    </w:sdtEndPr>
     <w:sdtContent>
       <w:p>
         <w:pPr>
@@ -19864,11 +20055,6 @@
         <w:docPartUnique/>
       </w:docPartObj>
     </w:sdtPr>
-    <w:sdtEndPr>
-      <w:rPr>
-        <w:rStyle w:val="af3"/>
-      </w:rPr>
-    </w:sdtEndPr>
     <w:sdtContent>
       <w:p>
         <w:pPr>
@@ -19946,11 +20132,6 @@
         <w:docPartUnique/>
       </w:docPartObj>
     </w:sdtPr>
-    <w:sdtEndPr>
-      <w:rPr>
-        <w:rStyle w:val="af3"/>
-      </w:rPr>
-    </w:sdtEndPr>
     <w:sdtContent>
       <w:p>
         <w:pPr>
@@ -19993,7 +20174,7 @@
             <w:sz w:val="28"/>
             <w:szCs w:val="28"/>
           </w:rPr>
-          <w:t>21</w:t>
+          <w:t>23</w:t>
         </w:r>
         <w:r>
           <w:rPr>
@@ -20022,6 +20203,345 @@
 <file path=word/numbering.xml><?xml version="1.0" encoding="utf-8"?>
 <w:numbering xmlns:wpc="http://schemas.microsoft.com/office/word/2010/wordprocessingCanvas" xmlns:cx="http://schemas.microsoft.com/office/drawing/2014/chartex" xmlns:mc="http://schemas.openxmlformats.org/markup-compatibility/2006" xmlns:o="urn:schemas-microsoft-com:office:office" xmlns:r="http://schemas.openxmlformats.org/officeDocument/2006/relationships" xmlns:m="http://schemas.openxmlformats.org/officeDocument/2006/math" xmlns:v="urn:schemas-microsoft-com:vml" xmlns:wp14="http://schemas.microsoft.com/office/word/2010/wordprocessingDrawing" xmlns:wp="http://schemas.openxmlformats.org/drawingml/2006/wordprocessingDrawing" xmlns:w10="urn:schemas-microsoft-com:office:word" xmlns:w="http://schemas.openxmlformats.org/wordprocessingml/2006/main" xmlns:w14="http://schemas.microsoft.com/office/word/2010/wordml" xmlns:w15="http://schemas.microsoft.com/office/word/2012/wordml" xmlns:w16se="http://schemas.microsoft.com/office/word/2015/wordml/symex" xmlns:wpg="http://schemas.microsoft.com/office/word/2010/wordprocessingGroup" xmlns:wpi="http://schemas.microsoft.com/office/word/2010/wordprocessingInk" xmlns:wne="http://schemas.microsoft.com/office/word/2006/wordml" xmlns:wps="http://schemas.microsoft.com/office/word/2010/wordprocessingShape" mc:Ignorable="w14 w15 w16se wp14">
   <w:abstractNum w:abstractNumId="0" w15:restartNumberingAfterBreak="0">
+    <w:nsid w:val="06587C68"/>
+    <w:multiLevelType w:val="multilevel"/>
+    <w:tmpl w:val="0930C52E"/>
+    <w:lvl w:ilvl="0">
+      <w:start w:val="4"/>
+      <w:numFmt w:val="decimal"/>
+      <w:lvlText w:val="%1"/>
+      <w:lvlJc w:val="left"/>
+      <w:pPr>
+        <w:ind w:left="360" w:hanging="360"/>
+      </w:pPr>
+      <w:rPr>
+        <w:rFonts w:hint="default"/>
+      </w:rPr>
+    </w:lvl>
+    <w:lvl w:ilvl="1">
+      <w:start w:val="3"/>
+      <w:numFmt w:val="decimal"/>
+      <w:lvlText w:val="%1.%2"/>
+      <w:lvlJc w:val="left"/>
+      <w:pPr>
+        <w:ind w:left="1069" w:hanging="360"/>
+      </w:pPr>
+      <w:rPr>
+        <w:rFonts w:hint="default"/>
+      </w:rPr>
+    </w:lvl>
+    <w:lvl w:ilvl="2">
+      <w:start w:val="1"/>
+      <w:numFmt w:val="decimal"/>
+      <w:lvlText w:val="%1.%2.%3"/>
+      <w:lvlJc w:val="left"/>
+      <w:pPr>
+        <w:ind w:left="2138" w:hanging="720"/>
+      </w:pPr>
+      <w:rPr>
+        <w:rFonts w:hint="default"/>
+      </w:rPr>
+    </w:lvl>
+    <w:lvl w:ilvl="3">
+      <w:start w:val="1"/>
+      <w:numFmt w:val="decimal"/>
+      <w:lvlText w:val="%1.%2.%3.%4"/>
+      <w:lvlJc w:val="left"/>
+      <w:pPr>
+        <w:ind w:left="3207" w:hanging="1080"/>
+      </w:pPr>
+      <w:rPr>
+        <w:rFonts w:hint="default"/>
+      </w:rPr>
+    </w:lvl>
+    <w:lvl w:ilvl="4">
+      <w:start w:val="1"/>
+      <w:numFmt w:val="decimal"/>
+      <w:lvlText w:val="%1.%2.%3.%4.%5"/>
+      <w:lvlJc w:val="left"/>
+      <w:pPr>
+        <w:ind w:left="3916" w:hanging="1080"/>
+      </w:pPr>
+      <w:rPr>
+        <w:rFonts w:hint="default"/>
+      </w:rPr>
+    </w:lvl>
+    <w:lvl w:ilvl="5">
+      <w:start w:val="1"/>
+      <w:numFmt w:val="decimal"/>
+      <w:lvlText w:val="%1.%2.%3.%4.%5.%6"/>
+      <w:lvlJc w:val="left"/>
+      <w:pPr>
+        <w:ind w:left="4985" w:hanging="1440"/>
+      </w:pPr>
+      <w:rPr>
+        <w:rFonts w:hint="default"/>
+      </w:rPr>
+    </w:lvl>
+    <w:lvl w:ilvl="6">
+      <w:start w:val="1"/>
+      <w:numFmt w:val="decimal"/>
+      <w:lvlText w:val="%1.%2.%3.%4.%5.%6.%7"/>
+      <w:lvlJc w:val="left"/>
+      <w:pPr>
+        <w:ind w:left="5694" w:hanging="1440"/>
+      </w:pPr>
+      <w:rPr>
+        <w:rFonts w:hint="default"/>
+      </w:rPr>
+    </w:lvl>
+    <w:lvl w:ilvl="7">
+      <w:start w:val="1"/>
+      <w:numFmt w:val="decimal"/>
+      <w:lvlText w:val="%1.%2.%3.%4.%5.%6.%7.%8"/>
+      <w:lvlJc w:val="left"/>
+      <w:pPr>
+        <w:ind w:left="6763" w:hanging="1800"/>
+      </w:pPr>
+      <w:rPr>
+        <w:rFonts w:hint="default"/>
+      </w:rPr>
+    </w:lvl>
+    <w:lvl w:ilvl="8">
+      <w:start w:val="1"/>
+      <w:numFmt w:val="decimal"/>
+      <w:lvlText w:val="%1.%2.%3.%4.%5.%6.%7.%8.%9"/>
+      <w:lvlJc w:val="left"/>
+      <w:pPr>
+        <w:ind w:left="7832" w:hanging="2160"/>
+      </w:pPr>
+      <w:rPr>
+        <w:rFonts w:hint="default"/>
+      </w:rPr>
+    </w:lvl>
+  </w:abstractNum>
+  <w:abstractNum w:abstractNumId="1" w15:restartNumberingAfterBreak="0">
+    <w:nsid w:val="06FF072D"/>
+    <w:multiLevelType w:val="multilevel"/>
+    <w:tmpl w:val="F8C077A8"/>
+    <w:lvl w:ilvl="0">
+      <w:start w:val="1"/>
+      <w:numFmt w:val="decimal"/>
+      <w:lvlText w:val="%1"/>
+      <w:lvlJc w:val="left"/>
+      <w:pPr>
+        <w:ind w:left="360" w:hanging="360"/>
+      </w:pPr>
+      <w:rPr>
+        <w:rFonts w:eastAsiaTheme="majorEastAsia" w:hint="default"/>
+      </w:rPr>
+    </w:lvl>
+    <w:lvl w:ilvl="1">
+      <w:start w:val="3"/>
+      <w:numFmt w:val="decimal"/>
+      <w:lvlText w:val="%1.%2"/>
+      <w:lvlJc w:val="left"/>
+      <w:pPr>
+        <w:ind w:left="1069" w:hanging="360"/>
+      </w:pPr>
+      <w:rPr>
+        <w:rFonts w:eastAsiaTheme="majorEastAsia" w:hint="default"/>
+      </w:rPr>
+    </w:lvl>
+    <w:lvl w:ilvl="2">
+      <w:start w:val="1"/>
+      <w:numFmt w:val="decimal"/>
+      <w:lvlText w:val="%1.%2.%3"/>
+      <w:lvlJc w:val="left"/>
+      <w:pPr>
+        <w:ind w:left="2138" w:hanging="720"/>
+      </w:pPr>
+      <w:rPr>
+        <w:rFonts w:eastAsiaTheme="majorEastAsia" w:hint="default"/>
+      </w:rPr>
+    </w:lvl>
+    <w:lvl w:ilvl="3">
+      <w:start w:val="1"/>
+      <w:numFmt w:val="decimal"/>
+      <w:lvlText w:val="%1.%2.%3.%4"/>
+      <w:lvlJc w:val="left"/>
+      <w:pPr>
+        <w:ind w:left="3207" w:hanging="1080"/>
+      </w:pPr>
+      <w:rPr>
+        <w:rFonts w:eastAsiaTheme="majorEastAsia" w:hint="default"/>
+      </w:rPr>
+    </w:lvl>
+    <w:lvl w:ilvl="4">
+      <w:start w:val="1"/>
+      <w:numFmt w:val="decimal"/>
+      <w:lvlText w:val="%1.%2.%3.%4.%5"/>
+      <w:lvlJc w:val="left"/>
+      <w:pPr>
+        <w:ind w:left="3916" w:hanging="1080"/>
+      </w:pPr>
+      <w:rPr>
+        <w:rFonts w:eastAsiaTheme="majorEastAsia" w:hint="default"/>
+      </w:rPr>
+    </w:lvl>
+    <w:lvl w:ilvl="5">
+      <w:start w:val="1"/>
+      <w:numFmt w:val="decimal"/>
+      <w:lvlText w:val="%1.%2.%3.%4.%5.%6"/>
+      <w:lvlJc w:val="left"/>
+      <w:pPr>
+        <w:ind w:left="4985" w:hanging="1440"/>
+      </w:pPr>
+      <w:rPr>
+        <w:rFonts w:eastAsiaTheme="majorEastAsia" w:hint="default"/>
+      </w:rPr>
+    </w:lvl>
+    <w:lvl w:ilvl="6">
+      <w:start w:val="1"/>
+      <w:numFmt w:val="decimal"/>
+      <w:lvlText w:val="%1.%2.%3.%4.%5.%6.%7"/>
+      <w:lvlJc w:val="left"/>
+      <w:pPr>
+        <w:ind w:left="5694" w:hanging="1440"/>
+      </w:pPr>
+      <w:rPr>
+        <w:rFonts w:eastAsiaTheme="majorEastAsia" w:hint="default"/>
+      </w:rPr>
+    </w:lvl>
+    <w:lvl w:ilvl="7">
+      <w:start w:val="1"/>
+      <w:numFmt w:val="decimal"/>
+      <w:lvlText w:val="%1.%2.%3.%4.%5.%6.%7.%8"/>
+      <w:lvlJc w:val="left"/>
+      <w:pPr>
+        <w:ind w:left="6763" w:hanging="1800"/>
+      </w:pPr>
+      <w:rPr>
+        <w:rFonts w:eastAsiaTheme="majorEastAsia" w:hint="default"/>
+      </w:rPr>
+    </w:lvl>
+    <w:lvl w:ilvl="8">
+      <w:start w:val="1"/>
+      <w:numFmt w:val="decimal"/>
+      <w:lvlText w:val="%1.%2.%3.%4.%5.%6.%7.%8.%9"/>
+      <w:lvlJc w:val="left"/>
+      <w:pPr>
+        <w:ind w:left="7832" w:hanging="2160"/>
+      </w:pPr>
+      <w:rPr>
+        <w:rFonts w:eastAsiaTheme="majorEastAsia" w:hint="default"/>
+      </w:rPr>
+    </w:lvl>
+  </w:abstractNum>
+  <w:abstractNum w:abstractNumId="2" w15:restartNumberingAfterBreak="0">
+    <w:nsid w:val="21E3456A"/>
+    <w:multiLevelType w:val="multilevel"/>
+    <w:tmpl w:val="8BDE4C40"/>
+    <w:lvl w:ilvl="0">
+      <w:start w:val="4"/>
+      <w:numFmt w:val="decimal"/>
+      <w:lvlText w:val="%1"/>
+      <w:lvlJc w:val="left"/>
+      <w:pPr>
+        <w:ind w:left="360" w:hanging="360"/>
+      </w:pPr>
+      <w:rPr>
+        <w:rFonts w:hint="default"/>
+      </w:rPr>
+    </w:lvl>
+    <w:lvl w:ilvl="1">
+      <w:start w:val="5"/>
+      <w:numFmt w:val="decimal"/>
+      <w:lvlText w:val="%1.%2"/>
+      <w:lvlJc w:val="left"/>
+      <w:pPr>
+        <w:ind w:left="1069" w:hanging="360"/>
+      </w:pPr>
+      <w:rPr>
+        <w:rFonts w:hint="default"/>
+      </w:rPr>
+    </w:lvl>
+    <w:lvl w:ilvl="2">
+      <w:start w:val="1"/>
+      <w:numFmt w:val="decimal"/>
+      <w:lvlText w:val="%1.%2.%3"/>
+      <w:lvlJc w:val="left"/>
+      <w:pPr>
+        <w:ind w:left="2138" w:hanging="720"/>
+      </w:pPr>
+      <w:rPr>
+        <w:rFonts w:hint="default"/>
+      </w:rPr>
+    </w:lvl>
+    <w:lvl w:ilvl="3">
+      <w:start w:val="1"/>
+      <w:numFmt w:val="decimal"/>
+      <w:lvlText w:val="%1.%2.%3.%4"/>
+      <w:lvlJc w:val="left"/>
+      <w:pPr>
+        <w:ind w:left="3207" w:hanging="1080"/>
+      </w:pPr>
+      <w:rPr>
+        <w:rFonts w:hint="default"/>
+      </w:rPr>
+    </w:lvl>
+    <w:lvl w:ilvl="4">
+      <w:start w:val="1"/>
+      <w:numFmt w:val="decimal"/>
+      <w:lvlText w:val="%1.%2.%3.%4.%5"/>
+      <w:lvlJc w:val="left"/>
+      <w:pPr>
+        <w:ind w:left="3916" w:hanging="1080"/>
+      </w:pPr>
+      <w:rPr>
+        <w:rFonts w:hint="default"/>
+      </w:rPr>
+    </w:lvl>
+    <w:lvl w:ilvl="5">
+      <w:start w:val="1"/>
+      <w:numFmt w:val="decimal"/>
+      <w:lvlText w:val="%1.%2.%3.%4.%5.%6"/>
+      <w:lvlJc w:val="left"/>
+      <w:pPr>
+        <w:ind w:left="4985" w:hanging="1440"/>
+      </w:pPr>
+      <w:rPr>
+        <w:rFonts w:hint="default"/>
+      </w:rPr>
+    </w:lvl>
+    <w:lvl w:ilvl="6">
+      <w:start w:val="1"/>
+      <w:numFmt w:val="decimal"/>
+      <w:lvlText w:val="%1.%2.%3.%4.%5.%6.%7"/>
+      <w:lvlJc w:val="left"/>
+      <w:pPr>
+        <w:ind w:left="5694" w:hanging="1440"/>
+      </w:pPr>
+      <w:rPr>
+        <w:rFonts w:hint="default"/>
+      </w:rPr>
+    </w:lvl>
+    <w:lvl w:ilvl="7">
+      <w:start w:val="1"/>
+      <w:numFmt w:val="decimal"/>
+      <w:lvlText w:val="%1.%2.%3.%4.%5.%6.%7.%8"/>
+      <w:lvlJc w:val="left"/>
+      <w:pPr>
+        <w:ind w:left="6763" w:hanging="1800"/>
+      </w:pPr>
+      <w:rPr>
+        <w:rFonts w:hint="default"/>
+      </w:rPr>
+    </w:lvl>
+    <w:lvl w:ilvl="8">
+      <w:start w:val="1"/>
+      <w:numFmt w:val="decimal"/>
+      <w:lvlText w:val="%1.%2.%3.%4.%5.%6.%7.%8.%9"/>
+      <w:lvlJc w:val="left"/>
+      <w:pPr>
+        <w:ind w:left="7832" w:hanging="2160"/>
+      </w:pPr>
+      <w:rPr>
+        <w:rFonts w:hint="default"/>
+      </w:rPr>
+    </w:lvl>
+  </w:abstractNum>
+  <w:abstractNum w:abstractNumId="3" w15:restartNumberingAfterBreak="0">
     <w:nsid w:val="26FB1ADC"/>
     <w:multiLevelType w:val="hybridMultilevel"/>
     <w:tmpl w:val="2A52E892"/>
@@ -20134,7 +20654,120 @@
       </w:rPr>
     </w:lvl>
   </w:abstractNum>
-  <w:abstractNum w:abstractNumId="1" w15:restartNumberingAfterBreak="0">
+  <w:abstractNum w:abstractNumId="4" w15:restartNumberingAfterBreak="0">
+    <w:nsid w:val="27645257"/>
+    <w:multiLevelType w:val="multilevel"/>
+    <w:tmpl w:val="557C0B7A"/>
+    <w:lvl w:ilvl="0">
+      <w:start w:val="1"/>
+      <w:numFmt w:val="decimal"/>
+      <w:lvlText w:val="%1"/>
+      <w:lvlJc w:val="left"/>
+      <w:pPr>
+        <w:ind w:left="360" w:hanging="360"/>
+      </w:pPr>
+      <w:rPr>
+        <w:rFonts w:eastAsiaTheme="majorEastAsia" w:hint="default"/>
+      </w:rPr>
+    </w:lvl>
+    <w:lvl w:ilvl="1">
+      <w:start w:val="3"/>
+      <w:numFmt w:val="decimal"/>
+      <w:lvlText w:val="%1.%2"/>
+      <w:lvlJc w:val="left"/>
+      <w:pPr>
+        <w:ind w:left="1069" w:hanging="360"/>
+      </w:pPr>
+      <w:rPr>
+        <w:rFonts w:eastAsiaTheme="majorEastAsia" w:hint="default"/>
+      </w:rPr>
+    </w:lvl>
+    <w:lvl w:ilvl="2">
+      <w:start w:val="1"/>
+      <w:numFmt w:val="decimal"/>
+      <w:lvlText w:val="%1.%2.%3"/>
+      <w:lvlJc w:val="left"/>
+      <w:pPr>
+        <w:ind w:left="2138" w:hanging="720"/>
+      </w:pPr>
+      <w:rPr>
+        <w:rFonts w:eastAsiaTheme="majorEastAsia" w:hint="default"/>
+      </w:rPr>
+    </w:lvl>
+    <w:lvl w:ilvl="3">
+      <w:start w:val="1"/>
+      <w:numFmt w:val="decimal"/>
+      <w:lvlText w:val="%1.%2.%3.%4"/>
+      <w:lvlJc w:val="left"/>
+      <w:pPr>
+        <w:ind w:left="3207" w:hanging="1080"/>
+      </w:pPr>
+      <w:rPr>
+        <w:rFonts w:eastAsiaTheme="majorEastAsia" w:hint="default"/>
+      </w:rPr>
+    </w:lvl>
+    <w:lvl w:ilvl="4">
+      <w:start w:val="1"/>
+      <w:numFmt w:val="decimal"/>
+      <w:lvlText w:val="%1.%2.%3.%4.%5"/>
+      <w:lvlJc w:val="left"/>
+      <w:pPr>
+        <w:ind w:left="3916" w:hanging="1080"/>
+      </w:pPr>
+      <w:rPr>
+        <w:rFonts w:eastAsiaTheme="majorEastAsia" w:hint="default"/>
+      </w:rPr>
+    </w:lvl>
+    <w:lvl w:ilvl="5">
+      <w:start w:val="1"/>
+      <w:numFmt w:val="decimal"/>
+      <w:lvlText w:val="%1.%2.%3.%4.%5.%6"/>
+      <w:lvlJc w:val="left"/>
+      <w:pPr>
+        <w:ind w:left="4985" w:hanging="1440"/>
+      </w:pPr>
+      <w:rPr>
+        <w:rFonts w:eastAsiaTheme="majorEastAsia" w:hint="default"/>
+      </w:rPr>
+    </w:lvl>
+    <w:lvl w:ilvl="6">
+      <w:start w:val="1"/>
+      <w:numFmt w:val="decimal"/>
+      <w:lvlText w:val="%1.%2.%3.%4.%5.%6.%7"/>
+      <w:lvlJc w:val="left"/>
+      <w:pPr>
+        <w:ind w:left="5694" w:hanging="1440"/>
+      </w:pPr>
+      <w:rPr>
+        <w:rFonts w:eastAsiaTheme="majorEastAsia" w:hint="default"/>
+      </w:rPr>
+    </w:lvl>
+    <w:lvl w:ilvl="7">
+      <w:start w:val="1"/>
+      <w:numFmt w:val="decimal"/>
+      <w:lvlText w:val="%1.%2.%3.%4.%5.%6.%7.%8"/>
+      <w:lvlJc w:val="left"/>
+      <w:pPr>
+        <w:ind w:left="6763" w:hanging="1800"/>
+      </w:pPr>
+      <w:rPr>
+        <w:rFonts w:eastAsiaTheme="majorEastAsia" w:hint="default"/>
+      </w:rPr>
+    </w:lvl>
+    <w:lvl w:ilvl="8">
+      <w:start w:val="1"/>
+      <w:numFmt w:val="decimal"/>
+      <w:lvlText w:val="%1.%2.%3.%4.%5.%6.%7.%8.%9"/>
+      <w:lvlJc w:val="left"/>
+      <w:pPr>
+        <w:ind w:left="7832" w:hanging="2160"/>
+      </w:pPr>
+      <w:rPr>
+        <w:rFonts w:eastAsiaTheme="majorEastAsia" w:hint="default"/>
+      </w:rPr>
+    </w:lvl>
+  </w:abstractNum>
+  <w:abstractNum w:abstractNumId="5" w15:restartNumberingAfterBreak="0">
     <w:nsid w:val="2BD7095B"/>
     <w:multiLevelType w:val="hybridMultilevel"/>
     <w:tmpl w:val="47BC7E56"/>
@@ -20248,7 +20881,96 @@
       </w:rPr>
     </w:lvl>
   </w:abstractNum>
-  <w:abstractNum w:abstractNumId="2" w15:restartNumberingAfterBreak="0">
+  <w:abstractNum w:abstractNumId="6" w15:restartNumberingAfterBreak="0">
+    <w:nsid w:val="2DE13A4C"/>
+    <w:multiLevelType w:val="hybridMultilevel"/>
+    <w:tmpl w:val="84F87FB4"/>
+    <w:lvl w:ilvl="0" w:tplc="CECAD1CE">
+      <w:start w:val="1"/>
+      <w:numFmt w:val="decimal"/>
+      <w:lvlText w:val="%1."/>
+      <w:lvlJc w:val="left"/>
+      <w:pPr>
+        <w:ind w:left="1068" w:hanging="360"/>
+      </w:pPr>
+      <w:rPr>
+        <w:rFonts w:eastAsiaTheme="majorEastAsia" w:hint="default"/>
+      </w:rPr>
+    </w:lvl>
+    <w:lvl w:ilvl="1" w:tplc="04190019" w:tentative="1">
+      <w:start w:val="1"/>
+      <w:numFmt w:val="lowerLetter"/>
+      <w:lvlText w:val="%2."/>
+      <w:lvlJc w:val="left"/>
+      <w:pPr>
+        <w:ind w:left="1788" w:hanging="360"/>
+      </w:pPr>
+    </w:lvl>
+    <w:lvl w:ilvl="2" w:tplc="0419001B" w:tentative="1">
+      <w:start w:val="1"/>
+      <w:numFmt w:val="lowerRoman"/>
+      <w:lvlText w:val="%3."/>
+      <w:lvlJc w:val="right"/>
+      <w:pPr>
+        <w:ind w:left="2508" w:hanging="180"/>
+      </w:pPr>
+    </w:lvl>
+    <w:lvl w:ilvl="3" w:tplc="0419000F" w:tentative="1">
+      <w:start w:val="1"/>
+      <w:numFmt w:val="decimal"/>
+      <w:lvlText w:val="%4."/>
+      <w:lvlJc w:val="left"/>
+      <w:pPr>
+        <w:ind w:left="3228" w:hanging="360"/>
+      </w:pPr>
+    </w:lvl>
+    <w:lvl w:ilvl="4" w:tplc="04190019" w:tentative="1">
+      <w:start w:val="1"/>
+      <w:numFmt w:val="lowerLetter"/>
+      <w:lvlText w:val="%5."/>
+      <w:lvlJc w:val="left"/>
+      <w:pPr>
+        <w:ind w:left="3948" w:hanging="360"/>
+      </w:pPr>
+    </w:lvl>
+    <w:lvl w:ilvl="5" w:tplc="0419001B" w:tentative="1">
+      <w:start w:val="1"/>
+      <w:numFmt w:val="lowerRoman"/>
+      <w:lvlText w:val="%6."/>
+      <w:lvlJc w:val="right"/>
+      <w:pPr>
+        <w:ind w:left="4668" w:hanging="180"/>
+      </w:pPr>
+    </w:lvl>
+    <w:lvl w:ilvl="6" w:tplc="0419000F" w:tentative="1">
+      <w:start w:val="1"/>
+      <w:numFmt w:val="decimal"/>
+      <w:lvlText w:val="%7."/>
+      <w:lvlJc w:val="left"/>
+      <w:pPr>
+        <w:ind w:left="5388" w:hanging="360"/>
+      </w:pPr>
+    </w:lvl>
+    <w:lvl w:ilvl="7" w:tplc="04190019" w:tentative="1">
+      <w:start w:val="1"/>
+      <w:numFmt w:val="lowerLetter"/>
+      <w:lvlText w:val="%8."/>
+      <w:lvlJc w:val="left"/>
+      <w:pPr>
+        <w:ind w:left="6108" w:hanging="360"/>
+      </w:pPr>
+    </w:lvl>
+    <w:lvl w:ilvl="8" w:tplc="0419001B" w:tentative="1">
+      <w:start w:val="1"/>
+      <w:numFmt w:val="lowerRoman"/>
+      <w:lvlText w:val="%9."/>
+      <w:lvlJc w:val="right"/>
+      <w:pPr>
+        <w:ind w:left="6828" w:hanging="180"/>
+      </w:pPr>
+    </w:lvl>
+  </w:abstractNum>
+  <w:abstractNum w:abstractNumId="7" w15:restartNumberingAfterBreak="0">
     <w:nsid w:val="34486120"/>
     <w:multiLevelType w:val="multilevel"/>
     <w:tmpl w:val="CB749A1E"/>
@@ -20361,7 +21083,7 @@
       </w:rPr>
     </w:lvl>
   </w:abstractNum>
-  <w:abstractNum w:abstractNumId="3" w15:restartNumberingAfterBreak="0">
+  <w:abstractNum w:abstractNumId="8" w15:restartNumberingAfterBreak="0">
     <w:nsid w:val="37376CA2"/>
     <w:multiLevelType w:val="hybridMultilevel"/>
     <w:tmpl w:val="815C3ADA"/>
@@ -20447,7 +21169,120 @@
       </w:pPr>
     </w:lvl>
   </w:abstractNum>
-  <w:abstractNum w:abstractNumId="4" w15:restartNumberingAfterBreak="0">
+  <w:abstractNum w:abstractNumId="9" w15:restartNumberingAfterBreak="0">
+    <w:nsid w:val="40001426"/>
+    <w:multiLevelType w:val="multilevel"/>
+    <w:tmpl w:val="49F0CBF0"/>
+    <w:lvl w:ilvl="0">
+      <w:start w:val="1"/>
+      <w:numFmt w:val="decimal"/>
+      <w:lvlText w:val="%1"/>
+      <w:lvlJc w:val="left"/>
+      <w:pPr>
+        <w:ind w:left="360" w:hanging="360"/>
+      </w:pPr>
+      <w:rPr>
+        <w:rFonts w:eastAsiaTheme="majorEastAsia" w:hint="default"/>
+      </w:rPr>
+    </w:lvl>
+    <w:lvl w:ilvl="1">
+      <w:start w:val="3"/>
+      <w:numFmt w:val="decimal"/>
+      <w:lvlText w:val="%1.%2"/>
+      <w:lvlJc w:val="left"/>
+      <w:pPr>
+        <w:ind w:left="1069" w:hanging="360"/>
+      </w:pPr>
+      <w:rPr>
+        <w:rFonts w:eastAsiaTheme="majorEastAsia" w:hint="default"/>
+      </w:rPr>
+    </w:lvl>
+    <w:lvl w:ilvl="2">
+      <w:start w:val="1"/>
+      <w:numFmt w:val="decimal"/>
+      <w:lvlText w:val="%1.%2.%3"/>
+      <w:lvlJc w:val="left"/>
+      <w:pPr>
+        <w:ind w:left="2138" w:hanging="720"/>
+      </w:pPr>
+      <w:rPr>
+        <w:rFonts w:eastAsiaTheme="majorEastAsia" w:hint="default"/>
+      </w:rPr>
+    </w:lvl>
+    <w:lvl w:ilvl="3">
+      <w:start w:val="1"/>
+      <w:numFmt w:val="decimal"/>
+      <w:lvlText w:val="%1.%2.%3.%4"/>
+      <w:lvlJc w:val="left"/>
+      <w:pPr>
+        <w:ind w:left="3207" w:hanging="1080"/>
+      </w:pPr>
+      <w:rPr>
+        <w:rFonts w:eastAsiaTheme="majorEastAsia" w:hint="default"/>
+      </w:rPr>
+    </w:lvl>
+    <w:lvl w:ilvl="4">
+      <w:start w:val="1"/>
+      <w:numFmt w:val="decimal"/>
+      <w:lvlText w:val="%1.%2.%3.%4.%5"/>
+      <w:lvlJc w:val="left"/>
+      <w:pPr>
+        <w:ind w:left="3916" w:hanging="1080"/>
+      </w:pPr>
+      <w:rPr>
+        <w:rFonts w:eastAsiaTheme="majorEastAsia" w:hint="default"/>
+      </w:rPr>
+    </w:lvl>
+    <w:lvl w:ilvl="5">
+      <w:start w:val="1"/>
+      <w:numFmt w:val="decimal"/>
+      <w:lvlText w:val="%1.%2.%3.%4.%5.%6"/>
+      <w:lvlJc w:val="left"/>
+      <w:pPr>
+        <w:ind w:left="4985" w:hanging="1440"/>
+      </w:pPr>
+      <w:rPr>
+        <w:rFonts w:eastAsiaTheme="majorEastAsia" w:hint="default"/>
+      </w:rPr>
+    </w:lvl>
+    <w:lvl w:ilvl="6">
+      <w:start w:val="1"/>
+      <w:numFmt w:val="decimal"/>
+      <w:lvlText w:val="%1.%2.%3.%4.%5.%6.%7"/>
+      <w:lvlJc w:val="left"/>
+      <w:pPr>
+        <w:ind w:left="5694" w:hanging="1440"/>
+      </w:pPr>
+      <w:rPr>
+        <w:rFonts w:eastAsiaTheme="majorEastAsia" w:hint="default"/>
+      </w:rPr>
+    </w:lvl>
+    <w:lvl w:ilvl="7">
+      <w:start w:val="1"/>
+      <w:numFmt w:val="decimal"/>
+      <w:lvlText w:val="%1.%2.%3.%4.%5.%6.%7.%8"/>
+      <w:lvlJc w:val="left"/>
+      <w:pPr>
+        <w:ind w:left="6763" w:hanging="1800"/>
+      </w:pPr>
+      <w:rPr>
+        <w:rFonts w:eastAsiaTheme="majorEastAsia" w:hint="default"/>
+      </w:rPr>
+    </w:lvl>
+    <w:lvl w:ilvl="8">
+      <w:start w:val="1"/>
+      <w:numFmt w:val="decimal"/>
+      <w:lvlText w:val="%1.%2.%3.%4.%5.%6.%7.%8.%9"/>
+      <w:lvlJc w:val="left"/>
+      <w:pPr>
+        <w:ind w:left="7832" w:hanging="2160"/>
+      </w:pPr>
+      <w:rPr>
+        <w:rFonts w:eastAsiaTheme="majorEastAsia" w:hint="default"/>
+      </w:rPr>
+    </w:lvl>
+  </w:abstractNum>
+  <w:abstractNum w:abstractNumId="10" w15:restartNumberingAfterBreak="0">
     <w:nsid w:val="427F4F96"/>
     <w:multiLevelType w:val="hybridMultilevel"/>
     <w:tmpl w:val="0454821E"/>
@@ -20560,7 +21395,7 @@
       </w:rPr>
     </w:lvl>
   </w:abstractNum>
-  <w:abstractNum w:abstractNumId="5" w15:restartNumberingAfterBreak="0">
+  <w:abstractNum w:abstractNumId="11" w15:restartNumberingAfterBreak="0">
     <w:nsid w:val="44DD1535"/>
     <w:multiLevelType w:val="multilevel"/>
     <w:tmpl w:val="92B82898"/>
@@ -20673,7 +21508,7 @@
       </w:rPr>
     </w:lvl>
   </w:abstractNum>
-  <w:abstractNum w:abstractNumId="6" w15:restartNumberingAfterBreak="0">
+  <w:abstractNum w:abstractNumId="12" w15:restartNumberingAfterBreak="0">
     <w:nsid w:val="4BE01A88"/>
     <w:multiLevelType w:val="hybridMultilevel"/>
     <w:tmpl w:val="0916E14C"/>
@@ -20786,26 +21621,168 @@
       </w:rPr>
     </w:lvl>
   </w:abstractNum>
+  <w:abstractNum w:abstractNumId="13" w15:restartNumberingAfterBreak="0">
+    <w:nsid w:val="4E001F6F"/>
+    <w:multiLevelType w:val="multilevel"/>
+    <w:tmpl w:val="851CF212"/>
+    <w:lvl w:ilvl="0">
+      <w:start w:val="1"/>
+      <w:numFmt w:val="decimal"/>
+      <w:lvlText w:val="%1"/>
+      <w:lvlJc w:val="left"/>
+      <w:pPr>
+        <w:ind w:left="1069" w:hanging="360"/>
+      </w:pPr>
+      <w:rPr>
+        <w:rFonts w:hint="default"/>
+      </w:rPr>
+    </w:lvl>
+    <w:lvl w:ilvl="1">
+      <w:start w:val="2"/>
+      <w:numFmt w:val="decimal"/>
+      <w:isLgl/>
+      <w:lvlText w:val="%1.%2"/>
+      <w:lvlJc w:val="left"/>
+      <w:pPr>
+        <w:ind w:left="1069" w:hanging="360"/>
+      </w:pPr>
+      <w:rPr>
+        <w:rFonts w:hint="default"/>
+      </w:rPr>
+    </w:lvl>
+    <w:lvl w:ilvl="2">
+      <w:start w:val="1"/>
+      <w:numFmt w:val="decimal"/>
+      <w:isLgl/>
+      <w:lvlText w:val="%1.%2.%3"/>
+      <w:lvlJc w:val="left"/>
+      <w:pPr>
+        <w:ind w:left="1429" w:hanging="720"/>
+      </w:pPr>
+      <w:rPr>
+        <w:rFonts w:hint="default"/>
+      </w:rPr>
+    </w:lvl>
+    <w:lvl w:ilvl="3">
+      <w:start w:val="1"/>
+      <w:numFmt w:val="decimal"/>
+      <w:isLgl/>
+      <w:lvlText w:val="%1.%2.%3.%4"/>
+      <w:lvlJc w:val="left"/>
+      <w:pPr>
+        <w:ind w:left="1789" w:hanging="1080"/>
+      </w:pPr>
+      <w:rPr>
+        <w:rFonts w:hint="default"/>
+      </w:rPr>
+    </w:lvl>
+    <w:lvl w:ilvl="4">
+      <w:start w:val="1"/>
+      <w:numFmt w:val="decimal"/>
+      <w:isLgl/>
+      <w:lvlText w:val="%1.%2.%3.%4.%5"/>
+      <w:lvlJc w:val="left"/>
+      <w:pPr>
+        <w:ind w:left="1789" w:hanging="1080"/>
+      </w:pPr>
+      <w:rPr>
+        <w:rFonts w:hint="default"/>
+      </w:rPr>
+    </w:lvl>
+    <w:lvl w:ilvl="5">
+      <w:start w:val="1"/>
+      <w:numFmt w:val="decimal"/>
+      <w:isLgl/>
+      <w:lvlText w:val="%1.%2.%3.%4.%5.%6"/>
+      <w:lvlJc w:val="left"/>
+      <w:pPr>
+        <w:ind w:left="2149" w:hanging="1440"/>
+      </w:pPr>
+      <w:rPr>
+        <w:rFonts w:hint="default"/>
+      </w:rPr>
+    </w:lvl>
+    <w:lvl w:ilvl="6">
+      <w:start w:val="1"/>
+      <w:numFmt w:val="decimal"/>
+      <w:isLgl/>
+      <w:lvlText w:val="%1.%2.%3.%4.%5.%6.%7"/>
+      <w:lvlJc w:val="left"/>
+      <w:pPr>
+        <w:ind w:left="2149" w:hanging="1440"/>
+      </w:pPr>
+      <w:rPr>
+        <w:rFonts w:hint="default"/>
+      </w:rPr>
+    </w:lvl>
+    <w:lvl w:ilvl="7">
+      <w:start w:val="1"/>
+      <w:numFmt w:val="decimal"/>
+      <w:isLgl/>
+      <w:lvlText w:val="%1.%2.%3.%4.%5.%6.%7.%8"/>
+      <w:lvlJc w:val="left"/>
+      <w:pPr>
+        <w:ind w:left="2509" w:hanging="1800"/>
+      </w:pPr>
+      <w:rPr>
+        <w:rFonts w:hint="default"/>
+      </w:rPr>
+    </w:lvl>
+    <w:lvl w:ilvl="8">
+      <w:start w:val="1"/>
+      <w:numFmt w:val="decimal"/>
+      <w:isLgl/>
+      <w:lvlText w:val="%1.%2.%3.%4.%5.%6.%7.%8.%9"/>
+      <w:lvlJc w:val="left"/>
+      <w:pPr>
+        <w:ind w:left="2869" w:hanging="2160"/>
+      </w:pPr>
+      <w:rPr>
+        <w:rFonts w:hint="default"/>
+      </w:rPr>
+    </w:lvl>
+  </w:abstractNum>
   <w:num w:numId="1">
+    <w:abstractNumId w:val="12"/>
+  </w:num>
+  <w:num w:numId="2">
+    <w:abstractNumId w:val="7"/>
+  </w:num>
+  <w:num w:numId="3">
+    <w:abstractNumId w:val="5"/>
+  </w:num>
+  <w:num w:numId="4">
+    <w:abstractNumId w:val="8"/>
+  </w:num>
+  <w:num w:numId="5">
+    <w:abstractNumId w:val="11"/>
+  </w:num>
+  <w:num w:numId="6">
+    <w:abstractNumId w:val="10"/>
+  </w:num>
+  <w:num w:numId="7">
+    <w:abstractNumId w:val="3"/>
+  </w:num>
+  <w:num w:numId="8">
+    <w:abstractNumId w:val="13"/>
+  </w:num>
+  <w:num w:numId="9">
+    <w:abstractNumId w:val="1"/>
+  </w:num>
+  <w:num w:numId="10">
+    <w:abstractNumId w:val="4"/>
+  </w:num>
+  <w:num w:numId="11">
     <w:abstractNumId w:val="6"/>
   </w:num>
-  <w:num w:numId="2">
+  <w:num w:numId="12">
+    <w:abstractNumId w:val="9"/>
+  </w:num>
+  <w:num w:numId="13">
+    <w:abstractNumId w:val="0"/>
+  </w:num>
+  <w:num w:numId="14">
     <w:abstractNumId w:val="2"/>
-  </w:num>
-  <w:num w:numId="3">
-    <w:abstractNumId w:val="1"/>
-  </w:num>
-  <w:num w:numId="4">
-    <w:abstractNumId w:val="3"/>
-  </w:num>
-  <w:num w:numId="5">
-    <w:abstractNumId w:val="5"/>
-  </w:num>
-  <w:num w:numId="6">
-    <w:abstractNumId w:val="4"/>
-  </w:num>
-  <w:num w:numId="7">
-    <w:abstractNumId w:val="0"/>
   </w:num>
   <w:numIdMacAtCleanup w:val="7"/>
 </w:numbering>
@@ -22180,6 +23157,99 @@
       <w:lang w:val="en-US" w:eastAsia="ru-RU"/>
     </w:rPr>
   </w:style>
+  <w:style w:type="character" w:styleId="aff9">
+    <w:name w:val="annotation reference"/>
+    <w:basedOn w:val="a1"/>
+    <w:uiPriority w:val="99"/>
+    <w:semiHidden/>
+    <w:unhideWhenUsed/>
+    <w:rsid w:val="00550A53"/>
+    <w:rPr>
+      <w:sz w:val="16"/>
+      <w:szCs w:val="16"/>
+    </w:rPr>
+  </w:style>
+  <w:style w:type="paragraph" w:styleId="affa">
+    <w:name w:val="annotation text"/>
+    <w:basedOn w:val="a0"/>
+    <w:link w:val="affb"/>
+    <w:uiPriority w:val="99"/>
+    <w:semiHidden/>
+    <w:unhideWhenUsed/>
+    <w:rsid w:val="00550A53"/>
+  </w:style>
+  <w:style w:type="character" w:customStyle="1" w:styleId="affb">
+    <w:name w:val="Текст примечания Знак"/>
+    <w:basedOn w:val="a1"/>
+    <w:link w:val="affa"/>
+    <w:uiPriority w:val="99"/>
+    <w:semiHidden/>
+    <w:rsid w:val="00550A53"/>
+    <w:rPr>
+      <w:rFonts w:ascii="Times New Roman" w:eastAsia="Times New Roman" w:hAnsi="Times New Roman" w:cs="Times New Roman"/>
+      <w:sz w:val="20"/>
+      <w:szCs w:val="20"/>
+      <w:lang w:val="en-GB" w:eastAsia="ru-RU"/>
+    </w:rPr>
+  </w:style>
+  <w:style w:type="paragraph" w:styleId="affc">
+    <w:name w:val="annotation subject"/>
+    <w:basedOn w:val="affa"/>
+    <w:next w:val="affa"/>
+    <w:link w:val="affd"/>
+    <w:uiPriority w:val="99"/>
+    <w:semiHidden/>
+    <w:unhideWhenUsed/>
+    <w:rsid w:val="00550A53"/>
+    <w:rPr>
+      <w:b/>
+      <w:bCs/>
+    </w:rPr>
+  </w:style>
+  <w:style w:type="character" w:customStyle="1" w:styleId="affd">
+    <w:name w:val="Тема примечания Знак"/>
+    <w:basedOn w:val="affb"/>
+    <w:link w:val="affc"/>
+    <w:uiPriority w:val="99"/>
+    <w:semiHidden/>
+    <w:rsid w:val="00550A53"/>
+    <w:rPr>
+      <w:rFonts w:ascii="Times New Roman" w:eastAsia="Times New Roman" w:hAnsi="Times New Roman" w:cs="Times New Roman"/>
+      <w:b/>
+      <w:bCs/>
+      <w:sz w:val="20"/>
+      <w:szCs w:val="20"/>
+      <w:lang w:val="en-GB" w:eastAsia="ru-RU"/>
+    </w:rPr>
+  </w:style>
+  <w:style w:type="paragraph" w:styleId="affe">
+    <w:name w:val="Balloon Text"/>
+    <w:basedOn w:val="a0"/>
+    <w:link w:val="afff"/>
+    <w:uiPriority w:val="99"/>
+    <w:semiHidden/>
+    <w:unhideWhenUsed/>
+    <w:rsid w:val="00550A53"/>
+    <w:rPr>
+      <w:rFonts w:ascii="Segoe UI" w:hAnsi="Segoe UI" w:cs="Segoe UI"/>
+      <w:sz w:val="18"/>
+      <w:szCs w:val="18"/>
+    </w:rPr>
+  </w:style>
+  <w:style w:type="character" w:customStyle="1" w:styleId="afff">
+    <w:name w:val="Текст выноски Знак"/>
+    <w:basedOn w:val="a1"/>
+    <w:link w:val="affe"/>
+    <w:uiPriority w:val="99"/>
+    <w:semiHidden/>
+    <w:rsid w:val="00550A53"/>
+    <w:rPr>
+      <w:rFonts w:ascii="Segoe UI" w:eastAsia="Times New Roman" w:hAnsi="Segoe UI" w:cs="Segoe UI"/>
+      <w:sz w:val="18"/>
+      <w:szCs w:val="18"/>
+      <w:lang w:val="en-GB" w:eastAsia="ru-RU"/>
+    </w:rPr>
+  </w:style>
 </w:styles>
 </file>
 
@@ -22449,7 +23519,7 @@
 </file>
 
 <file path=customXml/itemProps1.xml><?xml version="1.0" encoding="utf-8"?>
-<ds:datastoreItem xmlns:ds="http://schemas.openxmlformats.org/officeDocument/2006/customXml" ds:itemID="{D4B63852-098B-48D8-85A5-A1B8EC727484}">
+<ds:datastoreItem xmlns:ds="http://schemas.openxmlformats.org/officeDocument/2006/customXml" ds:itemID="{9248CA63-DC93-47B9-B6B9-820FB135ADC8}">
   <ds:schemaRefs>
     <ds:schemaRef ds:uri="http://schemas.openxmlformats.org/officeDocument/2006/bibliography"/>
   </ds:schemaRefs>
